--- a/V04/Pracic_multimedija.docx
+++ b/V04/Pracic_multimedija.docx
@@ -339,7 +339,7 @@
           <w:noProof/>
         </w:rPr>
         <w:drawing>
-          <wp:anchor distT="0" distB="0" distL="0" distR="0" simplePos="0" relativeHeight="3" behindDoc="0" locked="0" layoutInCell="0" allowOverlap="1" wp14:anchorId="155724DA" wp14:editId="4B2D6CD4">
+          <wp:anchor distT="0" distB="0" distL="0" distR="0" simplePos="0" relativeHeight="13" behindDoc="0" locked="0" layoutInCell="0" allowOverlap="1" wp14:anchorId="1B4061B0" wp14:editId="0FF06360">
             <wp:simplePos x="0" y="0"/>
             <wp:positionH relativeFrom="column">
               <wp:align>center</wp:align>
@@ -704,7 +704,7 @@
         </w:rPr>
         <w:lastRenderedPageBreak/>
         <w:drawing>
-          <wp:anchor distT="0" distB="0" distL="0" distR="0" simplePos="0" relativeHeight="4" behindDoc="0" locked="0" layoutInCell="0" allowOverlap="1" wp14:anchorId="28B4D7BF" wp14:editId="3CC58A8F">
+          <wp:anchor distT="0" distB="0" distL="0" distR="0" simplePos="0" relativeHeight="14" behindDoc="0" locked="0" layoutInCell="0" allowOverlap="1" wp14:anchorId="14210377" wp14:editId="518E9870">
             <wp:simplePos x="0" y="0"/>
             <wp:positionH relativeFrom="column">
               <wp:align>center</wp:align>
@@ -976,7 +976,7 @@
           <w:noProof/>
         </w:rPr>
         <w:drawing>
-          <wp:anchor distT="0" distB="0" distL="0" distR="0" simplePos="0" relativeHeight="5" behindDoc="0" locked="0" layoutInCell="0" allowOverlap="1" wp14:anchorId="0161776E" wp14:editId="132F6485">
+          <wp:anchor distT="0" distB="0" distL="0" distR="0" simplePos="0" relativeHeight="15" behindDoc="0" locked="0" layoutInCell="0" allowOverlap="1" wp14:anchorId="667AE0F8" wp14:editId="13157399">
             <wp:simplePos x="0" y="0"/>
             <wp:positionH relativeFrom="column">
               <wp:align>center</wp:align>
@@ -1269,6 +1269,26 @@
       <w:pPr>
         <w:pStyle w:val="Odlomakpopisa"/>
         <w:ind w:left="284" w:hanging="360"/>
+        <w:jc w:val="center"/>
+        <w:rPr>
+          <w:b/>
+          <w:bCs/>
+          <w:lang w:val="hr-HR"/>
+        </w:rPr>
+      </w:pPr>
+      <w:r>
+        <w:rPr>
+          <w:b/>
+          <w:bCs/>
+          <w:lang w:val="hr-HR"/>
+        </w:rPr>
+        <w:t>(RTP MPEG Transport)</w:t>
+      </w:r>
+    </w:p>
+    <w:p>
+      <w:pPr>
+        <w:pStyle w:val="Odlomakpopisa"/>
+        <w:ind w:left="284" w:hanging="360"/>
         <w:jc w:val="both"/>
         <w:rPr>
           <w:lang w:val="hr-HR"/>
@@ -1466,16 +1486,6 @@
           <w:lang w:val="hr-HR"/>
         </w:rPr>
       </w:pPr>
-    </w:p>
-    <w:p>
-      <w:pPr>
-        <w:pStyle w:val="Odlomakpopisa"/>
-        <w:ind w:left="294"/>
-        <w:jc w:val="both"/>
-        <w:rPr>
-          <w:lang w:val="hr-HR"/>
-        </w:rPr>
-      </w:pPr>
       <w:r>
         <w:rPr>
           <w:lang w:val="hr-HR"/>
@@ -2665,7 +2675,7 @@
         </w:rPr>
         <w:lastRenderedPageBreak/>
         <w:drawing>
-          <wp:inline distT="0" distB="0" distL="0" distR="0" wp14:anchorId="1C300694" wp14:editId="79792CF2">
+          <wp:inline distT="0" distB="0" distL="0" distR="0" wp14:anchorId="39005E78" wp14:editId="5E34E9AC">
             <wp:extent cx="4679950" cy="3748405"/>
             <wp:effectExtent l="0" t="0" r="0" b="0"/>
             <wp:docPr id="4" name="Slika 1" descr="Slika na kojoj se prikazuje tekst, snimka zaslona, softver, zaslon&#10;&#10;Opis je automatski generiran"/>
@@ -2740,7 +2750,7 @@
         <w:rPr>
           <w:lang w:val="pt-PT"/>
         </w:rPr>
-        <w:t xml:space="preserve"> – prikaz paketa - podaci</w:t>
+        <w:t xml:space="preserve"> – prikaz paketa (podaci)</w:t>
       </w:r>
     </w:p>
     <w:p>
@@ -2800,13 +2810,13 @@
         <w:rPr>
           <w:lang w:val="hr-HR"/>
         </w:rPr>
-        <w:t xml:space="preserve">Na osnovu </w:t>
-      </w:r>
-      <w:r>
-        <w:rPr>
-          <w:lang w:val="hr-HR"/>
-        </w:rPr>
-        <w:t xml:space="preserve">informacija dobivenih uz pomoć RTP </w:t>
+        <w:t xml:space="preserve">Na </w:t>
+      </w:r>
+      <w:r>
+        <w:rPr>
+          <w:lang w:val="hr-HR"/>
+        </w:rPr>
+        <w:t xml:space="preserve">osnovu informacija dobivenih uz pomoć RTP </w:t>
       </w:r>
       <w:proofErr w:type="spellStart"/>
       <w:r>
@@ -3207,19 +3217,7 @@
         <w:rPr>
           <w:lang w:val="hr-HR"/>
         </w:rPr>
-        <w:t xml:space="preserve"> (Slika </w:t>
-      </w:r>
-      <w:r>
-        <w:rPr>
-          <w:lang w:val="hr-HR"/>
-        </w:rPr>
-        <w:t>5</w:t>
-      </w:r>
-      <w:r>
-        <w:rPr>
-          <w:lang w:val="hr-HR"/>
-        </w:rPr>
-        <w:t>), ukupna količina prenesenih podataka (</w:t>
+        <w:t xml:space="preserve"> (Slika 5), ukupna količina prenesenih podataka (</w:t>
       </w:r>
       <w:proofErr w:type="spellStart"/>
       <w:r>
@@ -3233,31 +3231,7 @@
         <w:rPr>
           <w:lang w:val="hr-HR"/>
         </w:rPr>
-        <w:t>) je 23.692.</w:t>
-      </w:r>
-      <w:r>
-        <w:rPr>
-          <w:lang w:val="hr-HR"/>
-        </w:rPr>
-        <w:t>786</w:t>
-      </w:r>
-      <w:r>
-        <w:rPr>
-          <w:lang w:val="hr-HR"/>
-        </w:rPr>
-        <w:t xml:space="preserve"> bajtova, što je približno 22</w:t>
-      </w:r>
-      <w:r>
-        <w:rPr>
-          <w:lang w:val="hr-HR"/>
-        </w:rPr>
-        <w:t>,</w:t>
-      </w:r>
-      <w:r>
-        <w:rPr>
-          <w:lang w:val="hr-HR"/>
-        </w:rPr>
-        <w:t>6 MB.</w:t>
+        <w:t>) je 23.692.786 bajtova, što je približno 22,6 MB.</w:t>
       </w:r>
     </w:p>
     <w:p>
@@ -3274,23 +3248,27 @@
       <w:pPr>
         <w:pStyle w:val="Odlomakpopisa"/>
         <w:keepNext/>
-        <w:ind w:left="-76"/>
+        <w:spacing w:before="120" w:after="120"/>
+        <w:ind w:left="-74"/>
+        <w:contextualSpacing w:val="0"/>
         <w:jc w:val="center"/>
         <w:rPr>
+          <w:rFonts w:cs="Noto Sans Devanagari"/>
+          <w:i/>
+          <w:iCs/>
+          <w:szCs w:val="24"/>
+          <w:lang w:val="hr-HR"/>
+        </w:rPr>
+      </w:pPr>
+      <w:r>
+        <w:rPr>
           <w:noProof/>
-          <w:lang w:val="pt-PT"/>
-        </w:rPr>
-      </w:pPr>
-      <w:r>
-        <w:rPr>
-          <w:noProof/>
-          <w:lang w:val="pt-PT"/>
         </w:rPr>
         <w:lastRenderedPageBreak/>
         <w:drawing>
-          <wp:inline distT="0" distB="0" distL="0" distR="0" wp14:anchorId="38BE4BEB" wp14:editId="2377B58F">
+          <wp:inline distT="0" distB="0" distL="0" distR="0" wp14:anchorId="2EF561A6" wp14:editId="16AFE1F1">
             <wp:extent cx="6168390" cy="2652395"/>
-            <wp:effectExtent l="0" t="0" r="3810" b="0"/>
+            <wp:effectExtent l="0" t="0" r="0" b="0"/>
             <wp:docPr id="5" name="Image3"/>
             <wp:cNvGraphicFramePr>
               <a:graphicFrameLocks xmlns:a="http://schemas.openxmlformats.org/drawingml/2006/main" noChangeAspect="1"/>
@@ -3305,13 +3283,7 @@
                     </pic:cNvPicPr>
                   </pic:nvPicPr>
                   <pic:blipFill>
-                    <a:blip r:embed="rId10">
-                      <a:extLst>
-                        <a:ext uri="{28A0092B-C50C-407E-A947-70E740481C1C}">
-                          <a14:useLocalDpi xmlns:a14="http://schemas.microsoft.com/office/drawing/2010/main" val="0"/>
-                        </a:ext>
-                      </a:extLst>
-                    </a:blip>
+                    <a:blip r:embed="rId10"/>
                     <a:stretch>
                       <a:fillRect/>
                     </a:stretch>
@@ -3333,50 +3305,72 @@
       </w:r>
       <w:r>
         <w:rPr>
+          <w:rFonts w:cs="Noto Sans Devanagari"/>
+          <w:i/>
+          <w:iCs/>
+          <w:szCs w:val="24"/>
+          <w:lang w:val="hr-HR"/>
+        </w:rPr>
+        <w:t xml:space="preserve">Slika </w:t>
+      </w:r>
+      <w:r>
+        <w:rPr>
+          <w:rFonts w:cs="Noto Sans Devanagari"/>
+          <w:i/>
+          <w:iCs/>
+          <w:szCs w:val="24"/>
+          <w:lang w:val="pt-PT"/>
+        </w:rPr>
+        <w:fldChar w:fldCharType="begin"/>
+      </w:r>
+      <w:r>
+        <w:rPr>
+          <w:rFonts w:cs="Noto Sans Devanagari"/>
+          <w:i/>
+          <w:iCs/>
+          <w:szCs w:val="24"/>
+          <w:lang w:val="hr-HR"/>
+        </w:rPr>
+        <w:instrText xml:space="preserve"> SEQ Slika \* ARABIC </w:instrText>
+      </w:r>
+      <w:r>
+        <w:rPr>
+          <w:rFonts w:cs="Noto Sans Devanagari"/>
+          <w:i/>
+          <w:iCs/>
+          <w:szCs w:val="24"/>
+          <w:lang w:val="pt-PT"/>
+        </w:rPr>
+        <w:fldChar w:fldCharType="separate"/>
+      </w:r>
+      <w:r>
+        <w:rPr>
+          <w:rFonts w:cs="Noto Sans Devanagari"/>
+          <w:i/>
+          <w:iCs/>
           <w:noProof/>
+          <w:szCs w:val="24"/>
+          <w:lang w:val="hr-HR"/>
+        </w:rPr>
+        <w:t>5</w:t>
+      </w:r>
+      <w:r>
+        <w:rPr>
+          <w:rFonts w:cs="Noto Sans Devanagari"/>
+          <w:i/>
+          <w:iCs/>
+          <w:szCs w:val="24"/>
           <w:lang w:val="pt-PT"/>
         </w:rPr>
-        <w:t xml:space="preserve">Slika </w:t>
-      </w:r>
-      <w:r>
-        <w:rPr>
-          <w:noProof/>
-          <w:lang w:val="pt-PT"/>
-        </w:rPr>
-        <w:fldChar w:fldCharType="begin"/>
-      </w:r>
-      <w:r>
-        <w:rPr>
-          <w:noProof/>
-          <w:lang w:val="pt-PT"/>
-        </w:rPr>
-        <w:instrText xml:space="preserve"> SEQ Slika \* ARABIC </w:instrText>
-      </w:r>
-      <w:r>
-        <w:rPr>
-          <w:noProof/>
-          <w:lang w:val="pt-PT"/>
-        </w:rPr>
-        <w:fldChar w:fldCharType="separate"/>
-      </w:r>
-      <w:r>
-        <w:rPr>
-          <w:noProof/>
-          <w:lang w:val="pt-PT"/>
-        </w:rPr>
-        <w:t>5</w:t>
-      </w:r>
-      <w:r>
-        <w:rPr>
-          <w:noProof/>
-          <w:lang w:val="pt-PT"/>
-        </w:rPr>
         <w:fldChar w:fldCharType="end"/>
       </w:r>
       <w:r>
         <w:rPr>
-          <w:noProof/>
-          <w:lang w:val="pt-PT"/>
+          <w:rFonts w:cs="Noto Sans Devanagari"/>
+          <w:i/>
+          <w:iCs/>
+          <w:szCs w:val="24"/>
+          <w:lang w:val="hr-HR"/>
         </w:rPr>
         <w:t xml:space="preserve"> - hijerarhija podataka</w:t>
       </w:r>
@@ -3434,13 +3428,7 @@
         <w:rPr>
           <w:lang w:val="hr-HR"/>
         </w:rPr>
-        <w:t xml:space="preserve">Ukupni broj bajtova: </w:t>
-      </w:r>
-      <w:r>
-        <w:rPr>
-          <w:lang w:val="hr-HR"/>
-        </w:rPr>
-        <w:t>23.692.786</w:t>
+        <w:t>Ukupni broj bajtova: 23.692.786</w:t>
       </w:r>
     </w:p>
     <w:p>
@@ -3494,55 +3482,7 @@
         <w:rPr>
           <w:lang w:val="hr-HR"/>
         </w:rPr>
-        <w:t xml:space="preserve"> = Ukupni bajtovi - RTP bajtovi = 23.692.</w:t>
-      </w:r>
-      <w:r>
-        <w:rPr>
-          <w:lang w:val="hr-HR"/>
-        </w:rPr>
-        <w:t>78</w:t>
-      </w:r>
-      <w:r>
-        <w:rPr>
-          <w:lang w:val="hr-HR"/>
-        </w:rPr>
-        <w:t>6</w:t>
-      </w:r>
-      <w:r>
-        <w:rPr>
-          <w:lang w:val="hr-HR"/>
-        </w:rPr>
-        <w:t xml:space="preserve"> – 22.955.808 = </w:t>
-      </w:r>
-      <w:r>
-        <w:rPr>
-          <w:lang w:val="hr-HR"/>
-        </w:rPr>
-        <w:t>736</w:t>
-      </w:r>
-      <w:r>
-        <w:rPr>
-          <w:lang w:val="hr-HR"/>
-        </w:rPr>
-        <w:t>.</w:t>
-      </w:r>
-      <w:r>
-        <w:rPr>
-          <w:lang w:val="hr-HR"/>
-        </w:rPr>
-        <w:t>978</w:t>
-      </w:r>
-      <w:r>
-        <w:rPr>
-          <w:lang w:val="hr-HR"/>
-        </w:rPr>
-        <w:t xml:space="preserve"> </w:t>
-      </w:r>
-      <w:r>
-        <w:rPr>
-          <w:lang w:val="hr-HR"/>
-        </w:rPr>
-        <w:t xml:space="preserve">bajtova </w:t>
+        <w:t xml:space="preserve"> = Ukupni bajtovi - RTP bajtovi = 23.692.786 – 22.955.808 = 736.978 bajtova </w:t>
       </w:r>
     </w:p>
     <w:p>
@@ -3572,43 +3512,7 @@
         <w:rPr>
           <w:lang w:val="hr-HR"/>
         </w:rPr>
-        <w:t>: (736.</w:t>
-      </w:r>
-      <w:r>
-        <w:rPr>
-          <w:lang w:val="hr-HR"/>
-        </w:rPr>
-        <w:t>97</w:t>
-      </w:r>
-      <w:r>
-        <w:rPr>
-          <w:lang w:val="hr-HR"/>
-        </w:rPr>
-        <w:t>8</w:t>
-      </w:r>
-      <w:r>
-        <w:rPr>
-          <w:lang w:val="hr-HR"/>
-        </w:rPr>
-        <w:t xml:space="preserve"> / 23.692.</w:t>
-      </w:r>
-      <w:r>
-        <w:rPr>
-          <w:lang w:val="hr-HR"/>
-        </w:rPr>
-        <w:t xml:space="preserve"> </w:t>
-      </w:r>
-      <w:r>
-        <w:rPr>
-          <w:lang w:val="hr-HR"/>
-        </w:rPr>
-        <w:t>786</w:t>
-      </w:r>
-      <w:r>
-        <w:rPr>
-          <w:lang w:val="hr-HR"/>
-        </w:rPr>
-        <w:t xml:space="preserve">) * 100 ≈ 3.11% </w:t>
+        <w:t xml:space="preserve">: (736.978 / 23.692. 786) * 100 ≈ 3.11% </w:t>
       </w:r>
     </w:p>
     <w:p>
@@ -3752,13 +3656,12 @@
       <w:r>
         <w:rPr>
           <w:noProof/>
-          <w:lang w:val="pt-PT"/>
         </w:rPr>
         <w:drawing>
-          <wp:inline distT="0" distB="0" distL="0" distR="0" wp14:anchorId="614B7C95" wp14:editId="7C605E0E">
+          <wp:inline distT="0" distB="0" distL="0" distR="0" wp14:anchorId="747B9CB6" wp14:editId="4537DADE">
             <wp:extent cx="6120130" cy="989330"/>
-            <wp:effectExtent l="0" t="0" r="0" b="1270"/>
-            <wp:docPr id="1202625818" name="Slika 1" descr="Slika na kojoj se prikazuje snimka zaslona, Multimedijski softver, softver, tekst&#10;&#10;Opis je automatski generiran"/>
+            <wp:effectExtent l="0" t="0" r="0" b="0"/>
+            <wp:docPr id="6" name="Image6" descr="Slika na kojoj se prikazuje snimka zaslona, Multimedijski softver, softver, tekst&#10;&#10;Opis je automatski generiran"/>
             <wp:cNvGraphicFramePr>
               <a:graphicFrameLocks xmlns:a="http://schemas.openxmlformats.org/drawingml/2006/main" noChangeAspect="1"/>
             </wp:cNvGraphicFramePr>
@@ -3766,22 +3669,18 @@
               <a:graphicData uri="http://schemas.openxmlformats.org/drawingml/2006/picture">
                 <pic:pic xmlns:pic="http://schemas.openxmlformats.org/drawingml/2006/picture">
                   <pic:nvPicPr>
-                    <pic:cNvPr id="1202625818" name="Slika 1" descr="Slika na kojoj se prikazuje snimka zaslona, Multimedijski softver, softver, tekst&#10;&#10;Opis je automatski generiran"/>
-                    <pic:cNvPicPr/>
+                    <pic:cNvPr id="6" name="Image6" descr="Slika na kojoj se prikazuje snimka zaslona, Multimedijski softver, softver, tekst&#10;&#10;Opis je automatski generiran"/>
+                    <pic:cNvPicPr>
+                      <a:picLocks noChangeAspect="1" noChangeArrowheads="1"/>
+                    </pic:cNvPicPr>
                   </pic:nvPicPr>
                   <pic:blipFill>
-                    <a:blip r:embed="rId11" cstate="print">
-                      <a:extLst>
-                        <a:ext uri="{28A0092B-C50C-407E-A947-70E740481C1C}">
-                          <a14:useLocalDpi xmlns:a14="http://schemas.microsoft.com/office/drawing/2010/main" val="0"/>
-                        </a:ext>
-                      </a:extLst>
-                    </a:blip>
+                    <a:blip r:embed="rId11"/>
                     <a:stretch>
                       <a:fillRect/>
                     </a:stretch>
                   </pic:blipFill>
-                  <pic:spPr>
+                  <pic:spPr bwMode="auto">
                     <a:xfrm>
                       <a:off x="0" y="0"/>
                       <a:ext cx="6120130" cy="989330"/>
@@ -3838,13 +3737,7 @@
         <w:rPr>
           <w:lang w:val="pt-PT"/>
         </w:rPr>
-        <w:t xml:space="preserve"> - prikaz </w:t>
-      </w:r>
-      <w:r>
-        <w:rPr>
-          <w:lang w:val="pt-PT"/>
-        </w:rPr>
-        <w:t>strujanja</w:t>
+        <w:t xml:space="preserve"> - prikaz strujanja</w:t>
       </w:r>
     </w:p>
     <w:p>
@@ -3873,7 +3766,23 @@
           <w:color w:val="000000"/>
           <w:lang w:val="hr-HR"/>
         </w:rPr>
-        <w:t xml:space="preserve">Na Slici 6 je vidljivo kako postoji samo jedan strem i iz toga se da zaključiti kako se audio i video prenose u istom </w:t>
+        <w:t xml:space="preserve">Na Slici 6 je vidljivo kako postoji samo jedan </w:t>
+      </w:r>
+      <w:proofErr w:type="spellStart"/>
+      <w:r>
+        <w:rPr>
+          <w:color w:val="000000"/>
+          <w:lang w:val="hr-HR"/>
+        </w:rPr>
+        <w:t>stream</w:t>
+      </w:r>
+      <w:proofErr w:type="spellEnd"/>
+      <w:r>
+        <w:rPr>
+          <w:color w:val="000000"/>
+          <w:lang w:val="hr-HR"/>
+        </w:rPr>
+        <w:t xml:space="preserve"> i iz toga se da zaključiti kako se audio i video prenose u istom </w:t>
       </w:r>
       <w:proofErr w:type="spellStart"/>
       <w:r>
@@ -3891,17 +3800,6 @@
         </w:rPr>
         <w:t>.</w:t>
       </w:r>
-    </w:p>
-    <w:p>
-      <w:pPr>
-        <w:pStyle w:val="Odlomakpopisa"/>
-        <w:ind w:left="-76"/>
-        <w:jc w:val="both"/>
-        <w:rPr>
-          <w:color w:val="FF0000"/>
-          <w:lang w:val="hr-HR"/>
-        </w:rPr>
-      </w:pPr>
     </w:p>
     <w:p>
       <w:pPr>
@@ -3962,21 +3860,7 @@
           <w:color w:val="000000"/>
           <w:lang w:val="hr-HR"/>
         </w:rPr>
-        <w:t>Analizirajući podatke</w:t>
-      </w:r>
-      <w:r>
-        <w:rPr>
-          <w:color w:val="000000"/>
-          <w:lang w:val="hr-HR"/>
-        </w:rPr>
-        <w:t xml:space="preserve"> prikazane na Slici 7</w:t>
-      </w:r>
-      <w:r>
-        <w:rPr>
-          <w:color w:val="000000"/>
-          <w:lang w:val="hr-HR"/>
-        </w:rPr>
-        <w:t>, mogu se izračunati postoci broja bajtova i broja paketa koji idu od poslužitelja prema klijentu (A → B) i od klijenta prema poslužitelju (B → A).</w:t>
+        <w:t>Analizirajući podatke prikazane na Slici 7, mogu se izračunati postoci broja bajtova i broja paketa koji idu od poslužitelja prema klijentu (A → B) i od klijenta prema poslužitelju (B → A).</w:t>
       </w:r>
     </w:p>
     <w:p>
@@ -3994,50 +3878,18 @@
           <w:color w:val="000000"/>
           <w:lang w:val="hr-HR"/>
         </w:rPr>
-        <w:t>Ukupni broj paketa u smjeru A → B je 17</w:t>
-      </w:r>
-      <w:r>
-        <w:rPr>
-          <w:color w:val="000000"/>
-          <w:lang w:val="hr-HR"/>
-        </w:rPr>
-        <w:t>.</w:t>
-      </w:r>
-      <w:r>
-        <w:rPr>
-          <w:color w:val="000000"/>
-          <w:lang w:val="hr-HR"/>
-        </w:rPr>
-        <w:t>324, dok je u smjeru B → A samo 7 paketa. Ukupan broj bajtova u smjeru A → B iznosi 23</w:t>
-      </w:r>
-      <w:r>
-        <w:rPr>
-          <w:color w:val="000000"/>
-          <w:lang w:val="hr-HR"/>
-        </w:rPr>
-        <w:t>.</w:t>
-      </w:r>
-      <w:r>
-        <w:rPr>
-          <w:color w:val="000000"/>
-          <w:lang w:val="hr-HR"/>
-        </w:rPr>
-        <w:t>683</w:t>
-      </w:r>
-      <w:r>
-        <w:rPr>
-          <w:color w:val="000000"/>
-          <w:lang w:val="hr-HR"/>
-        </w:rPr>
-        <w:t>.</w:t>
-      </w:r>
-      <w:r>
-        <w:rPr>
-          <w:color w:val="000000"/>
-          <w:lang w:val="hr-HR"/>
-        </w:rPr>
-        <w:t>994, dok je u smjeru B → A samo 822 bajtova.</w:t>
-      </w:r>
+        <w:t>Ukupni broj paketa u smjeru A → B je 17.324, dok je u smjeru B → A samo 7 paketa. Ukupan broj bajtova u smjeru A → B iznosi 23.683.994, dok je u smjeru B → A samo 822 bajtova.</w:t>
+      </w:r>
+    </w:p>
+    <w:p>
+      <w:pPr>
+        <w:pStyle w:val="Odlomakpopisa"/>
+        <w:ind w:left="284" w:hanging="360"/>
+        <w:jc w:val="both"/>
+        <w:rPr>
+          <w:lang w:val="hr-HR"/>
+        </w:rPr>
+      </w:pPr>
     </w:p>
     <w:p>
       <w:pPr>
@@ -4092,43 +3944,7 @@
         <w:rPr>
           <w:lang w:val="hr-HR"/>
         </w:rPr>
-        <w:t xml:space="preserve">  (17</w:t>
-      </w:r>
-      <w:r>
-        <w:rPr>
-          <w:lang w:val="hr-HR"/>
-        </w:rPr>
-        <w:t>.</w:t>
-      </w:r>
-      <w:r>
-        <w:rPr>
-          <w:lang w:val="hr-HR"/>
-        </w:rPr>
-        <w:t>324 / (17</w:t>
-      </w:r>
-      <w:r>
-        <w:rPr>
-          <w:lang w:val="hr-HR"/>
-        </w:rPr>
-        <w:t>.</w:t>
-      </w:r>
-      <w:r>
-        <w:rPr>
-          <w:lang w:val="hr-HR"/>
-        </w:rPr>
-        <w:t>324 + 7)) × 100 ≈ 99</w:t>
-      </w:r>
-      <w:r>
-        <w:rPr>
-          <w:lang w:val="hr-HR"/>
-        </w:rPr>
-        <w:t>,</w:t>
-      </w:r>
-      <w:r>
-        <w:rPr>
-          <w:lang w:val="hr-HR"/>
-        </w:rPr>
-        <w:t>96%</w:t>
+        <w:t xml:space="preserve">  (17.324 / (17.324 + 7)) × 100 ≈ 99,96%</w:t>
       </w:r>
     </w:p>
     <w:p>
@@ -4184,31 +4000,7 @@
         <w:rPr>
           <w:lang w:val="hr-HR"/>
         </w:rPr>
-        <w:t xml:space="preserve">  (7 / 17</w:t>
-      </w:r>
-      <w:r>
-        <w:rPr>
-          <w:lang w:val="hr-HR"/>
-        </w:rPr>
-        <w:t>.</w:t>
-      </w:r>
-      <w:r>
-        <w:rPr>
-          <w:lang w:val="hr-HR"/>
-        </w:rPr>
-        <w:t>331) × 100 ≈ 0</w:t>
-      </w:r>
-      <w:r>
-        <w:rPr>
-          <w:lang w:val="hr-HR"/>
-        </w:rPr>
-        <w:t>,</w:t>
-      </w:r>
-      <w:r>
-        <w:rPr>
-          <w:lang w:val="hr-HR"/>
-        </w:rPr>
-        <w:t>04%</w:t>
+        <w:t xml:space="preserve">  (7 / 17.331) × 100 ≈ 0,04%</w:t>
       </w:r>
     </w:p>
     <w:p>
@@ -4264,67 +4056,13 @@
         <w:rPr>
           <w:lang w:val="hr-HR"/>
         </w:rPr>
-        <w:t xml:space="preserve">  (23</w:t>
-      </w:r>
-      <w:r>
-        <w:rPr>
-          <w:lang w:val="hr-HR"/>
-        </w:rPr>
-        <w:t>.</w:t>
-      </w:r>
-      <w:r>
-        <w:rPr>
-          <w:lang w:val="hr-HR"/>
-        </w:rPr>
-        <w:t>683</w:t>
-      </w:r>
-      <w:r>
-        <w:rPr>
-          <w:lang w:val="hr-HR"/>
-        </w:rPr>
-        <w:t>.</w:t>
-      </w:r>
-      <w:r>
-        <w:rPr>
-          <w:lang w:val="hr-HR"/>
-        </w:rPr>
-        <w:t>994 / (23</w:t>
-      </w:r>
-      <w:r>
-        <w:rPr>
-          <w:lang w:val="hr-HR"/>
-        </w:rPr>
-        <w:t>.</w:t>
-      </w:r>
-      <w:r>
-        <w:rPr>
-          <w:lang w:val="hr-HR"/>
-        </w:rPr>
-        <w:t>683</w:t>
-      </w:r>
-      <w:r>
-        <w:rPr>
-          <w:lang w:val="hr-HR"/>
-        </w:rPr>
-        <w:t>.</w:t>
-      </w:r>
-      <w:r>
-        <w:rPr>
-          <w:lang w:val="hr-HR"/>
-        </w:rPr>
-        <w:t>994 + 822)) × 100 ≈ 99</w:t>
-      </w:r>
-      <w:r>
-        <w:rPr>
-          <w:lang w:val="hr-HR"/>
-        </w:rPr>
-        <w:t>,</w:t>
-      </w:r>
-      <w:r>
-        <w:rPr>
-          <w:lang w:val="hr-HR"/>
-        </w:rPr>
-        <w:t>997%</w:t>
+        <w:t xml:space="preserve">  (23.683.994 / (23.683.994 + 822)) × 100 ≈ </w:t>
+      </w:r>
+      <w:r>
+        <w:rPr>
+          <w:lang w:val="hr-HR"/>
+        </w:rPr>
+        <w:t>99,997%</w:t>
       </w:r>
     </w:p>
     <w:p>
@@ -4380,43 +4118,7 @@
         <w:rPr>
           <w:lang w:val="hr-HR"/>
         </w:rPr>
-        <w:t xml:space="preserve">  (822 / 23</w:t>
-      </w:r>
-      <w:r>
-        <w:rPr>
-          <w:lang w:val="hr-HR"/>
-        </w:rPr>
-        <w:t>.</w:t>
-      </w:r>
-      <w:r>
-        <w:rPr>
-          <w:lang w:val="hr-HR"/>
-        </w:rPr>
-        <w:t>684</w:t>
-      </w:r>
-      <w:r>
-        <w:rPr>
-          <w:lang w:val="hr-HR"/>
-        </w:rPr>
-        <w:t>.</w:t>
-      </w:r>
-      <w:r>
-        <w:rPr>
-          <w:lang w:val="hr-HR"/>
-        </w:rPr>
-        <w:t>816) × 100 ≈ 0</w:t>
-      </w:r>
-      <w:r>
-        <w:rPr>
-          <w:lang w:val="hr-HR"/>
-        </w:rPr>
-        <w:t>,</w:t>
-      </w:r>
-      <w:r>
-        <w:rPr>
-          <w:lang w:val="hr-HR"/>
-        </w:rPr>
-        <w:t>003%</w:t>
+        <w:t xml:space="preserve">  (822 / 23.684.816) × 100 ≈ 0,003%</w:t>
       </w:r>
     </w:p>
     <w:p>
@@ -4444,161 +4146,7 @@
           <w:color w:val="000000"/>
           <w:lang w:val="hr-HR"/>
         </w:rPr>
-        <w:t>Većina podataka ide od poslužitelj</w:t>
-      </w:r>
-      <w:r>
-        <w:rPr>
-          <w:color w:val="000000"/>
-          <w:lang w:val="hr-HR"/>
-        </w:rPr>
-        <w:t xml:space="preserve">a </w:t>
-      </w:r>
-      <w:r>
-        <w:rPr>
-          <w:color w:val="000000"/>
-          <w:lang w:val="hr-HR"/>
-        </w:rPr>
-        <w:t>prema</w:t>
-      </w:r>
-      <w:r>
-        <w:rPr>
-          <w:color w:val="000000"/>
-          <w:lang w:val="hr-HR"/>
-        </w:rPr>
-        <w:t xml:space="preserve"> </w:t>
-      </w:r>
-      <w:r>
-        <w:rPr>
-          <w:color w:val="000000"/>
-          <w:lang w:val="hr-HR"/>
-        </w:rPr>
-        <w:t>klijent</w:t>
-      </w:r>
-      <w:r>
-        <w:rPr>
-          <w:color w:val="000000"/>
-          <w:lang w:val="hr-HR"/>
-        </w:rPr>
-        <w:t>u</w:t>
-      </w:r>
-      <w:r>
-        <w:rPr>
-          <w:color w:val="000000"/>
-          <w:lang w:val="hr-HR"/>
-        </w:rPr>
-        <w:t>, pri čemu 99</w:t>
-      </w:r>
-      <w:r>
-        <w:rPr>
-          <w:color w:val="000000"/>
-          <w:lang w:val="hr-HR"/>
-        </w:rPr>
-        <w:t>,</w:t>
-      </w:r>
-      <w:r>
-        <w:rPr>
-          <w:color w:val="000000"/>
-          <w:lang w:val="hr-HR"/>
-        </w:rPr>
-        <w:t>96% paketa i 99</w:t>
-      </w:r>
-      <w:r>
-        <w:rPr>
-          <w:color w:val="000000"/>
-          <w:lang w:val="hr-HR"/>
-        </w:rPr>
-        <w:t>,</w:t>
-      </w:r>
-      <w:r>
-        <w:rPr>
-          <w:color w:val="000000"/>
-          <w:lang w:val="hr-HR"/>
-        </w:rPr>
-        <w:t>97% bajtova putuje tim smjerom. Suprotno tome, od klijent</w:t>
-      </w:r>
-      <w:r>
-        <w:rPr>
-          <w:color w:val="000000"/>
-          <w:lang w:val="hr-HR"/>
-        </w:rPr>
-        <w:t>a</w:t>
-      </w:r>
-      <w:r>
-        <w:rPr>
-          <w:color w:val="000000"/>
-          <w:lang w:val="hr-HR"/>
-        </w:rPr>
-        <w:t xml:space="preserve"> prema poslužitelj</w:t>
-      </w:r>
-      <w:r>
-        <w:rPr>
-          <w:color w:val="000000"/>
-          <w:lang w:val="hr-HR"/>
-        </w:rPr>
-        <w:t>u</w:t>
-      </w:r>
-      <w:r>
-        <w:rPr>
-          <w:color w:val="000000"/>
-          <w:lang w:val="hr-HR"/>
-        </w:rPr>
-        <w:t xml:space="preserve"> ide samo 0</w:t>
-      </w:r>
-      <w:r>
-        <w:rPr>
-          <w:color w:val="000000"/>
-          <w:lang w:val="hr-HR"/>
-        </w:rPr>
-        <w:t>,</w:t>
-      </w:r>
-      <w:r>
-        <w:rPr>
-          <w:color w:val="000000"/>
-          <w:lang w:val="hr-HR"/>
-        </w:rPr>
-        <w:t>04% paketa i 0</w:t>
-      </w:r>
-      <w:r>
-        <w:rPr>
-          <w:color w:val="000000"/>
-          <w:lang w:val="hr-HR"/>
-        </w:rPr>
-        <w:t>,</w:t>
-      </w:r>
-      <w:r>
-        <w:rPr>
-          <w:color w:val="000000"/>
-          <w:lang w:val="hr-HR"/>
-        </w:rPr>
-        <w:t>003% bajtova. Ovi podaci pokazuju da je komunikacija dominantno usmjerena od poslužitelj</w:t>
-      </w:r>
-      <w:r>
-        <w:rPr>
-          <w:color w:val="000000"/>
-          <w:lang w:val="hr-HR"/>
-        </w:rPr>
-        <w:t>a</w:t>
-      </w:r>
-      <w:r>
-        <w:rPr>
-          <w:color w:val="000000"/>
-          <w:lang w:val="hr-HR"/>
-        </w:rPr>
-        <w:t xml:space="preserve"> prema klijent</w:t>
-      </w:r>
-      <w:r>
-        <w:rPr>
-          <w:color w:val="000000"/>
-          <w:lang w:val="hr-HR"/>
-        </w:rPr>
-        <w:t>u</w:t>
-      </w:r>
-      <w:r>
-        <w:rPr>
-          <w:color w:val="000000"/>
-          <w:lang w:val="hr-HR"/>
-        </w:rPr>
-        <w:t>.</w:t>
+        <w:t>Većina podataka ide od poslužitelja prema klijentu, pri čemu 99,96% paketa i 99,97% bajtova putuje tim smjerom. Suprotno tome, od klijenta prema poslužitelju ide samo 0,04% paketa i 0,003% bajtova. Ovi podaci pokazuju da je komunikacija dominantno usmjerena od poslužitelja prema klijentu.</w:t>
       </w:r>
     </w:p>
     <w:p>
@@ -4622,15 +4170,12 @@
       <w:r>
         <w:rPr>
           <w:noProof/>
-          <w:color w:val="FF0000"/>
-          <w:lang w:val="hr-HR"/>
-        </w:rPr>
-        <w:lastRenderedPageBreak/>
+        </w:rPr>
         <w:drawing>
-          <wp:inline distT="0" distB="0" distL="0" distR="0" wp14:anchorId="208C5FCC" wp14:editId="13628746">
+          <wp:inline distT="0" distB="0" distL="0" distR="0" wp14:anchorId="0AD44E18" wp14:editId="0DC4A139">
             <wp:extent cx="6120130" cy="2051050"/>
-            <wp:effectExtent l="0" t="0" r="0" b="6350"/>
-            <wp:docPr id="416642755" name="Slika 2"/>
+            <wp:effectExtent l="0" t="0" r="0" b="0"/>
+            <wp:docPr id="7" name="Slika 2"/>
             <wp:cNvGraphicFramePr>
               <a:graphicFrameLocks xmlns:a="http://schemas.openxmlformats.org/drawingml/2006/main" noChangeAspect="1"/>
             </wp:cNvGraphicFramePr>
@@ -4638,22 +4183,18 @@
               <a:graphicData uri="http://schemas.openxmlformats.org/drawingml/2006/picture">
                 <pic:pic xmlns:pic="http://schemas.openxmlformats.org/drawingml/2006/picture">
                   <pic:nvPicPr>
-                    <pic:cNvPr id="416642755" name="Slika 416642755"/>
-                    <pic:cNvPicPr/>
+                    <pic:cNvPr id="7" name="Slika 2"/>
+                    <pic:cNvPicPr>
+                      <a:picLocks noChangeAspect="1" noChangeArrowheads="1"/>
+                    </pic:cNvPicPr>
                   </pic:nvPicPr>
                   <pic:blipFill>
-                    <a:blip r:embed="rId12">
-                      <a:extLst>
-                        <a:ext uri="{28A0092B-C50C-407E-A947-70E740481C1C}">
-                          <a14:useLocalDpi xmlns:a14="http://schemas.microsoft.com/office/drawing/2010/main" val="0"/>
-                        </a:ext>
-                      </a:extLst>
-                    </a:blip>
+                    <a:blip r:embed="rId12"/>
                     <a:stretch>
                       <a:fillRect/>
                     </a:stretch>
                   </pic:blipFill>
-                  <pic:spPr>
+                  <pic:spPr bwMode="auto">
                     <a:xfrm>
                       <a:off x="0" y="0"/>
                       <a:ext cx="6120130" cy="2051050"/>
@@ -4735,17 +4276,6 @@
     <w:p>
       <w:pPr>
         <w:pStyle w:val="Odlomakpopisa"/>
-        <w:ind w:left="284" w:hanging="360"/>
-        <w:jc w:val="both"/>
-        <w:rPr>
-          <w:color w:val="FF0000"/>
-          <w:lang w:val="hr-HR"/>
-        </w:rPr>
-      </w:pPr>
-    </w:p>
-    <w:p>
-      <w:pPr>
-        <w:pStyle w:val="Odlomakpopisa"/>
         <w:numPr>
           <w:ilvl w:val="0"/>
           <w:numId w:val="2"/>
@@ -4827,13 +4357,406 @@
     <w:p>
       <w:pPr>
         <w:pStyle w:val="Odlomakpopisa"/>
+        <w:keepNext/>
         <w:ind w:left="-76"/>
-        <w:jc w:val="both"/>
-        <w:rPr>
-          <w:color w:val="FF0000"/>
-          <w:lang w:val="hr-HR"/>
-        </w:rPr>
-      </w:pPr>
+        <w:jc w:val="center"/>
+      </w:pPr>
+      <w:r>
+        <w:rPr>
+          <w:noProof/>
+        </w:rPr>
+        <w:drawing>
+          <wp:inline distT="0" distB="0" distL="0" distR="0" wp14:anchorId="4B69CB84" wp14:editId="34B16F8E">
+            <wp:extent cx="6168390" cy="1509395"/>
+            <wp:effectExtent l="0" t="0" r="0" b="0"/>
+            <wp:docPr id="8" name="Image5"/>
+            <wp:cNvGraphicFramePr>
+              <a:graphicFrameLocks xmlns:a="http://schemas.openxmlformats.org/drawingml/2006/main" noChangeAspect="1"/>
+            </wp:cNvGraphicFramePr>
+            <a:graphic xmlns:a="http://schemas.openxmlformats.org/drawingml/2006/main">
+              <a:graphicData uri="http://schemas.openxmlformats.org/drawingml/2006/picture">
+                <pic:pic xmlns:pic="http://schemas.openxmlformats.org/drawingml/2006/picture">
+                  <pic:nvPicPr>
+                    <pic:cNvPr id="8" name="Image5"/>
+                    <pic:cNvPicPr>
+                      <a:picLocks noChangeAspect="1" noChangeArrowheads="1"/>
+                    </pic:cNvPicPr>
+                  </pic:nvPicPr>
+                  <pic:blipFill>
+                    <a:blip r:embed="rId13"/>
+                    <a:stretch>
+                      <a:fillRect/>
+                    </a:stretch>
+                  </pic:blipFill>
+                  <pic:spPr bwMode="auto">
+                    <a:xfrm>
+                      <a:off x="0" y="0"/>
+                      <a:ext cx="6168390" cy="1509395"/>
+                    </a:xfrm>
+                    <a:prstGeom prst="rect">
+                      <a:avLst/>
+                    </a:prstGeom>
+                  </pic:spPr>
+                </pic:pic>
+              </a:graphicData>
+            </a:graphic>
+          </wp:inline>
+        </w:drawing>
+      </w:r>
+    </w:p>
+    <w:p>
+      <w:pPr>
+        <w:pStyle w:val="Opisslike"/>
+        <w:jc w:val="center"/>
+        <w:rPr>
+          <w:color w:val="FF0000"/>
+          <w:lang w:val="hr-HR"/>
+        </w:rPr>
+      </w:pPr>
+      <w:r>
+        <w:rPr>
+          <w:lang w:val="pt-PT"/>
+        </w:rPr>
+        <w:t xml:space="preserve">Slika </w:t>
+      </w:r>
+      <w:r>
+        <w:fldChar w:fldCharType="begin"/>
+      </w:r>
+      <w:r>
+        <w:rPr>
+          <w:lang w:val="pt-PT"/>
+        </w:rPr>
+        <w:instrText xml:space="preserve"> SEQ Slika \* ARABIC </w:instrText>
+      </w:r>
+      <w:r>
+        <w:fldChar w:fldCharType="separate"/>
+      </w:r>
+      <w:r>
+        <w:rPr>
+          <w:noProof/>
+          <w:lang w:val="pt-PT"/>
+        </w:rPr>
+        <w:t>8</w:t>
+      </w:r>
+      <w:r>
+        <w:fldChar w:fldCharType="end"/>
+      </w:r>
+      <w:r>
+        <w:rPr>
+          <w:lang w:val="pt-PT"/>
+        </w:rPr>
+        <w:t xml:space="preserve"> – adrese unicast</w:t>
+      </w:r>
+    </w:p>
+    <w:p>
+      <w:pPr>
+        <w:pStyle w:val="Odlomakpopisa"/>
+        <w:ind w:left="-76"/>
+        <w:jc w:val="both"/>
+        <w:rPr>
+          <w:color w:val="FF0000"/>
+          <w:lang w:val="hr-HR"/>
+        </w:rPr>
+      </w:pPr>
+    </w:p>
+    <w:p>
+      <w:pPr>
+        <w:pStyle w:val="Tijeloteksta"/>
+        <w:ind w:left="-76"/>
+        <w:jc w:val="both"/>
+        <w:rPr>
+          <w:color w:val="000000"/>
+          <w:lang w:val="hr-HR"/>
+        </w:rPr>
+      </w:pPr>
+      <w:r>
+        <w:rPr>
+          <w:color w:val="000000"/>
+          <w:lang w:val="pt-PT"/>
+        </w:rPr>
+        <w:t>Jedini unicast saobraćaj koji se vidi na Slici 8 je komunikacija između 127.0.0.1 i 127.0.0.1.</w:t>
+      </w:r>
+    </w:p>
+    <w:p>
+      <w:pPr>
+        <w:pStyle w:val="Odlomakpopisa"/>
+        <w:numPr>
+          <w:ilvl w:val="0"/>
+          <w:numId w:val="3"/>
+        </w:numPr>
+        <w:jc w:val="both"/>
+        <w:rPr>
+          <w:lang w:val="hr-HR"/>
+        </w:rPr>
+      </w:pPr>
+      <w:r>
+        <w:rPr>
+          <w:lang w:val="hr-HR"/>
+        </w:rPr>
+        <w:t>Ovaj saobraćaj je unutar iste mašine (</w:t>
+      </w:r>
+      <w:proofErr w:type="spellStart"/>
+      <w:r>
+        <w:rPr>
+          <w:lang w:val="hr-HR"/>
+        </w:rPr>
+        <w:t>loopback</w:t>
+      </w:r>
+      <w:proofErr w:type="spellEnd"/>
+      <w:r>
+        <w:rPr>
+          <w:lang w:val="hr-HR"/>
+        </w:rPr>
+        <w:t xml:space="preserve">) s brzinom prijenosa podataka (573 k </w:t>
+      </w:r>
+      <w:proofErr w:type="spellStart"/>
+      <w:r>
+        <w:rPr>
+          <w:lang w:val="hr-HR"/>
+        </w:rPr>
+        <w:t>bits</w:t>
+      </w:r>
+      <w:proofErr w:type="spellEnd"/>
+      <w:r>
+        <w:rPr>
+          <w:lang w:val="hr-HR"/>
+        </w:rPr>
+        <w:t xml:space="preserve">/s) tokom </w:t>
+      </w:r>
+      <w:r>
+        <w:rPr>
+          <w:lang w:val="hr-HR"/>
+        </w:rPr>
+        <w:t>trajanja od 173.7009 sekundi.</w:t>
+      </w:r>
+    </w:p>
+    <w:p>
+      <w:pPr>
+        <w:pStyle w:val="Odlomakpopisa"/>
+        <w:numPr>
+          <w:ilvl w:val="0"/>
+          <w:numId w:val="3"/>
+        </w:numPr>
+        <w:jc w:val="both"/>
+        <w:rPr>
+          <w:lang w:val="hr-HR"/>
+        </w:rPr>
+      </w:pPr>
+      <w:r>
+        <w:rPr>
+          <w:lang w:val="hr-HR"/>
+        </w:rPr>
+        <w:t>Ovaj saobraćaj bi mogao biti rezultat lokalnih aplikacija koje komuniciraju unutar istog uređaja, što je uobičajeno za testiranje.</w:t>
+      </w:r>
+    </w:p>
+    <w:p>
+      <w:pPr>
+        <w:pStyle w:val="Tijeloteksta"/>
+        <w:ind w:left="-76"/>
+        <w:jc w:val="both"/>
+        <w:rPr>
+          <w:color w:val="000000"/>
+          <w:lang w:val="pt-PT"/>
+        </w:rPr>
+      </w:pPr>
+      <w:r>
+        <w:rPr>
+          <w:color w:val="000000"/>
+          <w:lang w:val="pt-PT"/>
+        </w:rPr>
+        <w:lastRenderedPageBreak/>
+        <w:t>Ostale dvije adrese (0.0.0.0 → 255.255.255.255 i 127.0.0.1 → 239.255.255.250) nisu unicast saobraćaj, već broadcast i multicast respektivno.</w:t>
+      </w:r>
+    </w:p>
+    <w:p>
+      <w:pPr>
+        <w:pStyle w:val="Odlomakpopisa"/>
+        <w:ind w:left="-76"/>
+        <w:jc w:val="both"/>
+        <w:rPr>
+          <w:color w:val="FF0000"/>
+          <w:lang w:val="hr-HR"/>
+        </w:rPr>
+      </w:pPr>
+    </w:p>
+    <w:p>
+      <w:pPr>
+        <w:pStyle w:val="Odlomakpopisa"/>
+        <w:keepNext/>
+        <w:ind w:left="-76"/>
+        <w:jc w:val="center"/>
+      </w:pPr>
+      <w:r>
+        <w:rPr>
+          <w:noProof/>
+        </w:rPr>
+        <w:drawing>
+          <wp:inline distT="0" distB="0" distL="0" distR="0" wp14:anchorId="161163F2" wp14:editId="3433E7B9">
+            <wp:extent cx="6168390" cy="2442210"/>
+            <wp:effectExtent l="0" t="0" r="0" b="0"/>
+            <wp:docPr id="9" name="Image7"/>
+            <wp:cNvGraphicFramePr>
+              <a:graphicFrameLocks xmlns:a="http://schemas.openxmlformats.org/drawingml/2006/main" noChangeAspect="1"/>
+            </wp:cNvGraphicFramePr>
+            <a:graphic xmlns:a="http://schemas.openxmlformats.org/drawingml/2006/main">
+              <a:graphicData uri="http://schemas.openxmlformats.org/drawingml/2006/picture">
+                <pic:pic xmlns:pic="http://schemas.openxmlformats.org/drawingml/2006/picture">
+                  <pic:nvPicPr>
+                    <pic:cNvPr id="9" name="Image7"/>
+                    <pic:cNvPicPr>
+                      <a:picLocks noChangeAspect="1" noChangeArrowheads="1"/>
+                    </pic:cNvPicPr>
+                  </pic:nvPicPr>
+                  <pic:blipFill>
+                    <a:blip r:embed="rId14"/>
+                    <a:stretch>
+                      <a:fillRect/>
+                    </a:stretch>
+                  </pic:blipFill>
+                  <pic:spPr bwMode="auto">
+                    <a:xfrm>
+                      <a:off x="0" y="0"/>
+                      <a:ext cx="6168390" cy="2442210"/>
+                    </a:xfrm>
+                    <a:prstGeom prst="rect">
+                      <a:avLst/>
+                    </a:prstGeom>
+                  </pic:spPr>
+                </pic:pic>
+              </a:graphicData>
+            </a:graphic>
+          </wp:inline>
+        </w:drawing>
+      </w:r>
+    </w:p>
+    <w:p>
+      <w:pPr>
+        <w:pStyle w:val="Opisslike"/>
+        <w:jc w:val="center"/>
+        <w:rPr>
+          <w:color w:val="FF0000"/>
+          <w:lang w:val="hr-HR"/>
+        </w:rPr>
+      </w:pPr>
+      <w:proofErr w:type="spellStart"/>
+      <w:r>
+        <w:t>Slika</w:t>
+      </w:r>
+      <w:proofErr w:type="spellEnd"/>
+      <w:r>
+        <w:t xml:space="preserve"> </w:t>
+      </w:r>
+      <w:r>
+        <w:fldChar w:fldCharType="begin"/>
+      </w:r>
+      <w:r>
+        <w:instrText xml:space="preserve"> SEQ Slika \* ARABIC </w:instrText>
+      </w:r>
+      <w:r>
+        <w:fldChar w:fldCharType="separate"/>
+      </w:r>
+      <w:r>
+        <w:rPr>
+          <w:noProof/>
+        </w:rPr>
+        <w:t>9</w:t>
+      </w:r>
+      <w:r>
+        <w:fldChar w:fldCharType="end"/>
+      </w:r>
+      <w:r>
+        <w:t xml:space="preserve"> – </w:t>
+      </w:r>
+      <w:proofErr w:type="spellStart"/>
+      <w:r>
+        <w:t>adrese</w:t>
+      </w:r>
+      <w:proofErr w:type="spellEnd"/>
+      <w:r>
+        <w:t xml:space="preserve"> multicast</w:t>
+      </w:r>
+    </w:p>
+    <w:p>
+      <w:pPr>
+        <w:pStyle w:val="Odlomakpopisa"/>
+        <w:ind w:left="-76"/>
+        <w:jc w:val="both"/>
+        <w:rPr>
+          <w:color w:val="000000"/>
+          <w:lang w:val="hr-HR"/>
+        </w:rPr>
+      </w:pPr>
+      <w:r>
+        <w:rPr>
+          <w:color w:val="000000"/>
+          <w:lang w:val="hr-HR"/>
+        </w:rPr>
+        <w:t xml:space="preserve">Analizom </w:t>
+      </w:r>
+      <w:proofErr w:type="spellStart"/>
+      <w:r>
+        <w:rPr>
+          <w:color w:val="000000"/>
+          <w:lang w:val="hr-HR"/>
+        </w:rPr>
+        <w:t>multicasta</w:t>
+      </w:r>
+      <w:proofErr w:type="spellEnd"/>
+      <w:r>
+        <w:rPr>
+          <w:color w:val="000000"/>
+          <w:lang w:val="hr-HR"/>
+        </w:rPr>
+        <w:t xml:space="preserve"> na Slici 9 prikazanih podataka u </w:t>
+      </w:r>
+      <w:proofErr w:type="spellStart"/>
+      <w:r>
+        <w:rPr>
+          <w:color w:val="000000"/>
+          <w:lang w:val="hr-HR"/>
+        </w:rPr>
+        <w:t>Wiresharku</w:t>
+      </w:r>
+      <w:proofErr w:type="spellEnd"/>
+      <w:r>
+        <w:rPr>
+          <w:color w:val="000000"/>
+          <w:lang w:val="hr-HR"/>
+        </w:rPr>
+        <w:t xml:space="preserve"> vidljiv je značajan </w:t>
+      </w:r>
+      <w:proofErr w:type="spellStart"/>
+      <w:r>
+        <w:rPr>
+          <w:color w:val="000000"/>
+          <w:lang w:val="hr-HR"/>
+        </w:rPr>
+        <w:t>multicast</w:t>
+      </w:r>
+      <w:proofErr w:type="spellEnd"/>
+      <w:r>
+        <w:rPr>
+          <w:color w:val="000000"/>
+          <w:lang w:val="hr-HR"/>
+        </w:rPr>
+        <w:t xml:space="preserve"> saobraćaj prema adresi 238.1.1.1, sa dva izvora (10.128.114.161 i 10.128.114.195) koji šalju veliki broj paketa (4,268 i 4,299) i veliku količinu podataka (5,831 k i 5,874 k). Manji, ali značajni </w:t>
+      </w:r>
+      <w:proofErr w:type="spellStart"/>
+      <w:r>
+        <w:rPr>
+          <w:color w:val="000000"/>
+          <w:lang w:val="hr-HR"/>
+        </w:rPr>
+        <w:t>multicast</w:t>
+      </w:r>
+      <w:proofErr w:type="spellEnd"/>
+      <w:r>
+        <w:rPr>
+          <w:color w:val="000000"/>
+          <w:lang w:val="hr-HR"/>
+        </w:rPr>
+        <w:t xml:space="preserve"> tokovi uključuju adrese 224.0.0.22, 224.0.0.2, i 239.255.255.250.</w:t>
+      </w:r>
     </w:p>
     <w:p>
       <w:pPr>
@@ -4897,14 +4820,7 @@
           <w:color w:val="FF0000"/>
           <w:lang w:val="hr-HR"/>
         </w:rPr>
-        <w:t xml:space="preserve"> grupa, a kako završava? Kako se </w:t>
-      </w:r>
-      <w:r>
-        <w:rPr>
-          <w:color w:val="FF0000"/>
-          <w:lang w:val="hr-HR"/>
-        </w:rPr>
-        <w:t xml:space="preserve">novi član dodaje u grupu? Kako član izlazi iz grupe? Nađite odgovarajuće pakete u prometu snimljenom </w:t>
+        <w:t xml:space="preserve"> grupa, a kako završava? Kako se novi član dodaje u grupu? Kako član izlazi iz grupe? Nađite odgovarajuće pakete u prometu snimljenom </w:t>
       </w:r>
       <w:proofErr w:type="spellStart"/>
       <w:r>
@@ -4940,10 +4856,1751 @@
         <w:ind w:left="-76"/>
         <w:jc w:val="both"/>
         <w:rPr>
-          <w:color w:val="FF0000"/>
-          <w:lang w:val="hr-HR"/>
-        </w:rPr>
-      </w:pPr>
+          <w:color w:val="000000"/>
+          <w:lang w:val="hr-HR"/>
+        </w:rPr>
+      </w:pPr>
+      <w:r>
+        <w:rPr>
+          <w:color w:val="000000"/>
+          <w:lang w:val="hr-HR"/>
+        </w:rPr>
+        <w:t xml:space="preserve">IGMP (Internet Group Management </w:t>
+      </w:r>
+      <w:proofErr w:type="spellStart"/>
+      <w:r>
+        <w:rPr>
+          <w:color w:val="000000"/>
+          <w:lang w:val="hr-HR"/>
+        </w:rPr>
+        <w:t>Protocol</w:t>
+      </w:r>
+      <w:proofErr w:type="spellEnd"/>
+      <w:r>
+        <w:rPr>
+          <w:color w:val="000000"/>
+          <w:lang w:val="hr-HR"/>
+        </w:rPr>
+        <w:t xml:space="preserve">) omogućuje upravljanje </w:t>
+      </w:r>
+      <w:proofErr w:type="spellStart"/>
+      <w:r>
+        <w:rPr>
+          <w:color w:val="000000"/>
+          <w:lang w:val="hr-HR"/>
+        </w:rPr>
+        <w:t>multicast</w:t>
+      </w:r>
+      <w:proofErr w:type="spellEnd"/>
+      <w:r>
+        <w:rPr>
+          <w:color w:val="000000"/>
+          <w:lang w:val="hr-HR"/>
+        </w:rPr>
+        <w:t xml:space="preserve"> grupama u mrežama. </w:t>
+      </w:r>
+      <w:proofErr w:type="spellStart"/>
+      <w:r>
+        <w:rPr>
+          <w:color w:val="000000"/>
+          <w:lang w:val="hr-HR"/>
+        </w:rPr>
+        <w:t>Multicast</w:t>
+      </w:r>
+      <w:proofErr w:type="spellEnd"/>
+      <w:r>
+        <w:rPr>
+          <w:color w:val="000000"/>
+          <w:lang w:val="hr-HR"/>
+        </w:rPr>
+        <w:t xml:space="preserve"> grupa se formira kada prvi član pošalje zahtjev za pridruživanje određenoj grupi. Ostali članovi se pridružuju slanjem iste poruke. Kada članovi žele napustiti grupu, šalju poruku za napuštanje. Usmjerivači upravljaju tablicama članstva u grupama i distribuiraju </w:t>
+      </w:r>
+      <w:proofErr w:type="spellStart"/>
+      <w:r>
+        <w:rPr>
+          <w:color w:val="000000"/>
+          <w:lang w:val="hr-HR"/>
+        </w:rPr>
+        <w:t>multicast</w:t>
+      </w:r>
+      <w:proofErr w:type="spellEnd"/>
+      <w:r>
+        <w:rPr>
+          <w:color w:val="000000"/>
+          <w:lang w:val="hr-HR"/>
+        </w:rPr>
+        <w:t xml:space="preserve"> promet prema aktivnim članovima. </w:t>
+      </w:r>
+      <w:proofErr w:type="spellStart"/>
+      <w:r>
+        <w:rPr>
+          <w:color w:val="000000"/>
+          <w:lang w:val="hr-HR"/>
+        </w:rPr>
+        <w:t>Multicast</w:t>
+      </w:r>
+      <w:proofErr w:type="spellEnd"/>
+      <w:r>
+        <w:rPr>
+          <w:color w:val="000000"/>
+          <w:lang w:val="hr-HR"/>
+        </w:rPr>
+        <w:t xml:space="preserve"> grupa postoji sve dok postoji barem jedan član. Ova tehnologija omogućuje efikasnu distribuciju sadržaja više primateljima u </w:t>
+      </w:r>
+      <w:r>
+        <w:rPr>
+          <w:color w:val="000000"/>
+          <w:lang w:val="hr-HR"/>
+        </w:rPr>
+        <w:t>mrežnom okruženju.</w:t>
+      </w:r>
+    </w:p>
+    <w:p>
+      <w:pPr>
+        <w:pStyle w:val="Odlomakpopisa"/>
+        <w:ind w:left="-76"/>
+        <w:jc w:val="both"/>
+        <w:rPr>
+          <w:color w:val="000000"/>
+          <w:lang w:val="hr-HR"/>
+        </w:rPr>
+      </w:pPr>
+    </w:p>
+    <w:p>
+      <w:pPr>
+        <w:pStyle w:val="Odlomakpopisa"/>
+        <w:ind w:left="-76"/>
+        <w:jc w:val="both"/>
+        <w:rPr>
+          <w:color w:val="000000"/>
+          <w:lang w:val="hr-HR"/>
+        </w:rPr>
+      </w:pPr>
+      <w:r>
+        <w:rPr>
+          <w:color w:val="000000"/>
+          <w:lang w:val="hr-HR"/>
+        </w:rPr>
+        <w:t xml:space="preserve">U IGMPv3 (Internet Group Management </w:t>
+      </w:r>
+      <w:proofErr w:type="spellStart"/>
+      <w:r>
+        <w:rPr>
+          <w:color w:val="000000"/>
+          <w:lang w:val="hr-HR"/>
+        </w:rPr>
+        <w:t>Protocol</w:t>
+      </w:r>
+      <w:proofErr w:type="spellEnd"/>
+      <w:r>
+        <w:rPr>
+          <w:color w:val="000000"/>
+          <w:lang w:val="hr-HR"/>
+        </w:rPr>
+        <w:t xml:space="preserve"> </w:t>
+      </w:r>
+      <w:proofErr w:type="spellStart"/>
+      <w:r>
+        <w:rPr>
+          <w:color w:val="000000"/>
+          <w:lang w:val="hr-HR"/>
+        </w:rPr>
+        <w:t>version</w:t>
+      </w:r>
+      <w:proofErr w:type="spellEnd"/>
+      <w:r>
+        <w:rPr>
+          <w:color w:val="000000"/>
+          <w:lang w:val="hr-HR"/>
+        </w:rPr>
+        <w:t xml:space="preserve"> 3), ulazak i izlazak iz </w:t>
+      </w:r>
+      <w:proofErr w:type="spellStart"/>
+      <w:r>
+        <w:rPr>
+          <w:color w:val="000000"/>
+          <w:lang w:val="hr-HR"/>
+        </w:rPr>
+        <w:t>multicast</w:t>
+      </w:r>
+      <w:proofErr w:type="spellEnd"/>
+      <w:r>
+        <w:rPr>
+          <w:color w:val="000000"/>
+          <w:lang w:val="hr-HR"/>
+        </w:rPr>
+        <w:t xml:space="preserve"> grupe koriste isti tip poruke, </w:t>
+      </w:r>
+      <w:proofErr w:type="spellStart"/>
+      <w:r>
+        <w:rPr>
+          <w:color w:val="000000"/>
+          <w:lang w:val="hr-HR"/>
+        </w:rPr>
+        <w:t>Membership</w:t>
+      </w:r>
+      <w:proofErr w:type="spellEnd"/>
+      <w:r>
+        <w:rPr>
+          <w:color w:val="000000"/>
+          <w:lang w:val="hr-HR"/>
+        </w:rPr>
+        <w:t xml:space="preserve"> </w:t>
+      </w:r>
+      <w:proofErr w:type="spellStart"/>
+      <w:r>
+        <w:rPr>
+          <w:color w:val="000000"/>
+          <w:lang w:val="hr-HR"/>
+        </w:rPr>
+        <w:t>Report</w:t>
+      </w:r>
+      <w:proofErr w:type="spellEnd"/>
+      <w:r>
+        <w:rPr>
+          <w:color w:val="000000"/>
+          <w:lang w:val="hr-HR"/>
+        </w:rPr>
+        <w:t xml:space="preserve"> (0x22), kako bi se pojednostavila i optimizirala administracija </w:t>
+      </w:r>
+      <w:proofErr w:type="spellStart"/>
+      <w:r>
+        <w:rPr>
+          <w:color w:val="000000"/>
+          <w:lang w:val="hr-HR"/>
+        </w:rPr>
+        <w:t>multicast</w:t>
+      </w:r>
+      <w:proofErr w:type="spellEnd"/>
+      <w:r>
+        <w:rPr>
+          <w:color w:val="000000"/>
+          <w:lang w:val="hr-HR"/>
+        </w:rPr>
+        <w:t xml:space="preserve"> članstva. Jedna poruka može sadržavati informacije o više grupa, s različitim operacijama unutar nje, što smanjuje broj potrebnih poruka i optimizira mrežni promet. Razlikovanje ulaska i izlaska vrši se unutar poruke putem polja koja određuju specifične operacije za svaku </w:t>
+      </w:r>
+      <w:proofErr w:type="spellStart"/>
+      <w:r>
+        <w:rPr>
+          <w:color w:val="000000"/>
+          <w:lang w:val="hr-HR"/>
+        </w:rPr>
+        <w:t>multicast</w:t>
+      </w:r>
+      <w:proofErr w:type="spellEnd"/>
+      <w:r>
+        <w:rPr>
+          <w:color w:val="000000"/>
+          <w:lang w:val="hr-HR"/>
+        </w:rPr>
+        <w:t xml:space="preserve"> grupu, što smanjuje kompleksnost i olakšava implementac</w:t>
+      </w:r>
+      <w:r>
+        <w:rPr>
+          <w:color w:val="000000"/>
+          <w:lang w:val="hr-HR"/>
+        </w:rPr>
+        <w:t>iju na mrežnim uređajima.</w:t>
+      </w:r>
+    </w:p>
+    <w:p>
+      <w:pPr>
+        <w:pStyle w:val="Odlomakpopisa"/>
+        <w:ind w:left="-76"/>
+        <w:jc w:val="both"/>
+        <w:rPr>
+          <w:color w:val="000000"/>
+          <w:lang w:val="hr-HR"/>
+        </w:rPr>
+      </w:pPr>
+    </w:p>
+    <w:p>
+      <w:pPr>
+        <w:pStyle w:val="Odlomakpopisa"/>
+        <w:ind w:left="-76"/>
+        <w:jc w:val="both"/>
+        <w:rPr>
+          <w:color w:val="000000"/>
+          <w:lang w:val="hr-HR"/>
+        </w:rPr>
+      </w:pPr>
+      <w:r>
+        <w:rPr>
+          <w:color w:val="000000"/>
+          <w:lang w:val="hr-HR"/>
+        </w:rPr>
+        <w:t>Ulazak :</w:t>
+      </w:r>
+    </w:p>
+    <w:p>
+      <w:pPr>
+        <w:pStyle w:val="Odlomakpopisa"/>
+        <w:ind w:left="-76"/>
+        <w:jc w:val="both"/>
+        <w:rPr>
+          <w:color w:val="000000"/>
+          <w:lang w:val="hr-HR"/>
+        </w:rPr>
+      </w:pPr>
+      <w:r>
+        <w:rPr>
+          <w:color w:val="000000"/>
+          <w:lang w:val="hr-HR"/>
+        </w:rPr>
+        <w:t xml:space="preserve">Internet Group Management </w:t>
+      </w:r>
+      <w:proofErr w:type="spellStart"/>
+      <w:r>
+        <w:rPr>
+          <w:color w:val="000000"/>
+          <w:lang w:val="hr-HR"/>
+        </w:rPr>
+        <w:t>Protocol</w:t>
+      </w:r>
+      <w:proofErr w:type="spellEnd"/>
+    </w:p>
+    <w:p>
+      <w:pPr>
+        <w:pStyle w:val="Odlomakpopisa"/>
+        <w:ind w:left="-76"/>
+        <w:jc w:val="both"/>
+        <w:rPr>
+          <w:color w:val="000000"/>
+          <w:lang w:val="hr-HR"/>
+        </w:rPr>
+      </w:pPr>
+      <w:r>
+        <w:rPr>
+          <w:color w:val="000000"/>
+          <w:lang w:val="hr-HR"/>
+        </w:rPr>
+        <w:t xml:space="preserve">    [IGMP </w:t>
+      </w:r>
+      <w:proofErr w:type="spellStart"/>
+      <w:r>
+        <w:rPr>
+          <w:color w:val="000000"/>
+          <w:lang w:val="hr-HR"/>
+        </w:rPr>
+        <w:t>Version</w:t>
+      </w:r>
+      <w:proofErr w:type="spellEnd"/>
+      <w:r>
+        <w:rPr>
+          <w:color w:val="000000"/>
+          <w:lang w:val="hr-HR"/>
+        </w:rPr>
+        <w:t>: 3]</w:t>
+      </w:r>
+    </w:p>
+    <w:p>
+      <w:pPr>
+        <w:pStyle w:val="Odlomakpopisa"/>
+        <w:ind w:left="-76"/>
+        <w:jc w:val="both"/>
+        <w:rPr>
+          <w:color w:val="000000"/>
+          <w:lang w:val="hr-HR"/>
+        </w:rPr>
+      </w:pPr>
+      <w:r>
+        <w:rPr>
+          <w:color w:val="000000"/>
+          <w:lang w:val="hr-HR"/>
+        </w:rPr>
+        <w:t xml:space="preserve">    </w:t>
+      </w:r>
+      <w:proofErr w:type="spellStart"/>
+      <w:r>
+        <w:rPr>
+          <w:color w:val="000000"/>
+          <w:lang w:val="hr-HR"/>
+        </w:rPr>
+        <w:t>Type</w:t>
+      </w:r>
+      <w:proofErr w:type="spellEnd"/>
+      <w:r>
+        <w:rPr>
+          <w:color w:val="000000"/>
+          <w:lang w:val="hr-HR"/>
+        </w:rPr>
+        <w:t xml:space="preserve">: </w:t>
+      </w:r>
+      <w:proofErr w:type="spellStart"/>
+      <w:r>
+        <w:rPr>
+          <w:color w:val="000000"/>
+          <w:lang w:val="hr-HR"/>
+        </w:rPr>
+        <w:t>Membership</w:t>
+      </w:r>
+      <w:proofErr w:type="spellEnd"/>
+      <w:r>
+        <w:rPr>
+          <w:color w:val="000000"/>
+          <w:lang w:val="hr-HR"/>
+        </w:rPr>
+        <w:t xml:space="preserve"> </w:t>
+      </w:r>
+      <w:proofErr w:type="spellStart"/>
+      <w:r>
+        <w:rPr>
+          <w:color w:val="000000"/>
+          <w:lang w:val="hr-HR"/>
+        </w:rPr>
+        <w:t>Report</w:t>
+      </w:r>
+      <w:proofErr w:type="spellEnd"/>
+      <w:r>
+        <w:rPr>
+          <w:color w:val="000000"/>
+          <w:lang w:val="hr-HR"/>
+        </w:rPr>
+        <w:t xml:space="preserve"> (0x22)</w:t>
+      </w:r>
+    </w:p>
+    <w:p>
+      <w:pPr>
+        <w:pStyle w:val="Odlomakpopisa"/>
+        <w:ind w:left="-76"/>
+        <w:jc w:val="both"/>
+        <w:rPr>
+          <w:color w:val="000000"/>
+          <w:lang w:val="hr-HR"/>
+        </w:rPr>
+      </w:pPr>
+      <w:r>
+        <w:rPr>
+          <w:color w:val="000000"/>
+          <w:lang w:val="hr-HR"/>
+        </w:rPr>
+        <w:t xml:space="preserve">    </w:t>
+      </w:r>
+      <w:proofErr w:type="spellStart"/>
+      <w:r>
+        <w:rPr>
+          <w:color w:val="000000"/>
+          <w:lang w:val="hr-HR"/>
+        </w:rPr>
+        <w:t>Reserved</w:t>
+      </w:r>
+      <w:proofErr w:type="spellEnd"/>
+      <w:r>
+        <w:rPr>
+          <w:color w:val="000000"/>
+          <w:lang w:val="hr-HR"/>
+        </w:rPr>
+        <w:t>: 00</w:t>
+      </w:r>
+    </w:p>
+    <w:p>
+      <w:pPr>
+        <w:pStyle w:val="Odlomakpopisa"/>
+        <w:ind w:left="-76"/>
+        <w:jc w:val="both"/>
+        <w:rPr>
+          <w:color w:val="000000"/>
+          <w:lang w:val="hr-HR"/>
+        </w:rPr>
+      </w:pPr>
+      <w:r>
+        <w:rPr>
+          <w:color w:val="000000"/>
+          <w:lang w:val="hr-HR"/>
+        </w:rPr>
+        <w:t xml:space="preserve">    </w:t>
+      </w:r>
+      <w:proofErr w:type="spellStart"/>
+      <w:r>
+        <w:rPr>
+          <w:color w:val="000000"/>
+          <w:lang w:val="hr-HR"/>
+        </w:rPr>
+        <w:t>Checksum</w:t>
+      </w:r>
+      <w:proofErr w:type="spellEnd"/>
+      <w:r>
+        <w:rPr>
+          <w:color w:val="000000"/>
+          <w:lang w:val="hr-HR"/>
+        </w:rPr>
+        <w:t>: 0xeafb [</w:t>
+      </w:r>
+      <w:proofErr w:type="spellStart"/>
+      <w:r>
+        <w:rPr>
+          <w:color w:val="000000"/>
+          <w:lang w:val="hr-HR"/>
+        </w:rPr>
+        <w:t>correct</w:t>
+      </w:r>
+      <w:proofErr w:type="spellEnd"/>
+      <w:r>
+        <w:rPr>
+          <w:color w:val="000000"/>
+          <w:lang w:val="hr-HR"/>
+        </w:rPr>
+        <w:t>]</w:t>
+      </w:r>
+    </w:p>
+    <w:p>
+      <w:pPr>
+        <w:pStyle w:val="Odlomakpopisa"/>
+        <w:ind w:left="-76"/>
+        <w:jc w:val="both"/>
+        <w:rPr>
+          <w:color w:val="000000"/>
+          <w:lang w:val="hr-HR"/>
+        </w:rPr>
+      </w:pPr>
+      <w:r>
+        <w:rPr>
+          <w:color w:val="000000"/>
+          <w:lang w:val="hr-HR"/>
+        </w:rPr>
+        <w:t xml:space="preserve">    [</w:t>
+      </w:r>
+      <w:proofErr w:type="spellStart"/>
+      <w:r>
+        <w:rPr>
+          <w:color w:val="000000"/>
+          <w:lang w:val="hr-HR"/>
+        </w:rPr>
+        <w:t>Checksum</w:t>
+      </w:r>
+      <w:proofErr w:type="spellEnd"/>
+      <w:r>
+        <w:rPr>
+          <w:color w:val="000000"/>
+          <w:lang w:val="hr-HR"/>
+        </w:rPr>
+        <w:t xml:space="preserve"> Status: </w:t>
+      </w:r>
+      <w:proofErr w:type="spellStart"/>
+      <w:r>
+        <w:rPr>
+          <w:color w:val="000000"/>
+          <w:lang w:val="hr-HR"/>
+        </w:rPr>
+        <w:t>Good</w:t>
+      </w:r>
+      <w:proofErr w:type="spellEnd"/>
+      <w:r>
+        <w:rPr>
+          <w:color w:val="000000"/>
+          <w:lang w:val="hr-HR"/>
+        </w:rPr>
+        <w:t>]</w:t>
+      </w:r>
+    </w:p>
+    <w:p>
+      <w:pPr>
+        <w:pStyle w:val="Odlomakpopisa"/>
+        <w:ind w:left="-76"/>
+        <w:jc w:val="both"/>
+        <w:rPr>
+          <w:color w:val="000000"/>
+          <w:lang w:val="hr-HR"/>
+        </w:rPr>
+      </w:pPr>
+      <w:r>
+        <w:rPr>
+          <w:color w:val="000000"/>
+          <w:lang w:val="hr-HR"/>
+        </w:rPr>
+        <w:t xml:space="preserve">    </w:t>
+      </w:r>
+      <w:proofErr w:type="spellStart"/>
+      <w:r>
+        <w:rPr>
+          <w:color w:val="000000"/>
+          <w:lang w:val="hr-HR"/>
+        </w:rPr>
+        <w:t>Reserved</w:t>
+      </w:r>
+      <w:proofErr w:type="spellEnd"/>
+      <w:r>
+        <w:rPr>
+          <w:color w:val="000000"/>
+          <w:lang w:val="hr-HR"/>
+        </w:rPr>
+        <w:t>: 0000</w:t>
+      </w:r>
+    </w:p>
+    <w:p>
+      <w:pPr>
+        <w:pStyle w:val="Odlomakpopisa"/>
+        <w:ind w:left="-76"/>
+        <w:jc w:val="both"/>
+        <w:rPr>
+          <w:color w:val="000000"/>
+          <w:lang w:val="hr-HR"/>
+        </w:rPr>
+      </w:pPr>
+      <w:r>
+        <w:rPr>
+          <w:color w:val="000000"/>
+          <w:lang w:val="hr-HR"/>
+        </w:rPr>
+        <w:t xml:space="preserve">    </w:t>
+      </w:r>
+      <w:proofErr w:type="spellStart"/>
+      <w:r>
+        <w:rPr>
+          <w:color w:val="000000"/>
+          <w:lang w:val="hr-HR"/>
+        </w:rPr>
+        <w:t>Num</w:t>
+      </w:r>
+      <w:proofErr w:type="spellEnd"/>
+      <w:r>
+        <w:rPr>
+          <w:color w:val="000000"/>
+          <w:lang w:val="hr-HR"/>
+        </w:rPr>
+        <w:t xml:space="preserve"> Group Records: 1</w:t>
+      </w:r>
+    </w:p>
+    <w:p>
+      <w:pPr>
+        <w:pStyle w:val="Odlomakpopisa"/>
+        <w:ind w:left="-76"/>
+        <w:jc w:val="both"/>
+        <w:rPr>
+          <w:b/>
+          <w:bCs/>
+          <w:color w:val="000000"/>
+          <w:lang w:val="hr-HR"/>
+        </w:rPr>
+      </w:pPr>
+      <w:r>
+        <w:rPr>
+          <w:b/>
+          <w:bCs/>
+          <w:color w:val="000000"/>
+          <w:lang w:val="hr-HR"/>
+        </w:rPr>
+        <w:t xml:space="preserve">    </w:t>
+      </w:r>
+      <w:r>
+        <w:rPr>
+          <w:b/>
+          <w:bCs/>
+          <w:color w:val="000000"/>
+          <w:lang w:val="hr-HR"/>
+        </w:rPr>
+        <w:t xml:space="preserve">Group </w:t>
+      </w:r>
+      <w:proofErr w:type="spellStart"/>
+      <w:r>
+        <w:rPr>
+          <w:b/>
+          <w:bCs/>
+          <w:color w:val="000000"/>
+          <w:lang w:val="hr-HR"/>
+        </w:rPr>
+        <w:t>Record</w:t>
+      </w:r>
+      <w:proofErr w:type="spellEnd"/>
+      <w:r>
+        <w:rPr>
+          <w:b/>
+          <w:bCs/>
+          <w:color w:val="000000"/>
+          <w:lang w:val="hr-HR"/>
+        </w:rPr>
+        <w:t xml:space="preserve"> : 238.1.1.1  </w:t>
+      </w:r>
+      <w:proofErr w:type="spellStart"/>
+      <w:r>
+        <w:rPr>
+          <w:b/>
+          <w:bCs/>
+          <w:color w:val="000000"/>
+          <w:lang w:val="hr-HR"/>
+        </w:rPr>
+        <w:t>Change</w:t>
+      </w:r>
+      <w:proofErr w:type="spellEnd"/>
+      <w:r>
+        <w:rPr>
+          <w:b/>
+          <w:bCs/>
+          <w:color w:val="000000"/>
+          <w:lang w:val="hr-HR"/>
+        </w:rPr>
+        <w:t xml:space="preserve"> To </w:t>
+      </w:r>
+      <w:proofErr w:type="spellStart"/>
+      <w:r>
+        <w:rPr>
+          <w:b/>
+          <w:bCs/>
+          <w:color w:val="000000"/>
+          <w:lang w:val="hr-HR"/>
+        </w:rPr>
+        <w:t>Exclude</w:t>
+      </w:r>
+      <w:proofErr w:type="spellEnd"/>
+      <w:r>
+        <w:rPr>
+          <w:b/>
+          <w:bCs/>
+          <w:color w:val="000000"/>
+          <w:lang w:val="hr-HR"/>
+        </w:rPr>
+        <w:t xml:space="preserve"> Mode</w:t>
+      </w:r>
+    </w:p>
+    <w:p>
+      <w:pPr>
+        <w:pStyle w:val="Odlomakpopisa"/>
+        <w:ind w:left="-76"/>
+        <w:jc w:val="both"/>
+        <w:rPr>
+          <w:b/>
+          <w:bCs/>
+          <w:color w:val="000000"/>
+          <w:lang w:val="hr-HR"/>
+        </w:rPr>
+      </w:pPr>
+      <w:r>
+        <w:rPr>
+          <w:b/>
+          <w:bCs/>
+          <w:color w:val="000000"/>
+          <w:lang w:val="hr-HR"/>
+        </w:rPr>
+        <w:lastRenderedPageBreak/>
+        <w:t xml:space="preserve">        </w:t>
+      </w:r>
+      <w:proofErr w:type="spellStart"/>
+      <w:r>
+        <w:rPr>
+          <w:b/>
+          <w:bCs/>
+          <w:color w:val="000000"/>
+          <w:lang w:val="hr-HR"/>
+        </w:rPr>
+        <w:t>Record</w:t>
+      </w:r>
+      <w:proofErr w:type="spellEnd"/>
+      <w:r>
+        <w:rPr>
+          <w:b/>
+          <w:bCs/>
+          <w:color w:val="000000"/>
+          <w:lang w:val="hr-HR"/>
+        </w:rPr>
+        <w:t xml:space="preserve"> </w:t>
+      </w:r>
+      <w:proofErr w:type="spellStart"/>
+      <w:r>
+        <w:rPr>
+          <w:b/>
+          <w:bCs/>
+          <w:color w:val="000000"/>
+          <w:lang w:val="hr-HR"/>
+        </w:rPr>
+        <w:t>Type</w:t>
+      </w:r>
+      <w:proofErr w:type="spellEnd"/>
+      <w:r>
+        <w:rPr>
+          <w:b/>
+          <w:bCs/>
+          <w:color w:val="000000"/>
+          <w:lang w:val="hr-HR"/>
+        </w:rPr>
+        <w:t xml:space="preserve">: </w:t>
+      </w:r>
+      <w:proofErr w:type="spellStart"/>
+      <w:r>
+        <w:rPr>
+          <w:b/>
+          <w:bCs/>
+          <w:color w:val="000000"/>
+          <w:lang w:val="hr-HR"/>
+        </w:rPr>
+        <w:t>Change</w:t>
+      </w:r>
+      <w:proofErr w:type="spellEnd"/>
+      <w:r>
+        <w:rPr>
+          <w:b/>
+          <w:bCs/>
+          <w:color w:val="000000"/>
+          <w:lang w:val="hr-HR"/>
+        </w:rPr>
+        <w:t xml:space="preserve"> To </w:t>
+      </w:r>
+      <w:proofErr w:type="spellStart"/>
+      <w:r>
+        <w:rPr>
+          <w:b/>
+          <w:bCs/>
+          <w:color w:val="000000"/>
+          <w:lang w:val="hr-HR"/>
+        </w:rPr>
+        <w:t>Exclude</w:t>
+      </w:r>
+      <w:proofErr w:type="spellEnd"/>
+      <w:r>
+        <w:rPr>
+          <w:b/>
+          <w:bCs/>
+          <w:color w:val="000000"/>
+          <w:lang w:val="hr-HR"/>
+        </w:rPr>
+        <w:t xml:space="preserve"> Mode (4)</w:t>
+      </w:r>
+    </w:p>
+    <w:p>
+      <w:pPr>
+        <w:pStyle w:val="Odlomakpopisa"/>
+        <w:ind w:left="-76"/>
+        <w:jc w:val="both"/>
+        <w:rPr>
+          <w:color w:val="000000"/>
+          <w:lang w:val="hr-HR"/>
+        </w:rPr>
+      </w:pPr>
+      <w:r>
+        <w:rPr>
+          <w:color w:val="000000"/>
+          <w:lang w:val="hr-HR"/>
+        </w:rPr>
+        <w:t xml:space="preserve">        </w:t>
+      </w:r>
+      <w:proofErr w:type="spellStart"/>
+      <w:r>
+        <w:rPr>
+          <w:color w:val="000000"/>
+          <w:lang w:val="hr-HR"/>
+        </w:rPr>
+        <w:t>Aux</w:t>
+      </w:r>
+      <w:proofErr w:type="spellEnd"/>
+      <w:r>
+        <w:rPr>
+          <w:color w:val="000000"/>
+          <w:lang w:val="hr-HR"/>
+        </w:rPr>
+        <w:t xml:space="preserve"> Data </w:t>
+      </w:r>
+      <w:proofErr w:type="spellStart"/>
+      <w:r>
+        <w:rPr>
+          <w:color w:val="000000"/>
+          <w:lang w:val="hr-HR"/>
+        </w:rPr>
+        <w:t>Len</w:t>
+      </w:r>
+      <w:proofErr w:type="spellEnd"/>
+      <w:r>
+        <w:rPr>
+          <w:color w:val="000000"/>
+          <w:lang w:val="hr-HR"/>
+        </w:rPr>
+        <w:t>: 0</w:t>
+      </w:r>
+    </w:p>
+    <w:p>
+      <w:pPr>
+        <w:pStyle w:val="Odlomakpopisa"/>
+        <w:ind w:left="-76"/>
+        <w:jc w:val="both"/>
+        <w:rPr>
+          <w:color w:val="000000"/>
+          <w:lang w:val="hr-HR"/>
+        </w:rPr>
+      </w:pPr>
+      <w:r>
+        <w:rPr>
+          <w:color w:val="000000"/>
+          <w:lang w:val="hr-HR"/>
+        </w:rPr>
+        <w:t xml:space="preserve">        </w:t>
+      </w:r>
+      <w:proofErr w:type="spellStart"/>
+      <w:r>
+        <w:rPr>
+          <w:color w:val="000000"/>
+          <w:lang w:val="hr-HR"/>
+        </w:rPr>
+        <w:t>Num</w:t>
+      </w:r>
+      <w:proofErr w:type="spellEnd"/>
+      <w:r>
+        <w:rPr>
+          <w:color w:val="000000"/>
+          <w:lang w:val="hr-HR"/>
+        </w:rPr>
+        <w:t xml:space="preserve"> </w:t>
+      </w:r>
+      <w:proofErr w:type="spellStart"/>
+      <w:r>
+        <w:rPr>
+          <w:color w:val="000000"/>
+          <w:lang w:val="hr-HR"/>
+        </w:rPr>
+        <w:t>Src</w:t>
+      </w:r>
+      <w:proofErr w:type="spellEnd"/>
+      <w:r>
+        <w:rPr>
+          <w:color w:val="000000"/>
+          <w:lang w:val="hr-HR"/>
+        </w:rPr>
+        <w:t>: 0</w:t>
+      </w:r>
+    </w:p>
+    <w:p>
+      <w:pPr>
+        <w:pStyle w:val="Odlomakpopisa"/>
+        <w:ind w:left="-76"/>
+        <w:jc w:val="both"/>
+        <w:rPr>
+          <w:color w:val="000000"/>
+          <w:lang w:val="hr-HR"/>
+        </w:rPr>
+      </w:pPr>
+      <w:r>
+        <w:rPr>
+          <w:color w:val="000000"/>
+          <w:lang w:val="hr-HR"/>
+        </w:rPr>
+        <w:t xml:space="preserve">        </w:t>
+      </w:r>
+      <w:proofErr w:type="spellStart"/>
+      <w:r>
+        <w:rPr>
+          <w:color w:val="000000"/>
+          <w:lang w:val="hr-HR"/>
+        </w:rPr>
+        <w:t>Multicast</w:t>
+      </w:r>
+      <w:proofErr w:type="spellEnd"/>
+      <w:r>
+        <w:rPr>
+          <w:color w:val="000000"/>
+          <w:lang w:val="hr-HR"/>
+        </w:rPr>
+        <w:t xml:space="preserve"> </w:t>
+      </w:r>
+      <w:proofErr w:type="spellStart"/>
+      <w:r>
+        <w:rPr>
+          <w:color w:val="000000"/>
+          <w:lang w:val="hr-HR"/>
+        </w:rPr>
+        <w:t>Address</w:t>
+      </w:r>
+      <w:proofErr w:type="spellEnd"/>
+      <w:r>
+        <w:rPr>
+          <w:color w:val="000000"/>
+          <w:lang w:val="hr-HR"/>
+        </w:rPr>
+        <w:t>: 238.1.1.1</w:t>
+      </w:r>
+    </w:p>
+    <w:p>
+      <w:pPr>
+        <w:pStyle w:val="Tijeloteksta"/>
+        <w:ind w:left="-76"/>
+        <w:jc w:val="both"/>
+        <w:rPr>
+          <w:color w:val="000000"/>
+          <w:lang w:val="hr-HR"/>
+        </w:rPr>
+      </w:pPr>
+    </w:p>
+    <w:p>
+      <w:pPr>
+        <w:pStyle w:val="Tijeloteksta"/>
+        <w:ind w:left="-76"/>
+        <w:jc w:val="both"/>
+        <w:rPr>
+          <w:color w:val="000000"/>
+          <w:lang w:val="hr-HR"/>
+        </w:rPr>
+      </w:pPr>
+      <w:r>
+        <w:rPr>
+          <w:color w:val="000000"/>
+          <w:lang w:val="hr-HR"/>
+        </w:rPr>
+        <w:t>Izlazak:</w:t>
+      </w:r>
+    </w:p>
+    <w:p>
+      <w:pPr>
+        <w:pStyle w:val="Odlomakpopisa"/>
+        <w:ind w:left="-76"/>
+        <w:jc w:val="both"/>
+        <w:rPr>
+          <w:color w:val="000000"/>
+          <w:lang w:val="hr-HR"/>
+        </w:rPr>
+      </w:pPr>
+      <w:r>
+        <w:rPr>
+          <w:color w:val="000000"/>
+          <w:lang w:val="hr-HR"/>
+        </w:rPr>
+        <w:t xml:space="preserve">Internet Group Management </w:t>
+      </w:r>
+      <w:proofErr w:type="spellStart"/>
+      <w:r>
+        <w:rPr>
+          <w:color w:val="000000"/>
+          <w:lang w:val="hr-HR"/>
+        </w:rPr>
+        <w:t>Protocol</w:t>
+      </w:r>
+      <w:proofErr w:type="spellEnd"/>
+    </w:p>
+    <w:p>
+      <w:pPr>
+        <w:pStyle w:val="Odlomakpopisa"/>
+        <w:ind w:left="-76"/>
+        <w:jc w:val="both"/>
+        <w:rPr>
+          <w:color w:val="000000"/>
+          <w:lang w:val="hr-HR"/>
+        </w:rPr>
+      </w:pPr>
+      <w:r>
+        <w:rPr>
+          <w:color w:val="000000"/>
+          <w:lang w:val="hr-HR"/>
+        </w:rPr>
+        <w:t xml:space="preserve">    [IGMP </w:t>
+      </w:r>
+      <w:proofErr w:type="spellStart"/>
+      <w:r>
+        <w:rPr>
+          <w:color w:val="000000"/>
+          <w:lang w:val="hr-HR"/>
+        </w:rPr>
+        <w:t>Version</w:t>
+      </w:r>
+      <w:proofErr w:type="spellEnd"/>
+      <w:r>
+        <w:rPr>
+          <w:color w:val="000000"/>
+          <w:lang w:val="hr-HR"/>
+        </w:rPr>
+        <w:t>: 3]</w:t>
+      </w:r>
+    </w:p>
+    <w:p>
+      <w:pPr>
+        <w:pStyle w:val="Odlomakpopisa"/>
+        <w:ind w:left="-76"/>
+        <w:jc w:val="both"/>
+        <w:rPr>
+          <w:color w:val="000000"/>
+          <w:lang w:val="hr-HR"/>
+        </w:rPr>
+      </w:pPr>
+      <w:r>
+        <w:rPr>
+          <w:color w:val="000000"/>
+          <w:lang w:val="hr-HR"/>
+        </w:rPr>
+        <w:t xml:space="preserve">    </w:t>
+      </w:r>
+      <w:proofErr w:type="spellStart"/>
+      <w:r>
+        <w:rPr>
+          <w:color w:val="000000"/>
+          <w:lang w:val="hr-HR"/>
+        </w:rPr>
+        <w:t>Type</w:t>
+      </w:r>
+      <w:proofErr w:type="spellEnd"/>
+      <w:r>
+        <w:rPr>
+          <w:color w:val="000000"/>
+          <w:lang w:val="hr-HR"/>
+        </w:rPr>
+        <w:t xml:space="preserve">: </w:t>
+      </w:r>
+      <w:proofErr w:type="spellStart"/>
+      <w:r>
+        <w:rPr>
+          <w:color w:val="000000"/>
+          <w:lang w:val="hr-HR"/>
+        </w:rPr>
+        <w:t>Membership</w:t>
+      </w:r>
+      <w:proofErr w:type="spellEnd"/>
+      <w:r>
+        <w:rPr>
+          <w:color w:val="000000"/>
+          <w:lang w:val="hr-HR"/>
+        </w:rPr>
+        <w:t xml:space="preserve"> </w:t>
+      </w:r>
+      <w:proofErr w:type="spellStart"/>
+      <w:r>
+        <w:rPr>
+          <w:color w:val="000000"/>
+          <w:lang w:val="hr-HR"/>
+        </w:rPr>
+        <w:t>Report</w:t>
+      </w:r>
+      <w:proofErr w:type="spellEnd"/>
+      <w:r>
+        <w:rPr>
+          <w:color w:val="000000"/>
+          <w:lang w:val="hr-HR"/>
+        </w:rPr>
+        <w:t xml:space="preserve"> (0x22)</w:t>
+      </w:r>
+    </w:p>
+    <w:p>
+      <w:pPr>
+        <w:pStyle w:val="Odlomakpopisa"/>
+        <w:ind w:left="-76"/>
+        <w:jc w:val="both"/>
+        <w:rPr>
+          <w:color w:val="000000"/>
+          <w:lang w:val="hr-HR"/>
+        </w:rPr>
+      </w:pPr>
+      <w:r>
+        <w:rPr>
+          <w:color w:val="000000"/>
+          <w:lang w:val="hr-HR"/>
+        </w:rPr>
+        <w:t xml:space="preserve">    </w:t>
+      </w:r>
+      <w:proofErr w:type="spellStart"/>
+      <w:r>
+        <w:rPr>
+          <w:color w:val="000000"/>
+          <w:lang w:val="hr-HR"/>
+        </w:rPr>
+        <w:t>Reserved</w:t>
+      </w:r>
+      <w:proofErr w:type="spellEnd"/>
+      <w:r>
+        <w:rPr>
+          <w:color w:val="000000"/>
+          <w:lang w:val="hr-HR"/>
+        </w:rPr>
+        <w:t>: 00</w:t>
+      </w:r>
+    </w:p>
+    <w:p>
+      <w:pPr>
+        <w:pStyle w:val="Odlomakpopisa"/>
+        <w:ind w:left="-76"/>
+        <w:jc w:val="both"/>
+        <w:rPr>
+          <w:color w:val="000000"/>
+          <w:lang w:val="hr-HR"/>
+        </w:rPr>
+      </w:pPr>
+      <w:r>
+        <w:rPr>
+          <w:color w:val="000000"/>
+          <w:lang w:val="hr-HR"/>
+        </w:rPr>
+        <w:t xml:space="preserve">    </w:t>
+      </w:r>
+      <w:proofErr w:type="spellStart"/>
+      <w:r>
+        <w:rPr>
+          <w:color w:val="000000"/>
+          <w:lang w:val="hr-HR"/>
+        </w:rPr>
+        <w:t>Checksum</w:t>
+      </w:r>
+      <w:proofErr w:type="spellEnd"/>
+      <w:r>
+        <w:rPr>
+          <w:color w:val="000000"/>
+          <w:lang w:val="hr-HR"/>
+        </w:rPr>
+        <w:t>: 0xebfb [</w:t>
+      </w:r>
+      <w:proofErr w:type="spellStart"/>
+      <w:r>
+        <w:rPr>
+          <w:color w:val="000000"/>
+          <w:lang w:val="hr-HR"/>
+        </w:rPr>
+        <w:t>correct</w:t>
+      </w:r>
+      <w:proofErr w:type="spellEnd"/>
+      <w:r>
+        <w:rPr>
+          <w:color w:val="000000"/>
+          <w:lang w:val="hr-HR"/>
+        </w:rPr>
+        <w:t>]</w:t>
+      </w:r>
+    </w:p>
+    <w:p>
+      <w:pPr>
+        <w:pStyle w:val="Odlomakpopisa"/>
+        <w:ind w:left="-76"/>
+        <w:jc w:val="both"/>
+        <w:rPr>
+          <w:color w:val="000000"/>
+          <w:lang w:val="hr-HR"/>
+        </w:rPr>
+      </w:pPr>
+      <w:r>
+        <w:rPr>
+          <w:color w:val="000000"/>
+          <w:lang w:val="hr-HR"/>
+        </w:rPr>
+        <w:t xml:space="preserve">    [</w:t>
+      </w:r>
+      <w:proofErr w:type="spellStart"/>
+      <w:r>
+        <w:rPr>
+          <w:color w:val="000000"/>
+          <w:lang w:val="hr-HR"/>
+        </w:rPr>
+        <w:t>Checksum</w:t>
+      </w:r>
+      <w:proofErr w:type="spellEnd"/>
+      <w:r>
+        <w:rPr>
+          <w:color w:val="000000"/>
+          <w:lang w:val="hr-HR"/>
+        </w:rPr>
+        <w:t xml:space="preserve"> Status: </w:t>
+      </w:r>
+      <w:proofErr w:type="spellStart"/>
+      <w:r>
+        <w:rPr>
+          <w:color w:val="000000"/>
+          <w:lang w:val="hr-HR"/>
+        </w:rPr>
+        <w:t>Good</w:t>
+      </w:r>
+      <w:proofErr w:type="spellEnd"/>
+      <w:r>
+        <w:rPr>
+          <w:color w:val="000000"/>
+          <w:lang w:val="hr-HR"/>
+        </w:rPr>
+        <w:t>]</w:t>
+      </w:r>
+    </w:p>
+    <w:p>
+      <w:pPr>
+        <w:pStyle w:val="Odlomakpopisa"/>
+        <w:ind w:left="-76"/>
+        <w:jc w:val="both"/>
+        <w:rPr>
+          <w:color w:val="000000"/>
+          <w:lang w:val="hr-HR"/>
+        </w:rPr>
+      </w:pPr>
+      <w:r>
+        <w:rPr>
+          <w:color w:val="000000"/>
+          <w:lang w:val="hr-HR"/>
+        </w:rPr>
+        <w:t xml:space="preserve">    </w:t>
+      </w:r>
+      <w:proofErr w:type="spellStart"/>
+      <w:r>
+        <w:rPr>
+          <w:color w:val="000000"/>
+          <w:lang w:val="hr-HR"/>
+        </w:rPr>
+        <w:t>Reserved</w:t>
+      </w:r>
+      <w:proofErr w:type="spellEnd"/>
+      <w:r>
+        <w:rPr>
+          <w:color w:val="000000"/>
+          <w:lang w:val="hr-HR"/>
+        </w:rPr>
+        <w:t>: 0000</w:t>
+      </w:r>
+    </w:p>
+    <w:p>
+      <w:pPr>
+        <w:pStyle w:val="Odlomakpopisa"/>
+        <w:ind w:left="-76"/>
+        <w:jc w:val="both"/>
+        <w:rPr>
+          <w:color w:val="000000"/>
+          <w:lang w:val="hr-HR"/>
+        </w:rPr>
+      </w:pPr>
+      <w:r>
+        <w:rPr>
+          <w:color w:val="000000"/>
+          <w:lang w:val="hr-HR"/>
+        </w:rPr>
+        <w:t xml:space="preserve">    </w:t>
+      </w:r>
+      <w:proofErr w:type="spellStart"/>
+      <w:r>
+        <w:rPr>
+          <w:color w:val="000000"/>
+          <w:lang w:val="hr-HR"/>
+        </w:rPr>
+        <w:t>Num</w:t>
+      </w:r>
+      <w:proofErr w:type="spellEnd"/>
+      <w:r>
+        <w:rPr>
+          <w:color w:val="000000"/>
+          <w:lang w:val="hr-HR"/>
+        </w:rPr>
+        <w:t xml:space="preserve"> Group Records: 1</w:t>
+      </w:r>
+    </w:p>
+    <w:p>
+      <w:pPr>
+        <w:pStyle w:val="Odlomakpopisa"/>
+        <w:ind w:left="-76"/>
+        <w:jc w:val="both"/>
+        <w:rPr>
+          <w:b/>
+          <w:bCs/>
+          <w:color w:val="000000"/>
+          <w:lang w:val="hr-HR"/>
+        </w:rPr>
+      </w:pPr>
+      <w:r>
+        <w:rPr>
+          <w:b/>
+          <w:bCs/>
+          <w:color w:val="000000"/>
+          <w:lang w:val="hr-HR"/>
+        </w:rPr>
+        <w:t xml:space="preserve">    Group </w:t>
+      </w:r>
+      <w:proofErr w:type="spellStart"/>
+      <w:r>
+        <w:rPr>
+          <w:b/>
+          <w:bCs/>
+          <w:color w:val="000000"/>
+          <w:lang w:val="hr-HR"/>
+        </w:rPr>
+        <w:t>Record</w:t>
+      </w:r>
+      <w:proofErr w:type="spellEnd"/>
+      <w:r>
+        <w:rPr>
+          <w:b/>
+          <w:bCs/>
+          <w:color w:val="000000"/>
+          <w:lang w:val="hr-HR"/>
+        </w:rPr>
+        <w:t xml:space="preserve"> : 238.1.1.1  </w:t>
+      </w:r>
+      <w:proofErr w:type="spellStart"/>
+      <w:r>
+        <w:rPr>
+          <w:b/>
+          <w:bCs/>
+          <w:color w:val="000000"/>
+          <w:lang w:val="hr-HR"/>
+        </w:rPr>
+        <w:t>Change</w:t>
+      </w:r>
+      <w:proofErr w:type="spellEnd"/>
+      <w:r>
+        <w:rPr>
+          <w:b/>
+          <w:bCs/>
+          <w:color w:val="000000"/>
+          <w:lang w:val="hr-HR"/>
+        </w:rPr>
+        <w:t xml:space="preserve"> To </w:t>
+      </w:r>
+      <w:proofErr w:type="spellStart"/>
+      <w:r>
+        <w:rPr>
+          <w:b/>
+          <w:bCs/>
+          <w:color w:val="000000"/>
+          <w:lang w:val="hr-HR"/>
+        </w:rPr>
+        <w:t>Include</w:t>
+      </w:r>
+      <w:proofErr w:type="spellEnd"/>
+      <w:r>
+        <w:rPr>
+          <w:b/>
+          <w:bCs/>
+          <w:color w:val="000000"/>
+          <w:lang w:val="hr-HR"/>
+        </w:rPr>
+        <w:t xml:space="preserve"> Mode</w:t>
+      </w:r>
+    </w:p>
+    <w:p>
+      <w:pPr>
+        <w:pStyle w:val="Odlomakpopisa"/>
+        <w:ind w:left="-76"/>
+        <w:jc w:val="both"/>
+        <w:rPr>
+          <w:b/>
+          <w:bCs/>
+          <w:color w:val="000000"/>
+          <w:lang w:val="hr-HR"/>
+        </w:rPr>
+      </w:pPr>
+      <w:r>
+        <w:rPr>
+          <w:b/>
+          <w:bCs/>
+          <w:color w:val="000000"/>
+          <w:lang w:val="hr-HR"/>
+        </w:rPr>
+        <w:t xml:space="preserve">        </w:t>
+      </w:r>
+      <w:proofErr w:type="spellStart"/>
+      <w:r>
+        <w:rPr>
+          <w:b/>
+          <w:bCs/>
+          <w:color w:val="000000"/>
+          <w:lang w:val="hr-HR"/>
+        </w:rPr>
+        <w:t>Record</w:t>
+      </w:r>
+      <w:proofErr w:type="spellEnd"/>
+      <w:r>
+        <w:rPr>
+          <w:b/>
+          <w:bCs/>
+          <w:color w:val="000000"/>
+          <w:lang w:val="hr-HR"/>
+        </w:rPr>
+        <w:t xml:space="preserve"> </w:t>
+      </w:r>
+      <w:proofErr w:type="spellStart"/>
+      <w:r>
+        <w:rPr>
+          <w:b/>
+          <w:bCs/>
+          <w:color w:val="000000"/>
+          <w:lang w:val="hr-HR"/>
+        </w:rPr>
+        <w:t>Type</w:t>
+      </w:r>
+      <w:proofErr w:type="spellEnd"/>
+      <w:r>
+        <w:rPr>
+          <w:b/>
+          <w:bCs/>
+          <w:color w:val="000000"/>
+          <w:lang w:val="hr-HR"/>
+        </w:rPr>
+        <w:t xml:space="preserve">: </w:t>
+      </w:r>
+      <w:proofErr w:type="spellStart"/>
+      <w:r>
+        <w:rPr>
+          <w:b/>
+          <w:bCs/>
+          <w:color w:val="000000"/>
+          <w:lang w:val="hr-HR"/>
+        </w:rPr>
+        <w:t>Change</w:t>
+      </w:r>
+      <w:proofErr w:type="spellEnd"/>
+      <w:r>
+        <w:rPr>
+          <w:b/>
+          <w:bCs/>
+          <w:color w:val="000000"/>
+          <w:lang w:val="hr-HR"/>
+        </w:rPr>
+        <w:t xml:space="preserve"> To </w:t>
+      </w:r>
+      <w:proofErr w:type="spellStart"/>
+      <w:r>
+        <w:rPr>
+          <w:b/>
+          <w:bCs/>
+          <w:color w:val="000000"/>
+          <w:lang w:val="hr-HR"/>
+        </w:rPr>
+        <w:t>Include</w:t>
+      </w:r>
+      <w:proofErr w:type="spellEnd"/>
+      <w:r>
+        <w:rPr>
+          <w:b/>
+          <w:bCs/>
+          <w:color w:val="000000"/>
+          <w:lang w:val="hr-HR"/>
+        </w:rPr>
+        <w:t xml:space="preserve"> Mode (3)</w:t>
+      </w:r>
+    </w:p>
+    <w:p>
+      <w:pPr>
+        <w:pStyle w:val="Odlomakpopisa"/>
+        <w:ind w:left="-76"/>
+        <w:jc w:val="both"/>
+        <w:rPr>
+          <w:color w:val="000000"/>
+          <w:lang w:val="hr-HR"/>
+        </w:rPr>
+      </w:pPr>
+      <w:r>
+        <w:rPr>
+          <w:color w:val="000000"/>
+          <w:lang w:val="hr-HR"/>
+        </w:rPr>
+        <w:t xml:space="preserve">        </w:t>
+      </w:r>
+      <w:proofErr w:type="spellStart"/>
+      <w:r>
+        <w:rPr>
+          <w:color w:val="000000"/>
+          <w:lang w:val="hr-HR"/>
+        </w:rPr>
+        <w:t>Aux</w:t>
+      </w:r>
+      <w:proofErr w:type="spellEnd"/>
+      <w:r>
+        <w:rPr>
+          <w:color w:val="000000"/>
+          <w:lang w:val="hr-HR"/>
+        </w:rPr>
+        <w:t xml:space="preserve"> Data </w:t>
+      </w:r>
+      <w:proofErr w:type="spellStart"/>
+      <w:r>
+        <w:rPr>
+          <w:color w:val="000000"/>
+          <w:lang w:val="hr-HR"/>
+        </w:rPr>
+        <w:t>Len</w:t>
+      </w:r>
+      <w:proofErr w:type="spellEnd"/>
+      <w:r>
+        <w:rPr>
+          <w:color w:val="000000"/>
+          <w:lang w:val="hr-HR"/>
+        </w:rPr>
+        <w:t>: 0</w:t>
+      </w:r>
+    </w:p>
+    <w:p>
+      <w:pPr>
+        <w:pStyle w:val="Odlomakpopisa"/>
+        <w:ind w:left="-76"/>
+        <w:jc w:val="both"/>
+        <w:rPr>
+          <w:color w:val="000000"/>
+          <w:lang w:val="hr-HR"/>
+        </w:rPr>
+      </w:pPr>
+      <w:r>
+        <w:rPr>
+          <w:color w:val="000000"/>
+          <w:lang w:val="hr-HR"/>
+        </w:rPr>
+        <w:t xml:space="preserve">        </w:t>
+      </w:r>
+      <w:proofErr w:type="spellStart"/>
+      <w:r>
+        <w:rPr>
+          <w:color w:val="000000"/>
+          <w:lang w:val="hr-HR"/>
+        </w:rPr>
+        <w:t>Num</w:t>
+      </w:r>
+      <w:proofErr w:type="spellEnd"/>
+      <w:r>
+        <w:rPr>
+          <w:color w:val="000000"/>
+          <w:lang w:val="hr-HR"/>
+        </w:rPr>
+        <w:t xml:space="preserve"> </w:t>
+      </w:r>
+      <w:proofErr w:type="spellStart"/>
+      <w:r>
+        <w:rPr>
+          <w:color w:val="000000"/>
+          <w:lang w:val="hr-HR"/>
+        </w:rPr>
+        <w:t>Src</w:t>
+      </w:r>
+      <w:proofErr w:type="spellEnd"/>
+      <w:r>
+        <w:rPr>
+          <w:color w:val="000000"/>
+          <w:lang w:val="hr-HR"/>
+        </w:rPr>
+        <w:t>: 0</w:t>
+      </w:r>
+    </w:p>
+    <w:p>
+      <w:pPr>
+        <w:pStyle w:val="Odlomakpopisa"/>
+        <w:ind w:left="-76"/>
+        <w:jc w:val="both"/>
+        <w:rPr>
+          <w:color w:val="000000"/>
+          <w:lang w:val="hr-HR"/>
+        </w:rPr>
+      </w:pPr>
+      <w:r>
+        <w:rPr>
+          <w:color w:val="000000"/>
+          <w:lang w:val="hr-HR"/>
+        </w:rPr>
+        <w:t xml:space="preserve">        </w:t>
+      </w:r>
+      <w:proofErr w:type="spellStart"/>
+      <w:r>
+        <w:rPr>
+          <w:color w:val="000000"/>
+          <w:lang w:val="hr-HR"/>
+        </w:rPr>
+        <w:t>Multicast</w:t>
+      </w:r>
+      <w:proofErr w:type="spellEnd"/>
+      <w:r>
+        <w:rPr>
+          <w:color w:val="000000"/>
+          <w:lang w:val="hr-HR"/>
+        </w:rPr>
+        <w:t xml:space="preserve"> </w:t>
+      </w:r>
+      <w:proofErr w:type="spellStart"/>
+      <w:r>
+        <w:rPr>
+          <w:color w:val="000000"/>
+          <w:lang w:val="hr-HR"/>
+        </w:rPr>
+        <w:t>Address</w:t>
+      </w:r>
+      <w:proofErr w:type="spellEnd"/>
+      <w:r>
+        <w:rPr>
+          <w:color w:val="000000"/>
+          <w:lang w:val="hr-HR"/>
+        </w:rPr>
+        <w:t>: 238.1.1.1</w:t>
+      </w:r>
+    </w:p>
+    <w:p>
+      <w:pPr>
+        <w:pStyle w:val="Odlomakpopisa"/>
+        <w:ind w:left="-76"/>
+        <w:jc w:val="both"/>
+        <w:rPr>
+          <w:color w:val="FF0000"/>
+          <w:lang w:val="hr-HR"/>
+        </w:rPr>
+      </w:pPr>
+    </w:p>
+    <w:p>
+      <w:pPr>
+        <w:pStyle w:val="Odlomakpopisa"/>
+        <w:keepNext/>
+        <w:ind w:left="-76"/>
+        <w:jc w:val="center"/>
+      </w:pPr>
+      <w:r>
+        <w:rPr>
+          <w:noProof/>
+        </w:rPr>
+        <w:drawing>
+          <wp:inline distT="0" distB="0" distL="0" distR="0" wp14:anchorId="464D6F83" wp14:editId="23BBBD1F">
+            <wp:extent cx="6168390" cy="4284345"/>
+            <wp:effectExtent l="0" t="0" r="0" b="0"/>
+            <wp:docPr id="10" name="Image8"/>
+            <wp:cNvGraphicFramePr>
+              <a:graphicFrameLocks xmlns:a="http://schemas.openxmlformats.org/drawingml/2006/main" noChangeAspect="1"/>
+            </wp:cNvGraphicFramePr>
+            <a:graphic xmlns:a="http://schemas.openxmlformats.org/drawingml/2006/main">
+              <a:graphicData uri="http://schemas.openxmlformats.org/drawingml/2006/picture">
+                <pic:pic xmlns:pic="http://schemas.openxmlformats.org/drawingml/2006/picture">
+                  <pic:nvPicPr>
+                    <pic:cNvPr id="10" name="Image8"/>
+                    <pic:cNvPicPr>
+                      <a:picLocks noChangeAspect="1" noChangeArrowheads="1"/>
+                    </pic:cNvPicPr>
+                  </pic:nvPicPr>
+                  <pic:blipFill>
+                    <a:blip r:embed="rId15"/>
+                    <a:stretch>
+                      <a:fillRect/>
+                    </a:stretch>
+                  </pic:blipFill>
+                  <pic:spPr bwMode="auto">
+                    <a:xfrm>
+                      <a:off x="0" y="0"/>
+                      <a:ext cx="6168390" cy="4284345"/>
+                    </a:xfrm>
+                    <a:prstGeom prst="rect">
+                      <a:avLst/>
+                    </a:prstGeom>
+                  </pic:spPr>
+                </pic:pic>
+              </a:graphicData>
+            </a:graphic>
+          </wp:inline>
+        </w:drawing>
+      </w:r>
+    </w:p>
+    <w:p>
+      <w:pPr>
+        <w:pStyle w:val="Opisslike"/>
+        <w:jc w:val="center"/>
+        <w:rPr>
+          <w:color w:val="FF0000"/>
+          <w:lang w:val="hr-HR"/>
+        </w:rPr>
+      </w:pPr>
+      <w:r>
+        <w:rPr>
+          <w:lang w:val="pt-PT"/>
+        </w:rPr>
+        <w:t xml:space="preserve">Slika </w:t>
+      </w:r>
+      <w:r>
+        <w:fldChar w:fldCharType="begin"/>
+      </w:r>
+      <w:r>
+        <w:rPr>
+          <w:lang w:val="pt-PT"/>
+        </w:rPr>
+        <w:instrText xml:space="preserve"> SEQ Slika \* ARABIC </w:instrText>
+      </w:r>
+      <w:r>
+        <w:fldChar w:fldCharType="separate"/>
+      </w:r>
+      <w:r>
+        <w:rPr>
+          <w:noProof/>
+          <w:lang w:val="pt-PT"/>
+        </w:rPr>
+        <w:t>10</w:t>
+      </w:r>
+      <w:r>
+        <w:fldChar w:fldCharType="end"/>
+      </w:r>
+      <w:r>
+        <w:rPr>
+          <w:lang w:val="pt-PT"/>
+        </w:rPr>
+        <w:t xml:space="preserve"> - ulazak i izlazak iz multicasta</w:t>
+      </w:r>
     </w:p>
     <w:p>
       <w:pPr>
@@ -5011,10 +6668,49 @@
         <w:ind w:left="-76"/>
         <w:jc w:val="both"/>
         <w:rPr>
-          <w:color w:val="FF0000"/>
-          <w:lang w:val="hr-HR"/>
-        </w:rPr>
-      </w:pPr>
+          <w:color w:val="000000"/>
+          <w:lang w:val="hr-HR"/>
+        </w:rPr>
+      </w:pPr>
+      <w:r>
+        <w:rPr>
+          <w:color w:val="000000"/>
+          <w:lang w:val="hr-HR"/>
+        </w:rPr>
+        <w:t xml:space="preserve">Unutar Group </w:t>
+      </w:r>
+      <w:proofErr w:type="spellStart"/>
+      <w:r>
+        <w:rPr>
+          <w:color w:val="000000"/>
+          <w:lang w:val="hr-HR"/>
+        </w:rPr>
+        <w:t>record</w:t>
+      </w:r>
+      <w:proofErr w:type="spellEnd"/>
+      <w:r>
+        <w:rPr>
+          <w:color w:val="000000"/>
+          <w:lang w:val="hr-HR"/>
+        </w:rPr>
+        <w:t xml:space="preserve"> se nalazi </w:t>
+      </w:r>
+      <w:proofErr w:type="spellStart"/>
+      <w:r>
+        <w:rPr>
+          <w:color w:val="000000"/>
+          <w:lang w:val="hr-HR"/>
+        </w:rPr>
+        <w:t>multicast</w:t>
+      </w:r>
+      <w:proofErr w:type="spellEnd"/>
+      <w:r>
+        <w:rPr>
+          <w:color w:val="000000"/>
+          <w:lang w:val="hr-HR"/>
+        </w:rPr>
+        <w:t xml:space="preserve"> adresa.</w:t>
+      </w:r>
     </w:p>
     <w:p>
       <w:pPr>
@@ -5047,7 +6743,14 @@
           <w:lang w:val="hr-HR"/>
         </w:rPr>
         <w:lastRenderedPageBreak/>
-        <w:t>Koliko izvora (</w:t>
+        <w:t xml:space="preserve">Koliko </w:t>
+      </w:r>
+      <w:r>
+        <w:rPr>
+          <w:color w:val="FF0000"/>
+          <w:lang w:val="hr-HR"/>
+        </w:rPr>
+        <w:t>izvora (</w:t>
       </w:r>
       <w:proofErr w:type="spellStart"/>
       <w:r>
@@ -5063,14 +6766,7 @@
           <w:color w:val="FF0000"/>
           <w:lang w:val="hr-HR"/>
         </w:rPr>
-        <w:t xml:space="preserve">) se nalazi u IGMP paketima koje ste pronašli u ovoj </w:t>
-      </w:r>
-      <w:r>
-        <w:rPr>
-          <w:color w:val="FF0000"/>
-          <w:lang w:val="hr-HR"/>
-        </w:rPr>
-        <w:t>vježbi? Koji su to, kako i gdje u IGMP paketu su zapisani?</w:t>
+        <w:t>) se nalazi u IGMP paketima koje ste pronašli u ovoj vježbi? Koji su to, kako i gdje u IGMP paketu su zapisani?</w:t>
       </w:r>
     </w:p>
     <w:p>
@@ -5083,6 +6779,838 @@
           <w:lang w:val="hr-HR"/>
         </w:rPr>
       </w:pPr>
+    </w:p>
+    <w:p>
+      <w:pPr>
+        <w:pStyle w:val="Odlomakpopisa"/>
+        <w:ind w:left="284" w:hanging="360"/>
+        <w:jc w:val="both"/>
+        <w:rPr>
+          <w:color w:val="000000"/>
+          <w:lang w:val="hr-HR"/>
+        </w:rPr>
+      </w:pPr>
+      <w:r>
+        <w:rPr>
+          <w:color w:val="000000"/>
+          <w:lang w:val="hr-HR"/>
+        </w:rPr>
+        <w:t xml:space="preserve">Dva su izvora: </w:t>
+      </w:r>
+      <w:r>
+        <w:rPr>
+          <w:b/>
+          <w:bCs/>
+          <w:color w:val="000000"/>
+          <w:lang w:val="hr-HR"/>
+        </w:rPr>
+        <w:t>10.128.114.161 i 10.128.114.195. Niže je podebljan primjer zapisa.</w:t>
+      </w:r>
+    </w:p>
+    <w:p>
+      <w:pPr>
+        <w:pStyle w:val="Odlomakpopisa"/>
+        <w:ind w:left="284" w:hanging="360"/>
+        <w:jc w:val="both"/>
+        <w:rPr>
+          <w:color w:val="000000"/>
+          <w:lang w:val="hr-HR"/>
+        </w:rPr>
+      </w:pPr>
+    </w:p>
+    <w:p>
+      <w:pPr>
+        <w:pStyle w:val="Odlomakpopisa"/>
+        <w:ind w:left="284" w:hanging="360"/>
+        <w:jc w:val="both"/>
+        <w:rPr>
+          <w:color w:val="000000"/>
+          <w:lang w:val="hr-HR"/>
+        </w:rPr>
+      </w:pPr>
+      <w:r>
+        <w:rPr>
+          <w:color w:val="000000"/>
+          <w:lang w:val="hr-HR"/>
+        </w:rPr>
+        <w:t xml:space="preserve">Internet </w:t>
+      </w:r>
+      <w:proofErr w:type="spellStart"/>
+      <w:r>
+        <w:rPr>
+          <w:color w:val="000000"/>
+          <w:lang w:val="hr-HR"/>
+        </w:rPr>
+        <w:t>Protocol</w:t>
+      </w:r>
+      <w:proofErr w:type="spellEnd"/>
+      <w:r>
+        <w:rPr>
+          <w:color w:val="000000"/>
+          <w:lang w:val="hr-HR"/>
+        </w:rPr>
+        <w:t xml:space="preserve"> </w:t>
+      </w:r>
+      <w:proofErr w:type="spellStart"/>
+      <w:r>
+        <w:rPr>
+          <w:color w:val="000000"/>
+          <w:lang w:val="hr-HR"/>
+        </w:rPr>
+        <w:t>Version</w:t>
+      </w:r>
+      <w:proofErr w:type="spellEnd"/>
+      <w:r>
+        <w:rPr>
+          <w:color w:val="000000"/>
+          <w:lang w:val="hr-HR"/>
+        </w:rPr>
+        <w:t xml:space="preserve"> 4, </w:t>
+      </w:r>
+      <w:proofErr w:type="spellStart"/>
+      <w:r>
+        <w:rPr>
+          <w:color w:val="000000"/>
+          <w:lang w:val="hr-HR"/>
+        </w:rPr>
+        <w:t>Src</w:t>
+      </w:r>
+      <w:proofErr w:type="spellEnd"/>
+      <w:r>
+        <w:rPr>
+          <w:color w:val="000000"/>
+          <w:lang w:val="hr-HR"/>
+        </w:rPr>
+        <w:t xml:space="preserve">: </w:t>
+      </w:r>
+      <w:r>
+        <w:rPr>
+          <w:color w:val="000000"/>
+          <w:lang w:val="hr-HR"/>
+        </w:rPr>
+        <w:t xml:space="preserve">10.128.114.161, </w:t>
+      </w:r>
+      <w:proofErr w:type="spellStart"/>
+      <w:r>
+        <w:rPr>
+          <w:color w:val="000000"/>
+          <w:lang w:val="hr-HR"/>
+        </w:rPr>
+        <w:t>Dst</w:t>
+      </w:r>
+      <w:proofErr w:type="spellEnd"/>
+      <w:r>
+        <w:rPr>
+          <w:color w:val="000000"/>
+          <w:lang w:val="hr-HR"/>
+        </w:rPr>
+        <w:t>: 224.0.0.22</w:t>
+      </w:r>
+    </w:p>
+    <w:p>
+      <w:pPr>
+        <w:pStyle w:val="Odlomakpopisa"/>
+        <w:ind w:left="284" w:hanging="360"/>
+        <w:jc w:val="both"/>
+        <w:rPr>
+          <w:color w:val="000000"/>
+          <w:lang w:val="hr-HR"/>
+        </w:rPr>
+      </w:pPr>
+      <w:r>
+        <w:rPr>
+          <w:color w:val="000000"/>
+          <w:lang w:val="hr-HR"/>
+        </w:rPr>
+        <w:t xml:space="preserve">    0100 .... = </w:t>
+      </w:r>
+      <w:proofErr w:type="spellStart"/>
+      <w:r>
+        <w:rPr>
+          <w:color w:val="000000"/>
+          <w:lang w:val="hr-HR"/>
+        </w:rPr>
+        <w:t>Version</w:t>
+      </w:r>
+      <w:proofErr w:type="spellEnd"/>
+      <w:r>
+        <w:rPr>
+          <w:color w:val="000000"/>
+          <w:lang w:val="hr-HR"/>
+        </w:rPr>
+        <w:t>: 4</w:t>
+      </w:r>
+    </w:p>
+    <w:p>
+      <w:pPr>
+        <w:pStyle w:val="Odlomakpopisa"/>
+        <w:ind w:left="284" w:hanging="360"/>
+        <w:jc w:val="both"/>
+        <w:rPr>
+          <w:color w:val="000000"/>
+          <w:lang w:val="hr-HR"/>
+        </w:rPr>
+      </w:pPr>
+      <w:r>
+        <w:rPr>
+          <w:color w:val="000000"/>
+          <w:lang w:val="hr-HR"/>
+        </w:rPr>
+        <w:t xml:space="preserve">    .... 0110 = </w:t>
+      </w:r>
+      <w:proofErr w:type="spellStart"/>
+      <w:r>
+        <w:rPr>
+          <w:color w:val="000000"/>
+          <w:lang w:val="hr-HR"/>
+        </w:rPr>
+        <w:t>Header</w:t>
+      </w:r>
+      <w:proofErr w:type="spellEnd"/>
+      <w:r>
+        <w:rPr>
+          <w:color w:val="000000"/>
+          <w:lang w:val="hr-HR"/>
+        </w:rPr>
+        <w:t xml:space="preserve"> </w:t>
+      </w:r>
+      <w:proofErr w:type="spellStart"/>
+      <w:r>
+        <w:rPr>
+          <w:color w:val="000000"/>
+          <w:lang w:val="hr-HR"/>
+        </w:rPr>
+        <w:t>Length</w:t>
+      </w:r>
+      <w:proofErr w:type="spellEnd"/>
+      <w:r>
+        <w:rPr>
+          <w:color w:val="000000"/>
+          <w:lang w:val="hr-HR"/>
+        </w:rPr>
+        <w:t xml:space="preserve">: 24 </w:t>
+      </w:r>
+      <w:proofErr w:type="spellStart"/>
+      <w:r>
+        <w:rPr>
+          <w:color w:val="000000"/>
+          <w:lang w:val="hr-HR"/>
+        </w:rPr>
+        <w:t>bytes</w:t>
+      </w:r>
+      <w:proofErr w:type="spellEnd"/>
+      <w:r>
+        <w:rPr>
+          <w:color w:val="000000"/>
+          <w:lang w:val="hr-HR"/>
+        </w:rPr>
+        <w:t xml:space="preserve"> (6)</w:t>
+      </w:r>
+    </w:p>
+    <w:p>
+      <w:pPr>
+        <w:pStyle w:val="Odlomakpopisa"/>
+        <w:ind w:left="284" w:hanging="360"/>
+        <w:jc w:val="both"/>
+        <w:rPr>
+          <w:color w:val="000000"/>
+          <w:lang w:val="hr-HR"/>
+        </w:rPr>
+      </w:pPr>
+      <w:r>
+        <w:rPr>
+          <w:color w:val="000000"/>
+          <w:lang w:val="hr-HR"/>
+        </w:rPr>
+        <w:t xml:space="preserve">    </w:t>
+      </w:r>
+      <w:proofErr w:type="spellStart"/>
+      <w:r>
+        <w:rPr>
+          <w:color w:val="000000"/>
+          <w:lang w:val="hr-HR"/>
+        </w:rPr>
+        <w:t>Differentiated</w:t>
+      </w:r>
+      <w:proofErr w:type="spellEnd"/>
+      <w:r>
+        <w:rPr>
+          <w:color w:val="000000"/>
+          <w:lang w:val="hr-HR"/>
+        </w:rPr>
+        <w:t xml:space="preserve"> </w:t>
+      </w:r>
+      <w:proofErr w:type="spellStart"/>
+      <w:r>
+        <w:rPr>
+          <w:color w:val="000000"/>
+          <w:lang w:val="hr-HR"/>
+        </w:rPr>
+        <w:t>Services</w:t>
+      </w:r>
+      <w:proofErr w:type="spellEnd"/>
+      <w:r>
+        <w:rPr>
+          <w:color w:val="000000"/>
+          <w:lang w:val="hr-HR"/>
+        </w:rPr>
+        <w:t xml:space="preserve"> </w:t>
+      </w:r>
+      <w:proofErr w:type="spellStart"/>
+      <w:r>
+        <w:rPr>
+          <w:color w:val="000000"/>
+          <w:lang w:val="hr-HR"/>
+        </w:rPr>
+        <w:t>Field</w:t>
+      </w:r>
+      <w:proofErr w:type="spellEnd"/>
+      <w:r>
+        <w:rPr>
+          <w:color w:val="000000"/>
+          <w:lang w:val="hr-HR"/>
+        </w:rPr>
+        <w:t xml:space="preserve">: 0x00 (DSCP: CS0, ECN: </w:t>
+      </w:r>
+      <w:proofErr w:type="spellStart"/>
+      <w:r>
+        <w:rPr>
+          <w:color w:val="000000"/>
+          <w:lang w:val="hr-HR"/>
+        </w:rPr>
+        <w:t>Not</w:t>
+      </w:r>
+      <w:proofErr w:type="spellEnd"/>
+      <w:r>
+        <w:rPr>
+          <w:color w:val="000000"/>
+          <w:lang w:val="hr-HR"/>
+        </w:rPr>
+        <w:t>-ECT)</w:t>
+      </w:r>
+    </w:p>
+    <w:p>
+      <w:pPr>
+        <w:pStyle w:val="Odlomakpopisa"/>
+        <w:ind w:left="284" w:hanging="360"/>
+        <w:jc w:val="both"/>
+        <w:rPr>
+          <w:color w:val="000000"/>
+          <w:lang w:val="hr-HR"/>
+        </w:rPr>
+      </w:pPr>
+      <w:r>
+        <w:rPr>
+          <w:color w:val="000000"/>
+          <w:lang w:val="hr-HR"/>
+        </w:rPr>
+        <w:t xml:space="preserve">    Total </w:t>
+      </w:r>
+      <w:proofErr w:type="spellStart"/>
+      <w:r>
+        <w:rPr>
+          <w:color w:val="000000"/>
+          <w:lang w:val="hr-HR"/>
+        </w:rPr>
+        <w:t>Length</w:t>
+      </w:r>
+      <w:proofErr w:type="spellEnd"/>
+      <w:r>
+        <w:rPr>
+          <w:color w:val="000000"/>
+          <w:lang w:val="hr-HR"/>
+        </w:rPr>
+        <w:t>: 40</w:t>
+      </w:r>
+    </w:p>
+    <w:p>
+      <w:pPr>
+        <w:pStyle w:val="Odlomakpopisa"/>
+        <w:ind w:left="284" w:hanging="360"/>
+        <w:jc w:val="both"/>
+        <w:rPr>
+          <w:color w:val="000000"/>
+          <w:lang w:val="hr-HR"/>
+        </w:rPr>
+      </w:pPr>
+      <w:r>
+        <w:rPr>
+          <w:color w:val="000000"/>
+          <w:lang w:val="hr-HR"/>
+        </w:rPr>
+        <w:t xml:space="preserve">    </w:t>
+      </w:r>
+      <w:proofErr w:type="spellStart"/>
+      <w:r>
+        <w:rPr>
+          <w:color w:val="000000"/>
+          <w:lang w:val="hr-HR"/>
+        </w:rPr>
+        <w:t>Identification</w:t>
+      </w:r>
+      <w:proofErr w:type="spellEnd"/>
+      <w:r>
+        <w:rPr>
+          <w:color w:val="000000"/>
+          <w:lang w:val="hr-HR"/>
+        </w:rPr>
+        <w:t>: 0x50d5 (20693)</w:t>
+      </w:r>
+    </w:p>
+    <w:p>
+      <w:pPr>
+        <w:pStyle w:val="Odlomakpopisa"/>
+        <w:ind w:left="284" w:hanging="360"/>
+        <w:jc w:val="both"/>
+        <w:rPr>
+          <w:color w:val="000000"/>
+          <w:lang w:val="hr-HR"/>
+        </w:rPr>
+      </w:pPr>
+      <w:r>
+        <w:rPr>
+          <w:color w:val="000000"/>
+          <w:lang w:val="hr-HR"/>
+        </w:rPr>
+        <w:t xml:space="preserve">    </w:t>
+      </w:r>
+      <w:proofErr w:type="spellStart"/>
+      <w:r>
+        <w:rPr>
+          <w:color w:val="000000"/>
+          <w:lang w:val="hr-HR"/>
+        </w:rPr>
+        <w:t>Flags</w:t>
+      </w:r>
+      <w:proofErr w:type="spellEnd"/>
+      <w:r>
+        <w:rPr>
+          <w:color w:val="000000"/>
+          <w:lang w:val="hr-HR"/>
+        </w:rPr>
+        <w:t>: 0x00</w:t>
+      </w:r>
+    </w:p>
+    <w:p>
+      <w:pPr>
+        <w:pStyle w:val="Odlomakpopisa"/>
+        <w:ind w:left="284" w:hanging="360"/>
+        <w:jc w:val="both"/>
+        <w:rPr>
+          <w:color w:val="000000"/>
+          <w:lang w:val="hr-HR"/>
+        </w:rPr>
+      </w:pPr>
+      <w:r>
+        <w:rPr>
+          <w:color w:val="000000"/>
+          <w:lang w:val="hr-HR"/>
+        </w:rPr>
+        <w:t xml:space="preserve">    ...0 0000 0000 0000 = Fragment </w:t>
+      </w:r>
+      <w:proofErr w:type="spellStart"/>
+      <w:r>
+        <w:rPr>
+          <w:color w:val="000000"/>
+          <w:lang w:val="hr-HR"/>
+        </w:rPr>
+        <w:t>Offset</w:t>
+      </w:r>
+      <w:proofErr w:type="spellEnd"/>
+      <w:r>
+        <w:rPr>
+          <w:color w:val="000000"/>
+          <w:lang w:val="hr-HR"/>
+        </w:rPr>
+        <w:t>: 0</w:t>
+      </w:r>
+    </w:p>
+    <w:p>
+      <w:pPr>
+        <w:pStyle w:val="Odlomakpopisa"/>
+        <w:ind w:left="284" w:hanging="360"/>
+        <w:jc w:val="both"/>
+        <w:rPr>
+          <w:color w:val="000000"/>
+          <w:lang w:val="hr-HR"/>
+        </w:rPr>
+      </w:pPr>
+      <w:r>
+        <w:rPr>
+          <w:color w:val="000000"/>
+          <w:lang w:val="hr-HR"/>
+        </w:rPr>
+        <w:t xml:space="preserve">    Time to Live: 1</w:t>
+      </w:r>
+    </w:p>
+    <w:p>
+      <w:pPr>
+        <w:pStyle w:val="Odlomakpopisa"/>
+        <w:ind w:left="284" w:hanging="360"/>
+        <w:jc w:val="both"/>
+        <w:rPr>
+          <w:color w:val="000000"/>
+          <w:lang w:val="hr-HR"/>
+        </w:rPr>
+      </w:pPr>
+      <w:r>
+        <w:rPr>
+          <w:color w:val="000000"/>
+          <w:lang w:val="hr-HR"/>
+        </w:rPr>
+        <w:t xml:space="preserve">    </w:t>
+      </w:r>
+      <w:proofErr w:type="spellStart"/>
+      <w:r>
+        <w:rPr>
+          <w:color w:val="000000"/>
+          <w:lang w:val="hr-HR"/>
+        </w:rPr>
+        <w:t>Protocol</w:t>
+      </w:r>
+      <w:proofErr w:type="spellEnd"/>
+      <w:r>
+        <w:rPr>
+          <w:color w:val="000000"/>
+          <w:lang w:val="hr-HR"/>
+        </w:rPr>
+        <w:t>: IGMP (2)</w:t>
+      </w:r>
+    </w:p>
+    <w:p>
+      <w:pPr>
+        <w:pStyle w:val="Odlomakpopisa"/>
+        <w:ind w:left="284" w:hanging="360"/>
+        <w:jc w:val="both"/>
+        <w:rPr>
+          <w:color w:val="000000"/>
+          <w:lang w:val="hr-HR"/>
+        </w:rPr>
+      </w:pPr>
+      <w:r>
+        <w:rPr>
+          <w:color w:val="000000"/>
+          <w:lang w:val="hr-HR"/>
+        </w:rPr>
+        <w:t xml:space="preserve">    </w:t>
+      </w:r>
+      <w:proofErr w:type="spellStart"/>
+      <w:r>
+        <w:rPr>
+          <w:color w:val="000000"/>
+          <w:lang w:val="hr-HR"/>
+        </w:rPr>
+        <w:t>Header</w:t>
+      </w:r>
+      <w:proofErr w:type="spellEnd"/>
+      <w:r>
+        <w:rPr>
+          <w:color w:val="000000"/>
+          <w:lang w:val="hr-HR"/>
+        </w:rPr>
+        <w:t xml:space="preserve"> </w:t>
+      </w:r>
+      <w:proofErr w:type="spellStart"/>
+      <w:r>
+        <w:rPr>
+          <w:color w:val="000000"/>
+          <w:lang w:val="hr-HR"/>
+        </w:rPr>
+        <w:t>Checksum</w:t>
+      </w:r>
+      <w:proofErr w:type="spellEnd"/>
+      <w:r>
+        <w:rPr>
+          <w:color w:val="000000"/>
+          <w:lang w:val="hr-HR"/>
+        </w:rPr>
+        <w:t>: 0x0000 [</w:t>
+      </w:r>
+      <w:proofErr w:type="spellStart"/>
+      <w:r>
+        <w:rPr>
+          <w:color w:val="000000"/>
+          <w:lang w:val="hr-HR"/>
+        </w:rPr>
+        <w:t>validation</w:t>
+      </w:r>
+      <w:proofErr w:type="spellEnd"/>
+      <w:r>
+        <w:rPr>
+          <w:color w:val="000000"/>
+          <w:lang w:val="hr-HR"/>
+        </w:rPr>
+        <w:t xml:space="preserve"> </w:t>
+      </w:r>
+      <w:proofErr w:type="spellStart"/>
+      <w:r>
+        <w:rPr>
+          <w:color w:val="000000"/>
+          <w:lang w:val="hr-HR"/>
+        </w:rPr>
+        <w:t>disabled</w:t>
+      </w:r>
+      <w:proofErr w:type="spellEnd"/>
+      <w:r>
+        <w:rPr>
+          <w:color w:val="000000"/>
+          <w:lang w:val="hr-HR"/>
+        </w:rPr>
+        <w:t>]</w:t>
+      </w:r>
+    </w:p>
+    <w:p>
+      <w:pPr>
+        <w:pStyle w:val="Odlomakpopisa"/>
+        <w:ind w:left="284" w:hanging="360"/>
+        <w:jc w:val="both"/>
+        <w:rPr>
+          <w:color w:val="000000"/>
+          <w:lang w:val="hr-HR"/>
+        </w:rPr>
+      </w:pPr>
+      <w:r>
+        <w:rPr>
+          <w:color w:val="000000"/>
+          <w:lang w:val="hr-HR"/>
+        </w:rPr>
+        <w:t xml:space="preserve">    [</w:t>
+      </w:r>
+      <w:proofErr w:type="spellStart"/>
+      <w:r>
+        <w:rPr>
+          <w:color w:val="000000"/>
+          <w:lang w:val="hr-HR"/>
+        </w:rPr>
+        <w:t>Header</w:t>
+      </w:r>
+      <w:proofErr w:type="spellEnd"/>
+      <w:r>
+        <w:rPr>
+          <w:color w:val="000000"/>
+          <w:lang w:val="hr-HR"/>
+        </w:rPr>
+        <w:t xml:space="preserve"> </w:t>
+      </w:r>
+      <w:proofErr w:type="spellStart"/>
+      <w:r>
+        <w:rPr>
+          <w:color w:val="000000"/>
+          <w:lang w:val="hr-HR"/>
+        </w:rPr>
+        <w:t>checksum</w:t>
+      </w:r>
+      <w:proofErr w:type="spellEnd"/>
+      <w:r>
+        <w:rPr>
+          <w:color w:val="000000"/>
+          <w:lang w:val="hr-HR"/>
+        </w:rPr>
+        <w:t xml:space="preserve"> status: </w:t>
+      </w:r>
+      <w:proofErr w:type="spellStart"/>
+      <w:r>
+        <w:rPr>
+          <w:color w:val="000000"/>
+          <w:lang w:val="hr-HR"/>
+        </w:rPr>
+        <w:t>Unverified</w:t>
+      </w:r>
+      <w:proofErr w:type="spellEnd"/>
+      <w:r>
+        <w:rPr>
+          <w:color w:val="000000"/>
+          <w:lang w:val="hr-HR"/>
+        </w:rPr>
+        <w:t>]</w:t>
+      </w:r>
+    </w:p>
+    <w:p>
+      <w:pPr>
+        <w:pStyle w:val="Odlomakpopisa"/>
+        <w:ind w:left="284" w:hanging="360"/>
+        <w:jc w:val="both"/>
+        <w:rPr>
+          <w:b/>
+          <w:bCs/>
+          <w:color w:val="000000"/>
+          <w:lang w:val="hr-HR"/>
+        </w:rPr>
+      </w:pPr>
+      <w:r>
+        <w:rPr>
+          <w:b/>
+          <w:bCs/>
+          <w:color w:val="000000"/>
+          <w:lang w:val="hr-HR"/>
+        </w:rPr>
+        <w:t xml:space="preserve">    </w:t>
+      </w:r>
+      <w:proofErr w:type="spellStart"/>
+      <w:r>
+        <w:rPr>
+          <w:b/>
+          <w:bCs/>
+          <w:color w:val="000000"/>
+          <w:lang w:val="hr-HR"/>
+        </w:rPr>
+        <w:t>Source</w:t>
+      </w:r>
+      <w:proofErr w:type="spellEnd"/>
+      <w:r>
+        <w:rPr>
+          <w:b/>
+          <w:bCs/>
+          <w:color w:val="000000"/>
+          <w:lang w:val="hr-HR"/>
+        </w:rPr>
+        <w:t xml:space="preserve"> </w:t>
+      </w:r>
+      <w:proofErr w:type="spellStart"/>
+      <w:r>
+        <w:rPr>
+          <w:b/>
+          <w:bCs/>
+          <w:color w:val="000000"/>
+          <w:lang w:val="hr-HR"/>
+        </w:rPr>
+        <w:t>Address</w:t>
+      </w:r>
+      <w:proofErr w:type="spellEnd"/>
+      <w:r>
+        <w:rPr>
+          <w:b/>
+          <w:bCs/>
+          <w:color w:val="000000"/>
+          <w:lang w:val="hr-HR"/>
+        </w:rPr>
+        <w:t>: 10.128.114.161</w:t>
+      </w:r>
+    </w:p>
+    <w:p>
+      <w:pPr>
+        <w:pStyle w:val="Odlomakpopisa"/>
+        <w:ind w:left="284" w:hanging="360"/>
+        <w:jc w:val="both"/>
+        <w:rPr>
+          <w:color w:val="000000"/>
+          <w:lang w:val="hr-HR"/>
+        </w:rPr>
+      </w:pPr>
+      <w:r>
+        <w:rPr>
+          <w:color w:val="000000"/>
+          <w:lang w:val="hr-HR"/>
+        </w:rPr>
+        <w:t xml:space="preserve">    </w:t>
+      </w:r>
+      <w:proofErr w:type="spellStart"/>
+      <w:r>
+        <w:rPr>
+          <w:color w:val="000000"/>
+          <w:lang w:val="hr-HR"/>
+        </w:rPr>
+        <w:t>Destination</w:t>
+      </w:r>
+      <w:proofErr w:type="spellEnd"/>
+      <w:r>
+        <w:rPr>
+          <w:color w:val="000000"/>
+          <w:lang w:val="hr-HR"/>
+        </w:rPr>
+        <w:t xml:space="preserve"> </w:t>
+      </w:r>
+      <w:proofErr w:type="spellStart"/>
+      <w:r>
+        <w:rPr>
+          <w:color w:val="000000"/>
+          <w:lang w:val="hr-HR"/>
+        </w:rPr>
+        <w:t>Address</w:t>
+      </w:r>
+      <w:proofErr w:type="spellEnd"/>
+      <w:r>
+        <w:rPr>
+          <w:color w:val="000000"/>
+          <w:lang w:val="hr-HR"/>
+        </w:rPr>
+        <w:t>: 224.0.0.22</w:t>
+      </w:r>
+    </w:p>
+    <w:p>
+      <w:pPr>
+        <w:pStyle w:val="Odlomakpopisa"/>
+        <w:ind w:left="284" w:hanging="360"/>
+        <w:jc w:val="both"/>
+        <w:rPr>
+          <w:color w:val="000000"/>
+          <w:lang w:val="hr-HR"/>
+        </w:rPr>
+      </w:pPr>
+      <w:r>
+        <w:rPr>
+          <w:color w:val="000000"/>
+          <w:lang w:val="hr-HR"/>
+        </w:rPr>
+        <w:t xml:space="preserve">    </w:t>
+      </w:r>
+      <w:proofErr w:type="spellStart"/>
+      <w:r>
+        <w:rPr>
+          <w:color w:val="000000"/>
+          <w:lang w:val="hr-HR"/>
+        </w:rPr>
+        <w:t>Options</w:t>
+      </w:r>
+      <w:proofErr w:type="spellEnd"/>
+      <w:r>
+        <w:rPr>
+          <w:color w:val="000000"/>
+          <w:lang w:val="hr-HR"/>
+        </w:rPr>
+        <w:t xml:space="preserve">: (4 </w:t>
+      </w:r>
+      <w:proofErr w:type="spellStart"/>
+      <w:r>
+        <w:rPr>
+          <w:color w:val="000000"/>
+          <w:lang w:val="hr-HR"/>
+        </w:rPr>
+        <w:t>bytes</w:t>
+      </w:r>
+      <w:proofErr w:type="spellEnd"/>
+      <w:r>
+        <w:rPr>
+          <w:color w:val="000000"/>
+          <w:lang w:val="hr-HR"/>
+        </w:rPr>
+        <w:t xml:space="preserve">), </w:t>
+      </w:r>
+      <w:proofErr w:type="spellStart"/>
+      <w:r>
+        <w:rPr>
+          <w:color w:val="000000"/>
+          <w:lang w:val="hr-HR"/>
+        </w:rPr>
+        <w:t>Router</w:t>
+      </w:r>
+      <w:proofErr w:type="spellEnd"/>
+      <w:r>
+        <w:rPr>
+          <w:color w:val="000000"/>
+          <w:lang w:val="hr-HR"/>
+        </w:rPr>
+        <w:t xml:space="preserve"> </w:t>
+      </w:r>
+      <w:proofErr w:type="spellStart"/>
+      <w:r>
+        <w:rPr>
+          <w:color w:val="000000"/>
+          <w:lang w:val="hr-HR"/>
+        </w:rPr>
+        <w:t>Alert</w:t>
+      </w:r>
+      <w:proofErr w:type="spellEnd"/>
     </w:p>
     <w:p>
       <w:pPr>
@@ -5118,12 +7646,28 @@
         </w:rPr>
       </w:pPr>
       <w:r>
+        <w:br w:type="page"/>
+      </w:r>
+    </w:p>
+    <w:p>
+      <w:pPr>
+        <w:pStyle w:val="Odlomakpopisa"/>
+        <w:ind w:left="284" w:hanging="360"/>
+        <w:jc w:val="center"/>
         <w:rPr>
           <w:b/>
           <w:bCs/>
           <w:lang w:val="hr-HR"/>
         </w:rPr>
-        <w:t>III. Promjene opcija strujanja (opcionalni zadatak)</w:t>
+      </w:pPr>
+      <w:r>
+        <w:rPr>
+          <w:b/>
+          <w:bCs/>
+          <w:lang w:val="hr-HR"/>
+        </w:rPr>
+        <w:lastRenderedPageBreak/>
+        <w:t>III. Promjene opcija strujanja (RTP Audio Video Profile)</w:t>
       </w:r>
     </w:p>
     <w:p>
@@ -5141,7 +7685,7 @@
         <w:pStyle w:val="Odlomakpopisa"/>
         <w:numPr>
           <w:ilvl w:val="0"/>
-          <w:numId w:val="8"/>
+          <w:numId w:val="6"/>
         </w:numPr>
         <w:ind w:left="284"/>
         <w:jc w:val="both"/>
@@ -5175,10 +7719,17 @@
         <w:ind w:left="-76"/>
         <w:jc w:val="both"/>
         <w:rPr>
-          <w:color w:val="FF0000"/>
-          <w:lang w:val="hr-HR"/>
-        </w:rPr>
-      </w:pPr>
+          <w:color w:val="000000"/>
+          <w:lang w:val="hr-HR"/>
+        </w:rPr>
+      </w:pPr>
+      <w:r>
+        <w:rPr>
+          <w:color w:val="000000"/>
+          <w:lang w:val="hr-HR"/>
+        </w:rPr>
+        <w:t>Odgovor je isti kao i za RTP MPEG Transport</w:t>
+      </w:r>
     </w:p>
     <w:p>
       <w:pPr>
@@ -5210,8 +7761,271 @@
           <w:color w:val="FF0000"/>
           <w:lang w:val="hr-HR"/>
         </w:rPr>
-        <w:t>Kako se razmjenjuju paketi? Da li stižu redoslijedom kojim su poslani? Da li neki paketi nedostaju? Ako da: koliki je postotak nedostajućih paketa? Da li ste primijetili prekide/trzanje u izvođenju videa?</w:t>
-      </w:r>
+        <w:t xml:space="preserve">Kako se </w:t>
+      </w:r>
+      <w:r>
+        <w:rPr>
+          <w:color w:val="FF0000"/>
+          <w:lang w:val="hr-HR"/>
+        </w:rPr>
+        <w:t>razmjenjuju paketi? Da li stižu redoslijedom kojim su poslani? Da li neki paketi nedostaju? Ako da: koliki je postotak nedostajućih paketa? Da li ste primijetili prekide/trzanje u izvođenju videa?</w:t>
+      </w:r>
+    </w:p>
+    <w:p>
+      <w:pPr>
+        <w:pStyle w:val="Odlomakpopisa"/>
+        <w:ind w:left="-76"/>
+        <w:jc w:val="both"/>
+        <w:rPr>
+          <w:color w:val="FF0000"/>
+          <w:lang w:val="hr-HR"/>
+        </w:rPr>
+      </w:pPr>
+    </w:p>
+    <w:p>
+      <w:pPr>
+        <w:pStyle w:val="Odlomakpopisa"/>
+        <w:ind w:left="294"/>
+        <w:jc w:val="both"/>
+        <w:rPr>
+          <w:color w:val="000000"/>
+          <w:lang w:val="hr-HR"/>
+        </w:rPr>
+      </w:pPr>
+      <w:r>
+        <w:rPr>
+          <w:color w:val="000000"/>
+          <w:lang w:val="hr-HR"/>
+        </w:rPr>
+        <w:t xml:space="preserve">Na osnovu analize RTP </w:t>
+      </w:r>
+      <w:proofErr w:type="spellStart"/>
+      <w:r>
+        <w:rPr>
+          <w:color w:val="000000"/>
+          <w:lang w:val="hr-HR"/>
+        </w:rPr>
+        <w:t>streama</w:t>
+      </w:r>
+      <w:proofErr w:type="spellEnd"/>
+      <w:r>
+        <w:rPr>
+          <w:color w:val="000000"/>
+          <w:lang w:val="hr-HR"/>
+        </w:rPr>
+        <w:t xml:space="preserve"> u </w:t>
+      </w:r>
+      <w:proofErr w:type="spellStart"/>
+      <w:r>
+        <w:rPr>
+          <w:color w:val="000000"/>
+          <w:lang w:val="hr-HR"/>
+        </w:rPr>
+        <w:t>Wiresharku</w:t>
+      </w:r>
+      <w:proofErr w:type="spellEnd"/>
+      <w:r>
+        <w:rPr>
+          <w:color w:val="000000"/>
+          <w:lang w:val="hr-HR"/>
+        </w:rPr>
+        <w:t xml:space="preserve">, može se zaključiti kako paketi stižu redoslijedom kojim su poslani, bez izgubljenih paketa (0% izgubljenih paketa). Sekvencijalni brojevi su uzastopni, što potvrđuje ispravan redoslijed dolaska paketa. </w:t>
+      </w:r>
+      <w:proofErr w:type="spellStart"/>
+      <w:r>
+        <w:rPr>
+          <w:color w:val="000000"/>
+          <w:lang w:val="hr-HR"/>
+        </w:rPr>
+        <w:t>Jitter</w:t>
+      </w:r>
+      <w:proofErr w:type="spellEnd"/>
+      <w:r>
+        <w:rPr>
+          <w:color w:val="000000"/>
+          <w:lang w:val="hr-HR"/>
+        </w:rPr>
+        <w:t xml:space="preserve"> ima visok maksimalni iznos (728.490584 </w:t>
+      </w:r>
+      <w:proofErr w:type="spellStart"/>
+      <w:r>
+        <w:rPr>
+          <w:color w:val="000000"/>
+          <w:lang w:val="hr-HR"/>
+        </w:rPr>
+        <w:t>ms</w:t>
+      </w:r>
+      <w:proofErr w:type="spellEnd"/>
+      <w:r>
+        <w:rPr>
+          <w:color w:val="000000"/>
+          <w:lang w:val="hr-HR"/>
+        </w:rPr>
+        <w:t xml:space="preserve">) ali prosječni </w:t>
+      </w:r>
+      <w:proofErr w:type="spellStart"/>
+      <w:r>
+        <w:rPr>
+          <w:color w:val="000000"/>
+          <w:lang w:val="hr-HR"/>
+        </w:rPr>
+        <w:t>jitter</w:t>
+      </w:r>
+      <w:proofErr w:type="spellEnd"/>
+      <w:r>
+        <w:rPr>
+          <w:color w:val="000000"/>
+          <w:lang w:val="hr-HR"/>
+        </w:rPr>
+        <w:t xml:space="preserve"> je nizak (0.720549 </w:t>
+      </w:r>
+      <w:proofErr w:type="spellStart"/>
+      <w:r>
+        <w:rPr>
+          <w:color w:val="000000"/>
+          <w:lang w:val="hr-HR"/>
+        </w:rPr>
+        <w:t>ms</w:t>
+      </w:r>
+      <w:proofErr w:type="spellEnd"/>
+      <w:r>
+        <w:rPr>
+          <w:color w:val="000000"/>
+          <w:lang w:val="hr-HR"/>
+        </w:rPr>
+        <w:t xml:space="preserve">). Početne varijabilnosti u dolasku paketa su značajne, ali se stabiliziraju tokom trajanja </w:t>
+      </w:r>
+      <w:proofErr w:type="spellStart"/>
+      <w:r>
+        <w:rPr>
+          <w:color w:val="000000"/>
+          <w:lang w:val="hr-HR"/>
+        </w:rPr>
+        <w:t>streama</w:t>
+      </w:r>
+      <w:proofErr w:type="spellEnd"/>
+      <w:r>
+        <w:rPr>
+          <w:color w:val="000000"/>
+          <w:lang w:val="hr-HR"/>
+        </w:rPr>
+        <w:t>. Trzanje na početku prikaza videa su u skladu s podacima. Prikaz podataka je na Slici 11.</w:t>
+      </w:r>
+    </w:p>
+    <w:p>
+      <w:pPr>
+        <w:pStyle w:val="Odlomakpopisa"/>
+        <w:ind w:left="294"/>
+        <w:jc w:val="both"/>
+        <w:rPr>
+          <w:lang w:val="hr-HR"/>
+        </w:rPr>
+      </w:pPr>
+    </w:p>
+    <w:p>
+      <w:pPr>
+        <w:pStyle w:val="Odlomakpopisa"/>
+        <w:ind w:left="-76"/>
+        <w:jc w:val="both"/>
+        <w:rPr>
+          <w:color w:val="FF0000"/>
+          <w:lang w:val="hr-HR"/>
+        </w:rPr>
+      </w:pPr>
+    </w:p>
+    <w:p>
+      <w:pPr>
+        <w:pStyle w:val="Odlomakpopisa"/>
+        <w:keepNext/>
+        <w:ind w:left="-76"/>
+        <w:jc w:val="center"/>
+      </w:pPr>
+      <w:r>
+        <w:rPr>
+          <w:noProof/>
+        </w:rPr>
+        <w:drawing>
+          <wp:inline distT="0" distB="0" distL="0" distR="0" wp14:anchorId="74532181" wp14:editId="34394A80">
+            <wp:extent cx="6168390" cy="4940300"/>
+            <wp:effectExtent l="0" t="0" r="0" b="0"/>
+            <wp:docPr id="11" name="Image9"/>
+            <wp:cNvGraphicFramePr>
+              <a:graphicFrameLocks xmlns:a="http://schemas.openxmlformats.org/drawingml/2006/main" noChangeAspect="1"/>
+            </wp:cNvGraphicFramePr>
+            <a:graphic xmlns:a="http://schemas.openxmlformats.org/drawingml/2006/main">
+              <a:graphicData uri="http://schemas.openxmlformats.org/drawingml/2006/picture">
+                <pic:pic xmlns:pic="http://schemas.openxmlformats.org/drawingml/2006/picture">
+                  <pic:nvPicPr>
+                    <pic:cNvPr id="11" name="Image9"/>
+                    <pic:cNvPicPr>
+                      <a:picLocks noChangeAspect="1" noChangeArrowheads="1"/>
+                    </pic:cNvPicPr>
+                  </pic:nvPicPr>
+                  <pic:blipFill>
+                    <a:blip r:embed="rId16"/>
+                    <a:stretch>
+                      <a:fillRect/>
+                    </a:stretch>
+                  </pic:blipFill>
+                  <pic:spPr bwMode="auto">
+                    <a:xfrm>
+                      <a:off x="0" y="0"/>
+                      <a:ext cx="6168390" cy="4940300"/>
+                    </a:xfrm>
+                    <a:prstGeom prst="rect">
+                      <a:avLst/>
+                    </a:prstGeom>
+                  </pic:spPr>
+                </pic:pic>
+              </a:graphicData>
+            </a:graphic>
+          </wp:inline>
+        </w:drawing>
+      </w:r>
+    </w:p>
+    <w:p>
+      <w:pPr>
+        <w:pStyle w:val="Opisslike"/>
+        <w:jc w:val="center"/>
+        <w:rPr>
+          <w:color w:val="FF0000"/>
+          <w:lang w:val="hr-HR"/>
+        </w:rPr>
+      </w:pPr>
+      <w:proofErr w:type="spellStart"/>
+      <w:r>
+        <w:t>Slika</w:t>
+      </w:r>
+      <w:proofErr w:type="spellEnd"/>
+      <w:r>
+        <w:t xml:space="preserve"> </w:t>
+      </w:r>
+      <w:r>
+        <w:fldChar w:fldCharType="begin"/>
+      </w:r>
+      <w:r>
+        <w:instrText xml:space="preserve"> SEQ Slika \* ARABIC </w:instrText>
+      </w:r>
+      <w:r>
+        <w:fldChar w:fldCharType="separate"/>
+      </w:r>
+      <w:r>
+        <w:rPr>
+          <w:noProof/>
+        </w:rPr>
+        <w:t>11</w:t>
+      </w:r>
+      <w:r>
+        <w:fldChar w:fldCharType="end"/>
+      </w:r>
+      <w:r>
+        <w:t xml:space="preserve"> - </w:t>
+      </w:r>
+      <w:proofErr w:type="spellStart"/>
+      <w:r>
+        <w:t>paketi</w:t>
+      </w:r>
+      <w:proofErr w:type="spellEnd"/>
     </w:p>
     <w:p>
       <w:pPr>
@@ -5265,6 +8079,7 @@
           <w:color w:val="FF0000"/>
           <w:lang w:val="hr-HR"/>
         </w:rPr>
+        <w:lastRenderedPageBreak/>
         <w:t>Koliko su veliki pojedini paketi i koliko se često šalju?</w:t>
       </w:r>
     </w:p>
@@ -5282,13 +8097,446 @@
     <w:p>
       <w:pPr>
         <w:pStyle w:val="Odlomakpopisa"/>
+        <w:ind w:left="294"/>
+        <w:jc w:val="both"/>
+        <w:rPr>
+          <w:lang w:val="hr-HR"/>
+        </w:rPr>
+      </w:pPr>
+      <w:r>
+        <w:rPr>
+          <w:lang w:val="hr-HR"/>
+        </w:rPr>
+        <w:t xml:space="preserve">Na osnovu informacija dobivenih uz pomoć RTP </w:t>
+      </w:r>
+      <w:proofErr w:type="spellStart"/>
+      <w:r>
+        <w:rPr>
+          <w:lang w:val="hr-HR"/>
+        </w:rPr>
+        <w:t>Stream</w:t>
+      </w:r>
+      <w:proofErr w:type="spellEnd"/>
+      <w:r>
+        <w:rPr>
+          <w:lang w:val="hr-HR"/>
+        </w:rPr>
+        <w:t xml:space="preserve"> </w:t>
+      </w:r>
+      <w:proofErr w:type="spellStart"/>
+      <w:r>
+        <w:rPr>
+          <w:lang w:val="hr-HR"/>
+        </w:rPr>
+        <w:t>Analysis</w:t>
+      </w:r>
+      <w:proofErr w:type="spellEnd"/>
+      <w:r>
+        <w:rPr>
+          <w:lang w:val="hr-HR"/>
+        </w:rPr>
+        <w:t xml:space="preserve"> možemo zaključiti sljedeće o veličini paketa i učestalosti slanja:</w:t>
+      </w:r>
+    </w:p>
+    <w:p>
+      <w:pPr>
+        <w:pStyle w:val="Odlomakpopisa"/>
         <w:ind w:left="-76"/>
         <w:jc w:val="both"/>
         <w:rPr>
-          <w:color w:val="FF0000"/>
-          <w:lang w:val="hr-HR"/>
-        </w:rPr>
-      </w:pPr>
+          <w:color w:val="000000"/>
+          <w:lang w:val="hr-HR"/>
+        </w:rPr>
+      </w:pPr>
+    </w:p>
+    <w:p>
+      <w:pPr>
+        <w:pStyle w:val="Odlomakpopisa"/>
+        <w:ind w:left="294"/>
+        <w:jc w:val="both"/>
+        <w:rPr>
+          <w:lang w:val="hr-HR"/>
+        </w:rPr>
+      </w:pPr>
+      <w:r>
+        <w:rPr>
+          <w:lang w:val="hr-HR"/>
+        </w:rPr>
+        <w:t>Veličina paketa - kolona "</w:t>
+      </w:r>
+      <w:proofErr w:type="spellStart"/>
+      <w:r>
+        <w:rPr>
+          <w:lang w:val="hr-HR"/>
+        </w:rPr>
+        <w:t>Bandwidth</w:t>
+      </w:r>
+      <w:proofErr w:type="spellEnd"/>
+      <w:r>
+        <w:rPr>
+          <w:lang w:val="hr-HR"/>
+        </w:rPr>
+        <w:t xml:space="preserve">" prikazuje </w:t>
+      </w:r>
+      <w:r>
+        <w:rPr>
+          <w:lang w:val="hr-HR"/>
+        </w:rPr>
+        <w:t>veličinu pojedinačnih paketa u bajtovima. Veličina paketa varira, na početku su nižih vrijednosti (10 bajtova) da bi najveći iznos bio 9.665 bajtova. Srednja vrijednost iznosi 5.679 bajtova.</w:t>
+      </w:r>
+    </w:p>
+    <w:p>
+      <w:pPr>
+        <w:pStyle w:val="Odlomakpopisa"/>
+        <w:ind w:left="294"/>
+        <w:jc w:val="both"/>
+        <w:rPr>
+          <w:lang w:val="hr-HR"/>
+        </w:rPr>
+      </w:pPr>
+    </w:p>
+    <w:p>
+      <w:pPr>
+        <w:pStyle w:val="Odlomakpopisa"/>
+        <w:ind w:left="294"/>
+        <w:jc w:val="both"/>
+        <w:rPr>
+          <w:lang w:val="hr-HR"/>
+        </w:rPr>
+      </w:pPr>
+      <w:r>
+        <w:rPr>
+          <w:lang w:val="hr-HR"/>
+        </w:rPr>
+        <w:t>Učestalost slanja: kolona "Delta (</w:t>
+      </w:r>
+      <w:proofErr w:type="spellStart"/>
+      <w:r>
+        <w:rPr>
+          <w:lang w:val="hr-HR"/>
+        </w:rPr>
+        <w:t>ms</w:t>
+      </w:r>
+      <w:proofErr w:type="spellEnd"/>
+      <w:r>
+        <w:rPr>
+          <w:lang w:val="hr-HR"/>
+        </w:rPr>
+        <w:t>)" prikazuje vremenski razmak između uzastopnih paketa u milisekundama. Prosječno vrijeme između paketa je oko 6,819 milisekundi.</w:t>
+      </w:r>
+    </w:p>
+    <w:p>
+      <w:pPr>
+        <w:pStyle w:val="Odlomakpopisa"/>
+        <w:ind w:left="294"/>
+        <w:jc w:val="both"/>
+        <w:rPr>
+          <w:lang w:val="hr-HR"/>
+        </w:rPr>
+      </w:pPr>
+    </w:p>
+    <w:p>
+      <w:pPr>
+        <w:pStyle w:val="Odlomakpopisa"/>
+        <w:ind w:left="294"/>
+        <w:jc w:val="both"/>
+        <w:rPr>
+          <w:lang w:val="hr-HR"/>
+        </w:rPr>
+      </w:pPr>
+      <w:r>
+        <w:rPr>
+          <w:lang w:val="hr-HR"/>
+        </w:rPr>
+        <w:t>Iz navedenog se može izračunati prosječna učestalost slanja:</w:t>
+      </w:r>
+    </w:p>
+    <w:p>
+      <w:pPr>
+        <w:pStyle w:val="Odlomakpopisa"/>
+        <w:ind w:left="294"/>
+        <w:jc w:val="both"/>
+        <w:rPr>
+          <w:lang w:val="hr-HR"/>
+        </w:rPr>
+      </w:pPr>
+      <w:r>
+        <w:rPr>
+          <w:lang w:val="hr-HR"/>
+        </w:rPr>
+        <w:t>- Ukupno trajanje prijenosa (</w:t>
+      </w:r>
+      <w:proofErr w:type="spellStart"/>
+      <w:r>
+        <w:rPr>
+          <w:lang w:val="hr-HR"/>
+        </w:rPr>
+        <w:t>Duration</w:t>
+      </w:r>
+      <w:proofErr w:type="spellEnd"/>
+      <w:r>
+        <w:rPr>
+          <w:lang w:val="hr-HR"/>
+        </w:rPr>
+        <w:t>) je 116,41 sekundi</w:t>
+      </w:r>
+    </w:p>
+    <w:p>
+      <w:pPr>
+        <w:pStyle w:val="Odlomakpopisa"/>
+        <w:ind w:left="294"/>
+        <w:jc w:val="both"/>
+        <w:rPr>
+          <w:lang w:val="hr-HR"/>
+        </w:rPr>
+      </w:pPr>
+      <w:r>
+        <w:rPr>
+          <w:lang w:val="hr-HR"/>
+        </w:rPr>
+        <w:t xml:space="preserve">- Ukupan broj paketa (RTP </w:t>
+      </w:r>
+      <w:proofErr w:type="spellStart"/>
+      <w:r>
+        <w:rPr>
+          <w:lang w:val="hr-HR"/>
+        </w:rPr>
+        <w:t>Packets</w:t>
+      </w:r>
+      <w:proofErr w:type="spellEnd"/>
+      <w:r>
+        <w:rPr>
+          <w:lang w:val="hr-HR"/>
+        </w:rPr>
+        <w:t>) je 17.072</w:t>
+      </w:r>
+    </w:p>
+    <w:p>
+      <w:pPr>
+        <w:pStyle w:val="Odlomakpopisa"/>
+        <w:ind w:left="294"/>
+        <w:jc w:val="both"/>
+        <w:rPr>
+          <w:lang w:val="hr-HR"/>
+        </w:rPr>
+      </w:pPr>
+      <w:r>
+        <w:rPr>
+          <w:lang w:val="hr-HR"/>
+        </w:rPr>
+        <w:t>- Prosječna učestalost slanja = 17.072 paketa / 116,41 sekundi ≈ 146 paketa po sekundi</w:t>
+      </w:r>
+    </w:p>
+    <w:p>
+      <w:pPr>
+        <w:pStyle w:val="Odlomakpopisa"/>
+        <w:ind w:left="294"/>
+        <w:jc w:val="both"/>
+        <w:rPr>
+          <w:color w:val="000000"/>
+          <w:lang w:val="hr-HR"/>
+        </w:rPr>
+      </w:pPr>
+    </w:p>
+    <w:p>
+      <w:pPr>
+        <w:pStyle w:val="Odlomakpopisa"/>
+        <w:ind w:left="294"/>
+        <w:jc w:val="both"/>
+        <w:rPr>
+          <w:color w:val="000000"/>
+          <w:lang w:val="hr-HR"/>
+        </w:rPr>
+      </w:pPr>
+      <w:r>
+        <w:rPr>
+          <w:color w:val="000000"/>
+          <w:lang w:val="hr-HR"/>
+        </w:rPr>
+        <w:t xml:space="preserve">Iz navedenog se može zaključiti kako su paketi relativno veliki (oko 5.700 bajtova) i šalju se vrlo često, otprilike svakih 6,819 milisekundi, što rezultira sa oko 146 paketa po sekundi. Ovo ukazuje na </w:t>
+      </w:r>
+      <w:proofErr w:type="spellStart"/>
+      <w:r>
+        <w:rPr>
+          <w:color w:val="000000"/>
+          <w:lang w:val="hr-HR"/>
+        </w:rPr>
+        <w:t>stream</w:t>
+      </w:r>
+      <w:proofErr w:type="spellEnd"/>
+      <w:r>
+        <w:rPr>
+          <w:color w:val="000000"/>
+          <w:lang w:val="hr-HR"/>
+        </w:rPr>
+        <w:t xml:space="preserve"> s visokim protokom podataka, što odgovara prijenosu video sadržaja visoke kvalitete u realnom vremenu koji je i sniman.</w:t>
+      </w:r>
+    </w:p>
+    <w:p>
+      <w:pPr>
+        <w:pStyle w:val="Odlomakpopisa"/>
+        <w:ind w:left="294"/>
+        <w:jc w:val="both"/>
+        <w:rPr>
+          <w:color w:val="000000"/>
+          <w:lang w:val="hr-HR"/>
+        </w:rPr>
+      </w:pPr>
+    </w:p>
+    <w:p>
+      <w:pPr>
+        <w:pStyle w:val="Odlomakpopisa"/>
+        <w:ind w:left="294"/>
+        <w:jc w:val="both"/>
+        <w:rPr>
+          <w:color w:val="000000"/>
+          <w:lang w:val="hr-HR"/>
+        </w:rPr>
+      </w:pPr>
+      <w:r>
+        <w:rPr>
+          <w:color w:val="000000"/>
+          <w:lang w:val="hr-HR"/>
+        </w:rPr>
+        <w:t xml:space="preserve">Pored toga, postoje još dva </w:t>
+      </w:r>
+      <w:proofErr w:type="spellStart"/>
+      <w:r>
+        <w:rPr>
+          <w:color w:val="000000"/>
+          <w:lang w:val="hr-HR"/>
+        </w:rPr>
+        <w:t>streama</w:t>
+      </w:r>
+      <w:proofErr w:type="spellEnd"/>
+      <w:r>
+        <w:rPr>
+          <w:color w:val="000000"/>
+          <w:lang w:val="hr-HR"/>
+        </w:rPr>
+        <w:t xml:space="preserve">. Njihova zajednička vrijednost se može vidjeti na Slici 12. Sadrži 685 paketa, što je zanemarivo u odnosu na prethodno analizirani </w:t>
+      </w:r>
+      <w:proofErr w:type="spellStart"/>
+      <w:r>
+        <w:rPr>
+          <w:color w:val="000000"/>
+          <w:lang w:val="hr-HR"/>
+        </w:rPr>
+        <w:t>stream</w:t>
+      </w:r>
+      <w:proofErr w:type="spellEnd"/>
+      <w:r>
+        <w:rPr>
+          <w:color w:val="000000"/>
+          <w:lang w:val="hr-HR"/>
+        </w:rPr>
+        <w:t>.</w:t>
+      </w:r>
+    </w:p>
+    <w:p>
+      <w:pPr>
+        <w:pStyle w:val="Odlomakpopisa"/>
+        <w:ind w:left="-76"/>
+        <w:jc w:val="both"/>
+        <w:rPr>
+          <w:color w:val="000000"/>
+          <w:lang w:val="hr-HR"/>
+        </w:rPr>
+      </w:pPr>
+    </w:p>
+    <w:p>
+      <w:pPr>
+        <w:pStyle w:val="Odlomakpopisa"/>
+        <w:keepNext/>
+        <w:ind w:left="-76"/>
+        <w:jc w:val="center"/>
+      </w:pPr>
+      <w:r>
+        <w:rPr>
+          <w:noProof/>
+        </w:rPr>
+        <w:drawing>
+          <wp:inline distT="0" distB="0" distL="0" distR="0" wp14:anchorId="14EBD510" wp14:editId="36598202">
+            <wp:extent cx="6168390" cy="996315"/>
+            <wp:effectExtent l="0" t="0" r="0" b="0"/>
+            <wp:docPr id="12" name="Image10"/>
+            <wp:cNvGraphicFramePr>
+              <a:graphicFrameLocks xmlns:a="http://schemas.openxmlformats.org/drawingml/2006/main" noChangeAspect="1"/>
+            </wp:cNvGraphicFramePr>
+            <a:graphic xmlns:a="http://schemas.openxmlformats.org/drawingml/2006/main">
+              <a:graphicData uri="http://schemas.openxmlformats.org/drawingml/2006/picture">
+                <pic:pic xmlns:pic="http://schemas.openxmlformats.org/drawingml/2006/picture">
+                  <pic:nvPicPr>
+                    <pic:cNvPr id="12" name="Image10"/>
+                    <pic:cNvPicPr>
+                      <a:picLocks noChangeAspect="1" noChangeArrowheads="1"/>
+                    </pic:cNvPicPr>
+                  </pic:nvPicPr>
+                  <pic:blipFill>
+                    <a:blip r:embed="rId17"/>
+                    <a:stretch>
+                      <a:fillRect/>
+                    </a:stretch>
+                  </pic:blipFill>
+                  <pic:spPr bwMode="auto">
+                    <a:xfrm>
+                      <a:off x="0" y="0"/>
+                      <a:ext cx="6168390" cy="996315"/>
+                    </a:xfrm>
+                    <a:prstGeom prst="rect">
+                      <a:avLst/>
+                    </a:prstGeom>
+                  </pic:spPr>
+                </pic:pic>
+              </a:graphicData>
+            </a:graphic>
+          </wp:inline>
+        </w:drawing>
+      </w:r>
+    </w:p>
+    <w:p>
+      <w:pPr>
+        <w:pStyle w:val="Opisslike"/>
+        <w:jc w:val="center"/>
+        <w:rPr>
+          <w:color w:val="000000"/>
+          <w:lang w:val="hr-HR"/>
+        </w:rPr>
+      </w:pPr>
+      <w:proofErr w:type="spellStart"/>
+      <w:r>
+        <w:t>Slika</w:t>
+      </w:r>
+      <w:proofErr w:type="spellEnd"/>
+      <w:r>
+        <w:t xml:space="preserve"> </w:t>
+      </w:r>
+      <w:r>
+        <w:fldChar w:fldCharType="begin"/>
+      </w:r>
+      <w:r>
+        <w:instrText xml:space="preserve"> SEQ Slika \* ARABIC </w:instrText>
+      </w:r>
+      <w:r>
+        <w:fldChar w:fldCharType="separate"/>
+      </w:r>
+      <w:r>
+        <w:rPr>
+          <w:noProof/>
+        </w:rPr>
+        <w:t>12</w:t>
+      </w:r>
+      <w:r>
+        <w:fldChar w:fldCharType="end"/>
+      </w:r>
+      <w:r>
+        <w:t xml:space="preserve"> - IP </w:t>
+      </w:r>
+      <w:proofErr w:type="spellStart"/>
+      <w:r>
+        <w:t>adrese</w:t>
+      </w:r>
+      <w:proofErr w:type="spellEnd"/>
     </w:p>
     <w:p>
       <w:pPr>
@@ -5385,13 +8633,316 @@
     <w:p>
       <w:pPr>
         <w:pStyle w:val="Odlomakpopisa"/>
-        <w:ind w:left="-76"/>
-        <w:jc w:val="both"/>
-        <w:rPr>
-          <w:color w:val="FF0000"/>
-          <w:lang w:val="hr-HR"/>
-        </w:rPr>
-      </w:pPr>
+        <w:ind w:left="294"/>
+        <w:jc w:val="both"/>
+        <w:rPr>
+          <w:lang w:val="hr-HR"/>
+        </w:rPr>
+      </w:pPr>
+      <w:r>
+        <w:rPr>
+          <w:lang w:val="hr-HR"/>
+        </w:rPr>
+        <w:t xml:space="preserve">Količina sadržaja: Prema </w:t>
+      </w:r>
+      <w:proofErr w:type="spellStart"/>
+      <w:r>
+        <w:rPr>
+          <w:lang w:val="hr-HR"/>
+        </w:rPr>
+        <w:t>Protocol</w:t>
+      </w:r>
+      <w:proofErr w:type="spellEnd"/>
+      <w:r>
+        <w:rPr>
+          <w:lang w:val="hr-HR"/>
+        </w:rPr>
+        <w:t xml:space="preserve"> </w:t>
+      </w:r>
+      <w:proofErr w:type="spellStart"/>
+      <w:r>
+        <w:rPr>
+          <w:lang w:val="hr-HR"/>
+        </w:rPr>
+        <w:t>Hierarchy</w:t>
+      </w:r>
+      <w:proofErr w:type="spellEnd"/>
+      <w:r>
+        <w:rPr>
+          <w:lang w:val="hr-HR"/>
+        </w:rPr>
+        <w:t xml:space="preserve"> </w:t>
+      </w:r>
+      <w:proofErr w:type="spellStart"/>
+      <w:r>
+        <w:rPr>
+          <w:lang w:val="hr-HR"/>
+        </w:rPr>
+        <w:t>Statistics</w:t>
+      </w:r>
+      <w:proofErr w:type="spellEnd"/>
+      <w:r>
+        <w:rPr>
+          <w:lang w:val="hr-HR"/>
+        </w:rPr>
+        <w:t xml:space="preserve"> (Slika 13), ukupna količina prenesenih podataka (</w:t>
+      </w:r>
+      <w:proofErr w:type="spellStart"/>
+      <w:r>
+        <w:rPr>
+          <w:lang w:val="hr-HR"/>
+        </w:rPr>
+        <w:t>Bytes</w:t>
+      </w:r>
+      <w:proofErr w:type="spellEnd"/>
+      <w:r>
+        <w:rPr>
+          <w:lang w:val="hr-HR"/>
+        </w:rPr>
+        <w:t>) je 24.541.406 bajtova, što je približno 24,5 MB.</w:t>
+      </w:r>
+    </w:p>
+    <w:p>
+      <w:pPr>
+        <w:pStyle w:val="Odlomakpopisa"/>
+        <w:keepNext/>
+        <w:ind w:left="294"/>
+        <w:jc w:val="center"/>
+      </w:pPr>
+      <w:r>
+        <w:rPr>
+          <w:noProof/>
+        </w:rPr>
+        <w:lastRenderedPageBreak/>
+        <w:drawing>
+          <wp:inline distT="0" distB="0" distL="0" distR="0" wp14:anchorId="22DD4D3C" wp14:editId="1EE8CDB7">
+            <wp:extent cx="6168390" cy="2652395"/>
+            <wp:effectExtent l="0" t="0" r="0" b="0"/>
+            <wp:docPr id="13" name="Image11"/>
+            <wp:cNvGraphicFramePr>
+              <a:graphicFrameLocks xmlns:a="http://schemas.openxmlformats.org/drawingml/2006/main" noChangeAspect="1"/>
+            </wp:cNvGraphicFramePr>
+            <a:graphic xmlns:a="http://schemas.openxmlformats.org/drawingml/2006/main">
+              <a:graphicData uri="http://schemas.openxmlformats.org/drawingml/2006/picture">
+                <pic:pic xmlns:pic="http://schemas.openxmlformats.org/drawingml/2006/picture">
+                  <pic:nvPicPr>
+                    <pic:cNvPr id="13" name="Image11"/>
+                    <pic:cNvPicPr>
+                      <a:picLocks noChangeAspect="1" noChangeArrowheads="1"/>
+                    </pic:cNvPicPr>
+                  </pic:nvPicPr>
+                  <pic:blipFill>
+                    <a:blip r:embed="rId18"/>
+                    <a:stretch>
+                      <a:fillRect/>
+                    </a:stretch>
+                  </pic:blipFill>
+                  <pic:spPr bwMode="auto">
+                    <a:xfrm>
+                      <a:off x="0" y="0"/>
+                      <a:ext cx="6168390" cy="2652395"/>
+                    </a:xfrm>
+                    <a:prstGeom prst="rect">
+                      <a:avLst/>
+                    </a:prstGeom>
+                  </pic:spPr>
+                </pic:pic>
+              </a:graphicData>
+            </a:graphic>
+          </wp:inline>
+        </w:drawing>
+      </w:r>
+    </w:p>
+    <w:p>
+      <w:pPr>
+        <w:pStyle w:val="Opisslike"/>
+        <w:jc w:val="center"/>
+        <w:rPr>
+          <w:lang w:val="hr-HR"/>
+        </w:rPr>
+      </w:pPr>
+      <w:proofErr w:type="spellStart"/>
+      <w:r>
+        <w:t>Slika</w:t>
+      </w:r>
+      <w:proofErr w:type="spellEnd"/>
+      <w:r>
+        <w:t xml:space="preserve"> </w:t>
+      </w:r>
+      <w:r>
+        <w:fldChar w:fldCharType="begin"/>
+      </w:r>
+      <w:r>
+        <w:instrText xml:space="preserve"> SEQ Slika \* ARABIC </w:instrText>
+      </w:r>
+      <w:r>
+        <w:fldChar w:fldCharType="separate"/>
+      </w:r>
+      <w:r>
+        <w:rPr>
+          <w:noProof/>
+        </w:rPr>
+        <w:t>13</w:t>
+      </w:r>
+      <w:r>
+        <w:fldChar w:fldCharType="end"/>
+      </w:r>
+      <w:r>
+        <w:t xml:space="preserve"> - </w:t>
+      </w:r>
+      <w:proofErr w:type="spellStart"/>
+      <w:r>
+        <w:t>hijerarhija</w:t>
+      </w:r>
+      <w:proofErr w:type="spellEnd"/>
+      <w:r>
+        <w:t xml:space="preserve"> </w:t>
+      </w:r>
+      <w:proofErr w:type="spellStart"/>
+      <w:r>
+        <w:t>podataka</w:t>
+      </w:r>
+      <w:proofErr w:type="spellEnd"/>
+    </w:p>
+    <w:p>
+      <w:pPr>
+        <w:pStyle w:val="Odlomakpopisa"/>
+        <w:ind w:left="294"/>
+        <w:jc w:val="both"/>
+        <w:rPr>
+          <w:lang w:val="hr-HR"/>
+        </w:rPr>
+      </w:pPr>
+    </w:p>
+    <w:p>
+      <w:pPr>
+        <w:pStyle w:val="Odlomakpopisa"/>
+        <w:ind w:left="294"/>
+        <w:jc w:val="both"/>
+        <w:rPr>
+          <w:lang w:val="hr-HR"/>
+        </w:rPr>
+      </w:pPr>
+      <w:r>
+        <w:rPr>
+          <w:lang w:val="hr-HR"/>
+        </w:rPr>
+        <w:t xml:space="preserve">Izračun </w:t>
+      </w:r>
+      <w:proofErr w:type="spellStart"/>
+      <w:r>
+        <w:rPr>
+          <w:lang w:val="hr-HR"/>
+        </w:rPr>
+        <w:t>overheada</w:t>
+      </w:r>
+      <w:proofErr w:type="spellEnd"/>
+      <w:r>
+        <w:rPr>
+          <w:lang w:val="hr-HR"/>
+        </w:rPr>
+        <w:t xml:space="preserve">: </w:t>
+      </w:r>
+    </w:p>
+    <w:p>
+      <w:pPr>
+        <w:pStyle w:val="Odlomakpopisa"/>
+        <w:ind w:left="294"/>
+        <w:jc w:val="both"/>
+        <w:rPr>
+          <w:lang w:val="hr-HR"/>
+        </w:rPr>
+      </w:pPr>
+      <w:r>
+        <w:rPr>
+          <w:lang w:val="hr-HR"/>
+        </w:rPr>
+        <w:t>Ukupni broj bajtova:  24.541.406</w:t>
+      </w:r>
+    </w:p>
+    <w:p>
+      <w:pPr>
+        <w:pStyle w:val="Odlomakpopisa"/>
+        <w:ind w:left="294"/>
+        <w:jc w:val="both"/>
+        <w:rPr>
+          <w:lang w:val="hr-HR"/>
+        </w:rPr>
+      </w:pPr>
+      <w:r>
+        <w:rPr>
+          <w:lang w:val="hr-HR"/>
+        </w:rPr>
+        <w:t xml:space="preserve">Bajtovi RTP protokola (Real-Time Transport </w:t>
+      </w:r>
+      <w:proofErr w:type="spellStart"/>
+      <w:r>
+        <w:rPr>
+          <w:lang w:val="hr-HR"/>
+        </w:rPr>
+        <w:t>Protocol</w:t>
+      </w:r>
+      <w:proofErr w:type="spellEnd"/>
+      <w:r>
+        <w:rPr>
+          <w:lang w:val="hr-HR"/>
+        </w:rPr>
+        <w:t>): 23.501.197</w:t>
+      </w:r>
+    </w:p>
+    <w:p>
+      <w:pPr>
+        <w:pStyle w:val="Odlomakpopisa"/>
+        <w:ind w:left="294"/>
+        <w:jc w:val="both"/>
+        <w:rPr>
+          <w:lang w:val="hr-HR"/>
+        </w:rPr>
+      </w:pPr>
+      <w:proofErr w:type="spellStart"/>
+      <w:r>
+        <w:rPr>
+          <w:lang w:val="hr-HR"/>
+        </w:rPr>
+        <w:t>Overhead</w:t>
+      </w:r>
+      <w:proofErr w:type="spellEnd"/>
+      <w:r>
+        <w:rPr>
+          <w:lang w:val="hr-HR"/>
+        </w:rPr>
+        <w:t xml:space="preserve"> = Ukupni bajtovi - RTP bajtovi = 24.541.406 – 23.501.197 = 1.040.209 bajtova </w:t>
+      </w:r>
+    </w:p>
+    <w:p>
+      <w:pPr>
+        <w:pStyle w:val="Odlomakpopisa"/>
+        <w:ind w:left="294"/>
+        <w:jc w:val="both"/>
+        <w:rPr>
+          <w:lang w:val="hr-HR"/>
+        </w:rPr>
+      </w:pPr>
+      <w:r>
+        <w:rPr>
+          <w:lang w:val="hr-HR"/>
+        </w:rPr>
+        <w:t xml:space="preserve">Postotak </w:t>
+      </w:r>
+      <w:proofErr w:type="spellStart"/>
+      <w:r>
+        <w:rPr>
+          <w:lang w:val="hr-HR"/>
+        </w:rPr>
+        <w:t>overheada</w:t>
+      </w:r>
+      <w:proofErr w:type="spellEnd"/>
+      <w:r>
+        <w:rPr>
+          <w:lang w:val="hr-HR"/>
+        </w:rPr>
+        <w:t xml:space="preserve">: ( 1.040.209 / 24.541.406) * 100 ≈ 4.23% </w:t>
+      </w:r>
     </w:p>
     <w:p>
       <w:pPr>
@@ -5456,17 +9007,138 @@
     <w:p>
       <w:pPr>
         <w:pStyle w:val="Odlomakpopisa"/>
+        <w:keepNext/>
         <w:ind w:left="-76"/>
-        <w:jc w:val="both"/>
-        <w:rPr>
-          <w:color w:val="FF0000"/>
-          <w:lang w:val="hr-HR"/>
-        </w:rPr>
-      </w:pPr>
-    </w:p>
-    <w:p>
-      <w:pPr>
-        <w:pStyle w:val="Odlomakpopisa"/>
+        <w:jc w:val="center"/>
+      </w:pPr>
+      <w:r>
+        <w:rPr>
+          <w:noProof/>
+        </w:rPr>
+        <w:drawing>
+          <wp:inline distT="0" distB="0" distL="0" distR="0" wp14:anchorId="6428B3EE" wp14:editId="088B921F">
+            <wp:extent cx="6168390" cy="996315"/>
+            <wp:effectExtent l="0" t="0" r="0" b="0"/>
+            <wp:docPr id="14" name="Image12"/>
+            <wp:cNvGraphicFramePr>
+              <a:graphicFrameLocks xmlns:a="http://schemas.openxmlformats.org/drawingml/2006/main" noChangeAspect="1"/>
+            </wp:cNvGraphicFramePr>
+            <a:graphic xmlns:a="http://schemas.openxmlformats.org/drawingml/2006/main">
+              <a:graphicData uri="http://schemas.openxmlformats.org/drawingml/2006/picture">
+                <pic:pic xmlns:pic="http://schemas.openxmlformats.org/drawingml/2006/picture">
+                  <pic:nvPicPr>
+                    <pic:cNvPr id="14" name="Image12"/>
+                    <pic:cNvPicPr>
+                      <a:picLocks noChangeAspect="1" noChangeArrowheads="1"/>
+                    </pic:cNvPicPr>
+                  </pic:nvPicPr>
+                  <pic:blipFill>
+                    <a:blip r:embed="rId19"/>
+                    <a:stretch>
+                      <a:fillRect/>
+                    </a:stretch>
+                  </pic:blipFill>
+                  <pic:spPr bwMode="auto">
+                    <a:xfrm>
+                      <a:off x="0" y="0"/>
+                      <a:ext cx="6168390" cy="996315"/>
+                    </a:xfrm>
+                    <a:prstGeom prst="rect">
+                      <a:avLst/>
+                    </a:prstGeom>
+                  </pic:spPr>
+                </pic:pic>
+              </a:graphicData>
+            </a:graphic>
+          </wp:inline>
+        </w:drawing>
+      </w:r>
+    </w:p>
+    <w:p>
+      <w:pPr>
+        <w:pStyle w:val="Opisslike"/>
+        <w:jc w:val="center"/>
+      </w:pPr>
+      <w:proofErr w:type="spellStart"/>
+      <w:r>
+        <w:t>Slika</w:t>
+      </w:r>
+      <w:proofErr w:type="spellEnd"/>
+      <w:r>
+        <w:t xml:space="preserve"> </w:t>
+      </w:r>
+      <w:r>
+        <w:fldChar w:fldCharType="begin"/>
+      </w:r>
+      <w:r>
+        <w:instrText xml:space="preserve"> SEQ Slika \* ARABIC </w:instrText>
+      </w:r>
+      <w:r>
+        <w:fldChar w:fldCharType="separate"/>
+      </w:r>
+      <w:r>
+        <w:rPr>
+          <w:noProof/>
+        </w:rPr>
+        <w:t>14</w:t>
+      </w:r>
+      <w:r>
+        <w:fldChar w:fldCharType="end"/>
+      </w:r>
+      <w:r>
+        <w:t xml:space="preserve"> - </w:t>
+      </w:r>
+      <w:proofErr w:type="spellStart"/>
+      <w:r>
+        <w:t>prikaz</w:t>
+      </w:r>
+      <w:proofErr w:type="spellEnd"/>
+      <w:r>
+        <w:t xml:space="preserve"> </w:t>
+      </w:r>
+      <w:proofErr w:type="spellStart"/>
+      <w:r>
+        <w:t>strujanja</w:t>
+      </w:r>
+      <w:proofErr w:type="spellEnd"/>
+    </w:p>
+    <w:p>
+      <w:pPr>
+        <w:pStyle w:val="Tijeloteksta"/>
+        <w:ind w:left="-76"/>
+        <w:jc w:val="both"/>
+        <w:rPr>
+          <w:color w:val="000000"/>
+          <w:lang w:val="hr-HR"/>
+        </w:rPr>
+      </w:pPr>
+      <w:r>
+        <w:rPr>
+          <w:color w:val="000000"/>
+          <w:lang w:val="hr-HR"/>
+        </w:rPr>
+        <w:t xml:space="preserve">Mada je na Slici 14 vidljivo kako streaming ide na dva porta (5004 i 5006) zbog kratkoće streaminga tipa RTPType-96 da se zaključiti kako audio i video u ovom slučaju ipak idu jednim, glavnim </w:t>
+      </w:r>
+      <w:proofErr w:type="spellStart"/>
+      <w:r>
+        <w:rPr>
+          <w:color w:val="000000"/>
+          <w:lang w:val="hr-HR"/>
+        </w:rPr>
+        <w:t>streamom</w:t>
+      </w:r>
+      <w:proofErr w:type="spellEnd"/>
+      <w:r>
+        <w:rPr>
+          <w:color w:val="000000"/>
+          <w:lang w:val="hr-HR"/>
+        </w:rPr>
+        <w:t>.</w:t>
+      </w:r>
+    </w:p>
+    <w:p>
+      <w:pPr>
+        <w:pStyle w:val="Tijeloteksta"/>
         <w:ind w:left="-76"/>
         <w:jc w:val="both"/>
         <w:rPr>
@@ -5494,56 +9166,12 @@
           <w:color w:val="FF0000"/>
           <w:lang w:val="hr-HR"/>
         </w:rPr>
-        <w:t xml:space="preserve">U kojem smjeru (poslužitelj -&gt; </w:t>
-      </w:r>
-      <w:r>
-        <w:rPr>
-          <w:color w:val="FF0000"/>
-          <w:lang w:val="hr-HR"/>
-        </w:rPr>
-        <w:t>klijent, klijent -&gt; poslužitelj) idu podaci i u kojoj količini – u smislu broja bajtova i broja paketa (izračunajte postotak)?</w:t>
-      </w:r>
-    </w:p>
-    <w:p>
-      <w:pPr>
-        <w:pStyle w:val="Odlomakpopisa"/>
-        <w:ind w:left="284" w:hanging="360"/>
-        <w:jc w:val="both"/>
-        <w:rPr>
-          <w:color w:val="FF0000"/>
-          <w:lang w:val="hr-HR"/>
-        </w:rPr>
-      </w:pPr>
-    </w:p>
-    <w:p>
-      <w:pPr>
-        <w:pStyle w:val="Odlomakpopisa"/>
-        <w:ind w:left="284" w:hanging="360"/>
-        <w:jc w:val="both"/>
-        <w:rPr>
-          <w:color w:val="FF0000"/>
-          <w:lang w:val="hr-HR"/>
-        </w:rPr>
-      </w:pPr>
-    </w:p>
-    <w:p>
-      <w:pPr>
-        <w:pStyle w:val="Odlomakpopisa"/>
-        <w:ind w:left="284" w:hanging="360"/>
-        <w:jc w:val="both"/>
-        <w:rPr>
-          <w:color w:val="FF0000"/>
-          <w:lang w:val="hr-HR"/>
-        </w:rPr>
-      </w:pPr>
-    </w:p>
-    <w:p>
-      <w:pPr>
-        <w:pStyle w:val="Odlomakpopisa"/>
-        <w:numPr>
-          <w:ilvl w:val="0"/>
-          <w:numId w:val="2"/>
-        </w:numPr>
+        <w:t>U kojem smjeru (poslužitelj -&gt; klijent, klijent -&gt; poslužitelj) idu podaci i u kojoj količini – u smislu broja bajtova i broja paketa (izračunajte postotak)?</w:t>
+      </w:r>
+    </w:p>
+    <w:p>
+      <w:pPr>
+        <w:pStyle w:val="Odlomakpopisa"/>
         <w:ind w:left="284"/>
         <w:jc w:val="both"/>
         <w:rPr>
@@ -5551,102 +9179,46 @@
           <w:lang w:val="hr-HR"/>
         </w:rPr>
       </w:pPr>
-      <w:r>
-        <w:rPr>
-          <w:color w:val="FF0000"/>
-          <w:lang w:val="hr-HR"/>
-        </w:rPr>
-        <w:t xml:space="preserve">Koja IP adresa se nalazi u </w:t>
-      </w:r>
-      <w:proofErr w:type="spellStart"/>
-      <w:r>
-        <w:rPr>
-          <w:color w:val="FF0000"/>
-          <w:lang w:val="hr-HR"/>
-        </w:rPr>
-        <w:t>datagramu</w:t>
-      </w:r>
-      <w:proofErr w:type="spellEnd"/>
-      <w:r>
-        <w:rPr>
-          <w:color w:val="FF0000"/>
-          <w:lang w:val="hr-HR"/>
-        </w:rPr>
-        <w:t xml:space="preserve"> kod </w:t>
-      </w:r>
-      <w:proofErr w:type="spellStart"/>
-      <w:r>
-        <w:rPr>
-          <w:color w:val="FF0000"/>
-          <w:lang w:val="hr-HR"/>
-        </w:rPr>
-        <w:t>unicast</w:t>
-      </w:r>
-      <w:proofErr w:type="spellEnd"/>
-      <w:r>
-        <w:rPr>
-          <w:color w:val="FF0000"/>
-          <w:lang w:val="hr-HR"/>
-        </w:rPr>
-        <w:t xml:space="preserve"> strujanja, a koja kod </w:t>
-      </w:r>
-      <w:proofErr w:type="spellStart"/>
-      <w:r>
-        <w:rPr>
-          <w:color w:val="FF0000"/>
-          <w:lang w:val="hr-HR"/>
-        </w:rPr>
-        <w:t>multicast</w:t>
-      </w:r>
-      <w:proofErr w:type="spellEnd"/>
-      <w:r>
-        <w:rPr>
-          <w:color w:val="FF0000"/>
-          <w:lang w:val="hr-HR"/>
-        </w:rPr>
-        <w:t xml:space="preserve"> strujanja?</w:t>
-      </w:r>
-    </w:p>
-    <w:p>
-      <w:pPr>
-        <w:pStyle w:val="Odlomakpopisa"/>
+    </w:p>
+    <w:p>
+      <w:pPr>
+        <w:pStyle w:val="Tijeloteksta"/>
         <w:ind w:left="-76"/>
         <w:jc w:val="both"/>
         <w:rPr>
-          <w:color w:val="FF0000"/>
-          <w:lang w:val="hr-HR"/>
-        </w:rPr>
-      </w:pPr>
-    </w:p>
-    <w:p>
-      <w:pPr>
-        <w:pStyle w:val="Odlomakpopisa"/>
+          <w:color w:val="000000"/>
+          <w:lang w:val="hr-HR"/>
+        </w:rPr>
+      </w:pPr>
+      <w:r>
+        <w:rPr>
+          <w:color w:val="000000"/>
+          <w:lang w:val="hr-HR"/>
+        </w:rPr>
+        <w:t xml:space="preserve">Već na prvi pogled se može vidjeti na </w:t>
+      </w:r>
+      <w:r>
+        <w:rPr>
+          <w:color w:val="000000"/>
+          <w:lang w:val="hr-HR"/>
+        </w:rPr>
+        <w:t>Slici 15 kako sav promet ide od strane poslužitelja prema klijentu.</w:t>
+      </w:r>
+    </w:p>
+    <w:p>
+      <w:pPr>
+        <w:pStyle w:val="Tijeloteksta"/>
         <w:ind w:left="-76"/>
         <w:jc w:val="both"/>
         <w:rPr>
-          <w:color w:val="FF0000"/>
-          <w:lang w:val="hr-HR"/>
-        </w:rPr>
-      </w:pPr>
-    </w:p>
-    <w:p>
-      <w:pPr>
-        <w:pStyle w:val="Odlomakpopisa"/>
-        <w:ind w:left="-76"/>
-        <w:jc w:val="both"/>
-        <w:rPr>
-          <w:color w:val="FF0000"/>
-          <w:lang w:val="hr-HR"/>
-        </w:rPr>
-      </w:pPr>
-    </w:p>
-    <w:p>
-      <w:pPr>
-        <w:pStyle w:val="Odlomakpopisa"/>
-        <w:numPr>
-          <w:ilvl w:val="0"/>
-          <w:numId w:val="2"/>
-        </w:numPr>
+          <w:color w:val="000000"/>
+          <w:lang w:val="hr-HR"/>
+        </w:rPr>
+      </w:pPr>
+    </w:p>
+    <w:p>
+      <w:pPr>
+        <w:pStyle w:val="Odlomakpopisa"/>
         <w:ind w:left="284"/>
         <w:jc w:val="both"/>
         <w:rPr>
@@ -5654,258 +9226,117 @@
           <w:lang w:val="hr-HR"/>
         </w:rPr>
       </w:pPr>
-      <w:r>
-        <w:rPr>
-          <w:color w:val="FF0000"/>
-          <w:lang w:val="hr-HR"/>
-        </w:rPr>
-        <w:t xml:space="preserve">Promatrajte kako radi IGMP i </w:t>
-      </w:r>
-      <w:proofErr w:type="spellStart"/>
-      <w:r>
-        <w:rPr>
-          <w:color w:val="FF0000"/>
-          <w:lang w:val="hr-HR"/>
-        </w:rPr>
-        <w:t>multicast</w:t>
-      </w:r>
-      <w:proofErr w:type="spellEnd"/>
-      <w:r>
-        <w:rPr>
-          <w:color w:val="FF0000"/>
-          <w:lang w:val="hr-HR"/>
-        </w:rPr>
-        <w:t xml:space="preserve">. Kako nastaje </w:t>
-      </w:r>
-      <w:proofErr w:type="spellStart"/>
-      <w:r>
-        <w:rPr>
-          <w:color w:val="FF0000"/>
-          <w:lang w:val="hr-HR"/>
-        </w:rPr>
-        <w:t>multicast</w:t>
-      </w:r>
-      <w:proofErr w:type="spellEnd"/>
-      <w:r>
-        <w:rPr>
-          <w:color w:val="FF0000"/>
-          <w:lang w:val="hr-HR"/>
-        </w:rPr>
-        <w:t xml:space="preserve"> grupa, a kako završava? Kako se novi član dodaje u grupu? Kako član izlazi iz grupe? Nađite odgovarajuće pakete u prometu snimljenom </w:t>
-      </w:r>
-      <w:proofErr w:type="spellStart"/>
-      <w:r>
-        <w:rPr>
-          <w:color w:val="FF0000"/>
-          <w:lang w:val="hr-HR"/>
-        </w:rPr>
-        <w:t>Wiresharkom</w:t>
-      </w:r>
-      <w:proofErr w:type="spellEnd"/>
-      <w:r>
-        <w:rPr>
-          <w:color w:val="FF0000"/>
-          <w:lang w:val="hr-HR"/>
-        </w:rPr>
-        <w:t>.</w:t>
-      </w:r>
-    </w:p>
-    <w:p>
-      <w:pPr>
-        <w:pStyle w:val="Odlomakpopisa"/>
-        <w:ind w:left="-76"/>
-        <w:jc w:val="both"/>
-        <w:rPr>
-          <w:color w:val="FF0000"/>
-          <w:lang w:val="hr-HR"/>
-        </w:rPr>
-      </w:pPr>
-    </w:p>
-    <w:p>
-      <w:pPr>
-        <w:pStyle w:val="Odlomakpopisa"/>
-        <w:ind w:left="-76"/>
-        <w:jc w:val="both"/>
-        <w:rPr>
-          <w:color w:val="FF0000"/>
-          <w:lang w:val="hr-HR"/>
-        </w:rPr>
-      </w:pPr>
-    </w:p>
-    <w:p>
-      <w:pPr>
-        <w:pStyle w:val="Odlomakpopisa"/>
-        <w:ind w:left="-76"/>
-        <w:jc w:val="both"/>
-        <w:rPr>
-          <w:color w:val="FF0000"/>
-          <w:lang w:val="hr-HR"/>
-        </w:rPr>
-      </w:pPr>
-    </w:p>
-    <w:p>
-      <w:pPr>
-        <w:pStyle w:val="Odlomakpopisa"/>
-        <w:numPr>
-          <w:ilvl w:val="0"/>
-          <w:numId w:val="2"/>
-        </w:numPr>
+    </w:p>
+    <w:p>
+      <w:pPr>
+        <w:pStyle w:val="Odlomakpopisa"/>
+        <w:keepNext/>
         <w:ind w:left="284"/>
-        <w:jc w:val="both"/>
-        <w:rPr>
-          <w:color w:val="FF0000"/>
-          <w:lang w:val="hr-HR"/>
-        </w:rPr>
-      </w:pPr>
-      <w:r>
-        <w:rPr>
-          <w:color w:val="FF0000"/>
-          <w:lang w:val="hr-HR"/>
-        </w:rPr>
-        <w:t xml:space="preserve">Gdje se u IGMP paketu nalazi IP adresa </w:t>
-      </w:r>
-      <w:proofErr w:type="spellStart"/>
-      <w:r>
-        <w:rPr>
-          <w:color w:val="FF0000"/>
-          <w:lang w:val="hr-HR"/>
-        </w:rPr>
-        <w:t>multicast</w:t>
-      </w:r>
-      <w:proofErr w:type="spellEnd"/>
-      <w:r>
-        <w:rPr>
-          <w:color w:val="FF0000"/>
-          <w:lang w:val="hr-HR"/>
-        </w:rPr>
-        <w:t xml:space="preserve"> grupe?</w:t>
-      </w:r>
-    </w:p>
-    <w:p>
-      <w:pPr>
-        <w:pStyle w:val="Odlomakpopisa"/>
-        <w:ind w:left="-76"/>
-        <w:jc w:val="both"/>
-        <w:rPr>
-          <w:color w:val="FF0000"/>
-          <w:lang w:val="hr-HR"/>
-        </w:rPr>
-      </w:pPr>
-    </w:p>
-    <w:p>
-      <w:pPr>
-        <w:pStyle w:val="Odlomakpopisa"/>
-        <w:ind w:left="-76"/>
-        <w:jc w:val="both"/>
-        <w:rPr>
-          <w:color w:val="FF0000"/>
-          <w:lang w:val="hr-HR"/>
-        </w:rPr>
-      </w:pPr>
-    </w:p>
-    <w:p>
-      <w:pPr>
-        <w:pStyle w:val="Odlomakpopisa"/>
-        <w:ind w:left="-76"/>
-        <w:jc w:val="both"/>
-        <w:rPr>
-          <w:color w:val="FF0000"/>
-          <w:lang w:val="hr-HR"/>
-        </w:rPr>
-      </w:pPr>
-    </w:p>
-    <w:p>
-      <w:pPr>
-        <w:pStyle w:val="Odlomakpopisa"/>
-        <w:numPr>
-          <w:ilvl w:val="0"/>
-          <w:numId w:val="2"/>
-        </w:numPr>
-        <w:ind w:left="284"/>
-        <w:jc w:val="both"/>
-        <w:rPr>
-          <w:color w:val="FF0000"/>
-          <w:lang w:val="hr-HR"/>
-        </w:rPr>
-      </w:pPr>
-      <w:r>
-        <w:rPr>
-          <w:color w:val="FF0000"/>
-          <w:lang w:val="hr-HR"/>
-        </w:rPr>
-        <w:t>Koliko izvora (</w:t>
-      </w:r>
-      <w:proofErr w:type="spellStart"/>
-      <w:r>
-        <w:rPr>
-          <w:color w:val="FF0000"/>
-          <w:lang w:val="hr-HR"/>
-        </w:rPr>
-        <w:t>sources</w:t>
-      </w:r>
-      <w:proofErr w:type="spellEnd"/>
-      <w:r>
-        <w:rPr>
-          <w:color w:val="FF0000"/>
-          <w:lang w:val="hr-HR"/>
-        </w:rPr>
-        <w:t>) se nalazi u IGMP paketima koje ste pronašli u ovoj vježbi? Koji su to, kako i gdje u IGMP paketu su zapisani?</w:t>
-      </w:r>
-    </w:p>
-    <w:p>
-      <w:pPr>
-        <w:pStyle w:val="Odlomakpopisa"/>
-        <w:ind w:left="284" w:hanging="360"/>
-        <w:jc w:val="both"/>
-        <w:rPr>
-          <w:color w:val="FF0000"/>
-          <w:lang w:val="hr-HR"/>
-        </w:rPr>
-      </w:pPr>
-    </w:p>
-    <w:p>
-      <w:pPr>
-        <w:pStyle w:val="Odlomakpopisa"/>
-        <w:ind w:left="284" w:hanging="360"/>
-        <w:jc w:val="both"/>
-        <w:rPr>
-          <w:color w:val="FF0000"/>
-          <w:lang w:val="hr-HR"/>
-        </w:rPr>
-      </w:pPr>
-    </w:p>
-    <w:p>
-      <w:pPr>
-        <w:pStyle w:val="Odlomakpopisa"/>
-        <w:ind w:left="284" w:hanging="360"/>
-        <w:jc w:val="both"/>
-        <w:rPr>
-          <w:color w:val="FF0000"/>
-          <w:lang w:val="hr-HR"/>
-        </w:rPr>
-      </w:pPr>
-    </w:p>
-    <w:p>
-      <w:pPr>
-        <w:pStyle w:val="Odlomakpopisa"/>
-        <w:ind w:left="284" w:hanging="360"/>
-        <w:jc w:val="both"/>
-        <w:rPr>
-          <w:color w:val="FF0000"/>
-          <w:lang w:val="hr-HR"/>
-        </w:rPr>
-      </w:pPr>
-    </w:p>
-    <w:p>
-      <w:pPr>
-        <w:pStyle w:val="Odlomakpopisa"/>
-        <w:ind w:left="284" w:hanging="360"/>
-        <w:jc w:val="both"/>
-        <w:rPr>
-          <w:color w:val="FF0000"/>
-          <w:lang w:val="hr-HR"/>
-        </w:rPr>
-      </w:pPr>
+        <w:jc w:val="center"/>
+      </w:pPr>
+      <w:r>
+        <w:rPr>
+          <w:noProof/>
+          <w:color w:val="FF0000"/>
+          <w:lang w:val="hr-HR"/>
+        </w:rPr>
+        <w:lastRenderedPageBreak/>
+        <w:drawing>
+          <wp:inline distT="0" distB="0" distL="0" distR="0" wp14:anchorId="6D716EE0" wp14:editId="163F49E8">
+            <wp:extent cx="5939790" cy="1456055"/>
+            <wp:effectExtent l="0" t="0" r="3810" b="0"/>
+            <wp:docPr id="15" name="Image14"/>
+            <wp:cNvGraphicFramePr>
+              <a:graphicFrameLocks xmlns:a="http://schemas.openxmlformats.org/drawingml/2006/main" noChangeAspect="1"/>
+            </wp:cNvGraphicFramePr>
+            <a:graphic xmlns:a="http://schemas.openxmlformats.org/drawingml/2006/main">
+              <a:graphicData uri="http://schemas.openxmlformats.org/drawingml/2006/picture">
+                <pic:pic xmlns:pic="http://schemas.openxmlformats.org/drawingml/2006/picture">
+                  <pic:nvPicPr>
+                    <pic:cNvPr id="15" name="Image14"/>
+                    <pic:cNvPicPr>
+                      <a:picLocks noChangeAspect="1" noChangeArrowheads="1"/>
+                    </pic:cNvPicPr>
+                  </pic:nvPicPr>
+                  <pic:blipFill>
+                    <a:blip r:embed="rId20">
+                      <a:extLst>
+                        <a:ext uri="{28A0092B-C50C-407E-A947-70E740481C1C}">
+                          <a14:useLocalDpi xmlns:a14="http://schemas.microsoft.com/office/drawing/2010/main" val="0"/>
+                        </a:ext>
+                      </a:extLst>
+                    </a:blip>
+                    <a:stretch>
+                      <a:fillRect/>
+                    </a:stretch>
+                  </pic:blipFill>
+                  <pic:spPr bwMode="auto">
+                    <a:xfrm>
+                      <a:off x="0" y="0"/>
+                      <a:ext cx="5939790" cy="1456055"/>
+                    </a:xfrm>
+                    <a:prstGeom prst="rect">
+                      <a:avLst/>
+                    </a:prstGeom>
+                  </pic:spPr>
+                </pic:pic>
+              </a:graphicData>
+            </a:graphic>
+          </wp:inline>
+        </w:drawing>
+      </w:r>
+    </w:p>
+    <w:p>
+      <w:pPr>
+        <w:pStyle w:val="Opisslike"/>
+        <w:jc w:val="center"/>
+        <w:rPr>
+          <w:color w:val="FF0000"/>
+          <w:lang w:val="hr-HR"/>
+        </w:rPr>
+      </w:pPr>
+      <w:proofErr w:type="spellStart"/>
+      <w:r>
+        <w:t>Slika</w:t>
+      </w:r>
+      <w:proofErr w:type="spellEnd"/>
+      <w:r>
+        <w:t xml:space="preserve"> </w:t>
+      </w:r>
+      <w:r>
+        <w:fldChar w:fldCharType="begin"/>
+      </w:r>
+      <w:r>
+        <w:instrText xml:space="preserve"> SEQ Slika \* ARABIC </w:instrText>
+      </w:r>
+      <w:r>
+        <w:fldChar w:fldCharType="separate"/>
+      </w:r>
+      <w:r>
+        <w:rPr>
+          <w:noProof/>
+        </w:rPr>
+        <w:t>15</w:t>
+      </w:r>
+      <w:r>
+        <w:fldChar w:fldCharType="end"/>
+      </w:r>
+      <w:r>
+        <w:t xml:space="preserve"> - </w:t>
+      </w:r>
+      <w:proofErr w:type="spellStart"/>
+      <w:r>
+        <w:t>smjer</w:t>
+      </w:r>
+      <w:proofErr w:type="spellEnd"/>
+      <w:r>
+        <w:t xml:space="preserve"> </w:t>
+      </w:r>
+      <w:proofErr w:type="spellStart"/>
+      <w:r>
+        <w:t>strujanja</w:t>
+      </w:r>
+      <w:proofErr w:type="spellEnd"/>
     </w:p>
     <w:sectPr>
       <w:pgSz w:w="11906" w:h="16838"/>
@@ -5921,9 +9352,470 @@
 <file path=word/numbering.xml><?xml version="1.0" encoding="utf-8"?>
 <w:numbering xmlns:wpc="http://schemas.microsoft.com/office/word/2010/wordprocessingCanvas" xmlns:cx="http://schemas.microsoft.com/office/drawing/2014/chartex" xmlns:cx1="http://schemas.microsoft.com/office/drawing/2015/9/8/chartex" xmlns:cx2="http://schemas.microsoft.com/office/drawing/2015/10/21/chartex" xmlns:cx3="http://schemas.microsoft.com/office/drawing/2016/5/9/chartex" xmlns:cx4="http://schemas.microsoft.com/office/drawing/2016/5/10/chartex" xmlns:cx5="http://schemas.microsoft.com/office/drawing/2016/5/11/chartex" xmlns:cx6="http://schemas.microsoft.com/office/drawing/2016/5/12/chartex" xmlns:cx7="http://schemas.microsoft.com/office/drawing/2016/5/13/chartex" xmlns:cx8="http://schemas.microsoft.com/office/drawing/2016/5/14/chartex" xmlns:mc="http://schemas.openxmlformats.org/markup-compatibility/2006" xmlns:aink="http://schemas.microsoft.com/office/drawing/2016/ink" xmlns:am3d="http://schemas.microsoft.com/office/drawing/2017/model3d" xmlns:o="urn:schemas-microsoft-com:office:office" xmlns:oel="http://schemas.microsoft.com/office/2019/extlst" xmlns:r="http://schemas.openxmlformats.org/officeDocument/2006/relationships" xmlns:m="http://schemas.openxmlformats.org/officeDocument/2006/math" xmlns:v="urn:schemas-microsoft-com:vml" xmlns:wp14="http://schemas.microsoft.com/office/word/2010/wordprocessingDrawing" xmlns:wp="http://schemas.openxmlformats.org/drawingml/2006/wordprocessingDrawing" xmlns:w10="urn:schemas-microsoft-com:office:word" xmlns:w="http://schemas.openxmlformats.org/wordprocessingml/2006/main" xmlns:w14="http://schemas.microsoft.com/office/word/2010/wordml" xmlns:w15="http://schemas.microsoft.com/office/word/2012/wordml" xmlns:w16cex="http://schemas.microsoft.com/office/word/2018/wordml/cex" xmlns:w16cid="http://schemas.microsoft.com/office/word/2016/wordml/cid" xmlns:w16="http://schemas.microsoft.com/office/word/2018/wordml" xmlns:w16du="http://schemas.microsoft.com/office/word/2023/wordml/word16du" xmlns:w16sdtdh="http://schemas.microsoft.com/office/word/2020/wordml/sdtdatahash" xmlns:w16se="http://schemas.microsoft.com/office/word/2015/wordml/symex" xmlns:wpg="http://schemas.microsoft.com/office/word/2010/wordprocessingGroup" xmlns:wpi="http://schemas.microsoft.com/office/word/2010/wordprocessingInk" xmlns:wne="http://schemas.microsoft.com/office/word/2006/wordml" xmlns:wps="http://schemas.microsoft.com/office/word/2010/wordprocessingShape" mc:Ignorable="w14 w15 w16se w16cid w16 w16cex w16sdtdh w16du wp14">
   <w:abstractNum w:abstractNumId="0" w15:restartNumberingAfterBreak="0">
-    <w:nsid w:val="08D618C2"/>
+    <w:nsid w:val="0BA743F5"/>
     <w:multiLevelType w:val="multilevel"/>
-    <w:tmpl w:val="FA702052"/>
+    <w:tmpl w:val="A47256F2"/>
+    <w:lvl w:ilvl="0">
+      <w:start w:val="1"/>
+      <w:numFmt w:val="decimal"/>
+      <w:lvlText w:val="%1."/>
+      <w:lvlJc w:val="left"/>
+      <w:pPr>
+        <w:tabs>
+          <w:tab w:val="num" w:pos="720"/>
+        </w:tabs>
+        <w:ind w:left="720" w:hanging="360"/>
+      </w:pPr>
+    </w:lvl>
+    <w:lvl w:ilvl="1">
+      <w:start w:val="1"/>
+      <w:numFmt w:val="decimal"/>
+      <w:lvlText w:val="%2."/>
+      <w:lvlJc w:val="left"/>
+      <w:pPr>
+        <w:tabs>
+          <w:tab w:val="num" w:pos="1080"/>
+        </w:tabs>
+        <w:ind w:left="1080" w:hanging="360"/>
+      </w:pPr>
+    </w:lvl>
+    <w:lvl w:ilvl="2">
+      <w:start w:val="1"/>
+      <w:numFmt w:val="decimal"/>
+      <w:lvlText w:val="%3."/>
+      <w:lvlJc w:val="left"/>
+      <w:pPr>
+        <w:tabs>
+          <w:tab w:val="num" w:pos="1440"/>
+        </w:tabs>
+        <w:ind w:left="1440" w:hanging="360"/>
+      </w:pPr>
+    </w:lvl>
+    <w:lvl w:ilvl="3">
+      <w:start w:val="1"/>
+      <w:numFmt w:val="decimal"/>
+      <w:lvlText w:val="%4."/>
+      <w:lvlJc w:val="left"/>
+      <w:pPr>
+        <w:tabs>
+          <w:tab w:val="num" w:pos="1800"/>
+        </w:tabs>
+        <w:ind w:left="1800" w:hanging="360"/>
+      </w:pPr>
+    </w:lvl>
+    <w:lvl w:ilvl="4">
+      <w:start w:val="1"/>
+      <w:numFmt w:val="decimal"/>
+      <w:lvlText w:val="%5."/>
+      <w:lvlJc w:val="left"/>
+      <w:pPr>
+        <w:tabs>
+          <w:tab w:val="num" w:pos="2160"/>
+        </w:tabs>
+        <w:ind w:left="2160" w:hanging="360"/>
+      </w:pPr>
+    </w:lvl>
+    <w:lvl w:ilvl="5">
+      <w:start w:val="1"/>
+      <w:numFmt w:val="decimal"/>
+      <w:lvlText w:val="%6."/>
+      <w:lvlJc w:val="left"/>
+      <w:pPr>
+        <w:tabs>
+          <w:tab w:val="num" w:pos="2520"/>
+        </w:tabs>
+        <w:ind w:left="2520" w:hanging="360"/>
+      </w:pPr>
+    </w:lvl>
+    <w:lvl w:ilvl="6">
+      <w:start w:val="1"/>
+      <w:numFmt w:val="decimal"/>
+      <w:lvlText w:val="%7."/>
+      <w:lvlJc w:val="left"/>
+      <w:pPr>
+        <w:tabs>
+          <w:tab w:val="num" w:pos="2880"/>
+        </w:tabs>
+        <w:ind w:left="2880" w:hanging="360"/>
+      </w:pPr>
+    </w:lvl>
+    <w:lvl w:ilvl="7">
+      <w:start w:val="1"/>
+      <w:numFmt w:val="decimal"/>
+      <w:lvlText w:val="%8."/>
+      <w:lvlJc w:val="left"/>
+      <w:pPr>
+        <w:tabs>
+          <w:tab w:val="num" w:pos="3240"/>
+        </w:tabs>
+        <w:ind w:left="3240" w:hanging="360"/>
+      </w:pPr>
+    </w:lvl>
+    <w:lvl w:ilvl="8">
+      <w:start w:val="1"/>
+      <w:numFmt w:val="decimal"/>
+      <w:lvlText w:val="%9."/>
+      <w:lvlJc w:val="left"/>
+      <w:pPr>
+        <w:tabs>
+          <w:tab w:val="num" w:pos="3600"/>
+        </w:tabs>
+        <w:ind w:left="3600" w:hanging="360"/>
+      </w:pPr>
+    </w:lvl>
+  </w:abstractNum>
+  <w:abstractNum w:abstractNumId="1" w15:restartNumberingAfterBreak="0">
+    <w:nsid w:val="142D2E04"/>
+    <w:multiLevelType w:val="multilevel"/>
+    <w:tmpl w:val="0D804A52"/>
+    <w:lvl w:ilvl="0">
+      <w:start w:val="1"/>
+      <w:numFmt w:val="decimal"/>
+      <w:lvlText w:val="%1."/>
+      <w:lvlJc w:val="left"/>
+      <w:pPr>
+        <w:tabs>
+          <w:tab w:val="num" w:pos="0"/>
+        </w:tabs>
+        <w:ind w:left="1428" w:hanging="360"/>
+      </w:pPr>
+    </w:lvl>
+    <w:lvl w:ilvl="1">
+      <w:start w:val="1"/>
+      <w:numFmt w:val="lowerLetter"/>
+      <w:lvlText w:val="%2."/>
+      <w:lvlJc w:val="left"/>
+      <w:pPr>
+        <w:tabs>
+          <w:tab w:val="num" w:pos="0"/>
+        </w:tabs>
+        <w:ind w:left="2148" w:hanging="360"/>
+      </w:pPr>
+    </w:lvl>
+    <w:lvl w:ilvl="2">
+      <w:start w:val="1"/>
+      <w:numFmt w:val="lowerRoman"/>
+      <w:lvlText w:val="%3."/>
+      <w:lvlJc w:val="right"/>
+      <w:pPr>
+        <w:tabs>
+          <w:tab w:val="num" w:pos="0"/>
+        </w:tabs>
+        <w:ind w:left="2868" w:hanging="180"/>
+      </w:pPr>
+    </w:lvl>
+    <w:lvl w:ilvl="3">
+      <w:start w:val="1"/>
+      <w:numFmt w:val="decimal"/>
+      <w:lvlText w:val="%4."/>
+      <w:lvlJc w:val="left"/>
+      <w:pPr>
+        <w:tabs>
+          <w:tab w:val="num" w:pos="0"/>
+        </w:tabs>
+        <w:ind w:left="3588" w:hanging="360"/>
+      </w:pPr>
+    </w:lvl>
+    <w:lvl w:ilvl="4">
+      <w:start w:val="1"/>
+      <w:numFmt w:val="lowerLetter"/>
+      <w:lvlText w:val="%5."/>
+      <w:lvlJc w:val="left"/>
+      <w:pPr>
+        <w:tabs>
+          <w:tab w:val="num" w:pos="0"/>
+        </w:tabs>
+        <w:ind w:left="4308" w:hanging="360"/>
+      </w:pPr>
+    </w:lvl>
+    <w:lvl w:ilvl="5">
+      <w:start w:val="1"/>
+      <w:numFmt w:val="lowerRoman"/>
+      <w:lvlText w:val="%6."/>
+      <w:lvlJc w:val="right"/>
+      <w:pPr>
+        <w:tabs>
+          <w:tab w:val="num" w:pos="0"/>
+        </w:tabs>
+        <w:ind w:left="5028" w:hanging="180"/>
+      </w:pPr>
+    </w:lvl>
+    <w:lvl w:ilvl="6">
+      <w:start w:val="1"/>
+      <w:numFmt w:val="decimal"/>
+      <w:lvlText w:val="%7."/>
+      <w:lvlJc w:val="left"/>
+      <w:pPr>
+        <w:tabs>
+          <w:tab w:val="num" w:pos="0"/>
+        </w:tabs>
+        <w:ind w:left="5748" w:hanging="360"/>
+      </w:pPr>
+    </w:lvl>
+    <w:lvl w:ilvl="7">
+      <w:start w:val="1"/>
+      <w:numFmt w:val="lowerLetter"/>
+      <w:lvlText w:val="%8."/>
+      <w:lvlJc w:val="left"/>
+      <w:pPr>
+        <w:tabs>
+          <w:tab w:val="num" w:pos="0"/>
+        </w:tabs>
+        <w:ind w:left="6468" w:hanging="360"/>
+      </w:pPr>
+    </w:lvl>
+    <w:lvl w:ilvl="8">
+      <w:start w:val="1"/>
+      <w:numFmt w:val="lowerRoman"/>
+      <w:lvlText w:val="%9."/>
+      <w:lvlJc w:val="right"/>
+      <w:pPr>
+        <w:tabs>
+          <w:tab w:val="num" w:pos="0"/>
+        </w:tabs>
+        <w:ind w:left="7188" w:hanging="180"/>
+      </w:pPr>
+    </w:lvl>
+  </w:abstractNum>
+  <w:abstractNum w:abstractNumId="2" w15:restartNumberingAfterBreak="0">
+    <w:nsid w:val="2F384172"/>
+    <w:multiLevelType w:val="multilevel"/>
+    <w:tmpl w:val="05DAF30A"/>
+    <w:lvl w:ilvl="0">
+      <w:start w:val="1"/>
+      <w:numFmt w:val="none"/>
+      <w:suff w:val="nothing"/>
+      <w:lvlText w:val=""/>
+      <w:lvlJc w:val="left"/>
+      <w:pPr>
+        <w:tabs>
+          <w:tab w:val="num" w:pos="0"/>
+        </w:tabs>
+        <w:ind w:left="0" w:firstLine="0"/>
+      </w:pPr>
+    </w:lvl>
+    <w:lvl w:ilvl="1">
+      <w:start w:val="1"/>
+      <w:numFmt w:val="none"/>
+      <w:suff w:val="nothing"/>
+      <w:lvlText w:val=""/>
+      <w:lvlJc w:val="left"/>
+      <w:pPr>
+        <w:tabs>
+          <w:tab w:val="num" w:pos="0"/>
+        </w:tabs>
+        <w:ind w:left="0" w:firstLine="0"/>
+      </w:pPr>
+    </w:lvl>
+    <w:lvl w:ilvl="2">
+      <w:start w:val="1"/>
+      <w:numFmt w:val="none"/>
+      <w:suff w:val="nothing"/>
+      <w:lvlText w:val=""/>
+      <w:lvlJc w:val="left"/>
+      <w:pPr>
+        <w:tabs>
+          <w:tab w:val="num" w:pos="0"/>
+        </w:tabs>
+        <w:ind w:left="0" w:firstLine="0"/>
+      </w:pPr>
+    </w:lvl>
+    <w:lvl w:ilvl="3">
+      <w:start w:val="1"/>
+      <w:numFmt w:val="none"/>
+      <w:suff w:val="nothing"/>
+      <w:lvlText w:val=""/>
+      <w:lvlJc w:val="left"/>
+      <w:pPr>
+        <w:tabs>
+          <w:tab w:val="num" w:pos="0"/>
+        </w:tabs>
+        <w:ind w:left="0" w:firstLine="0"/>
+      </w:pPr>
+    </w:lvl>
+    <w:lvl w:ilvl="4">
+      <w:start w:val="1"/>
+      <w:numFmt w:val="none"/>
+      <w:suff w:val="nothing"/>
+      <w:lvlText w:val=""/>
+      <w:lvlJc w:val="left"/>
+      <w:pPr>
+        <w:tabs>
+          <w:tab w:val="num" w:pos="0"/>
+        </w:tabs>
+        <w:ind w:left="0" w:firstLine="0"/>
+      </w:pPr>
+    </w:lvl>
+    <w:lvl w:ilvl="5">
+      <w:start w:val="1"/>
+      <w:numFmt w:val="none"/>
+      <w:suff w:val="nothing"/>
+      <w:lvlText w:val=""/>
+      <w:lvlJc w:val="left"/>
+      <w:pPr>
+        <w:tabs>
+          <w:tab w:val="num" w:pos="0"/>
+        </w:tabs>
+        <w:ind w:left="0" w:firstLine="0"/>
+      </w:pPr>
+    </w:lvl>
+    <w:lvl w:ilvl="6">
+      <w:start w:val="1"/>
+      <w:numFmt w:val="none"/>
+      <w:suff w:val="nothing"/>
+      <w:lvlText w:val=""/>
+      <w:lvlJc w:val="left"/>
+      <w:pPr>
+        <w:tabs>
+          <w:tab w:val="num" w:pos="0"/>
+        </w:tabs>
+        <w:ind w:left="0" w:firstLine="0"/>
+      </w:pPr>
+    </w:lvl>
+    <w:lvl w:ilvl="7">
+      <w:start w:val="1"/>
+      <w:numFmt w:val="none"/>
+      <w:suff w:val="nothing"/>
+      <w:lvlText w:val=""/>
+      <w:lvlJc w:val="left"/>
+      <w:pPr>
+        <w:tabs>
+          <w:tab w:val="num" w:pos="0"/>
+        </w:tabs>
+        <w:ind w:left="0" w:firstLine="0"/>
+      </w:pPr>
+    </w:lvl>
+    <w:lvl w:ilvl="8">
+      <w:start w:val="1"/>
+      <w:numFmt w:val="none"/>
+      <w:suff w:val="nothing"/>
+      <w:lvlText w:val=""/>
+      <w:lvlJc w:val="left"/>
+      <w:pPr>
+        <w:tabs>
+          <w:tab w:val="num" w:pos="0"/>
+        </w:tabs>
+        <w:ind w:left="0" w:firstLine="0"/>
+      </w:pPr>
+    </w:lvl>
+  </w:abstractNum>
+  <w:abstractNum w:abstractNumId="3" w15:restartNumberingAfterBreak="0">
+    <w:nsid w:val="4FC02F69"/>
+    <w:multiLevelType w:val="multilevel"/>
+    <w:tmpl w:val="35126B14"/>
+    <w:lvl w:ilvl="0">
+      <w:start w:val="1"/>
+      <w:numFmt w:val="decimal"/>
+      <w:lvlText w:val="%1."/>
+      <w:lvlJc w:val="left"/>
+      <w:pPr>
+        <w:tabs>
+          <w:tab w:val="num" w:pos="720"/>
+        </w:tabs>
+        <w:ind w:left="720" w:hanging="360"/>
+      </w:pPr>
+    </w:lvl>
+    <w:lvl w:ilvl="1">
+      <w:start w:val="1"/>
+      <w:numFmt w:val="decimal"/>
+      <w:lvlText w:val="%2."/>
+      <w:lvlJc w:val="left"/>
+      <w:pPr>
+        <w:tabs>
+          <w:tab w:val="num" w:pos="1080"/>
+        </w:tabs>
+        <w:ind w:left="1080" w:hanging="360"/>
+      </w:pPr>
+    </w:lvl>
+    <w:lvl w:ilvl="2">
+      <w:start w:val="1"/>
+      <w:numFmt w:val="decimal"/>
+      <w:lvlText w:val="%3."/>
+      <w:lvlJc w:val="left"/>
+      <w:pPr>
+        <w:tabs>
+          <w:tab w:val="num" w:pos="1440"/>
+        </w:tabs>
+        <w:ind w:left="1440" w:hanging="360"/>
+      </w:pPr>
+    </w:lvl>
+    <w:lvl w:ilvl="3">
+      <w:start w:val="1"/>
+      <w:numFmt w:val="decimal"/>
+      <w:lvlText w:val="%4."/>
+      <w:lvlJc w:val="left"/>
+      <w:pPr>
+        <w:tabs>
+          <w:tab w:val="num" w:pos="1800"/>
+        </w:tabs>
+        <w:ind w:left="1800" w:hanging="360"/>
+      </w:pPr>
+    </w:lvl>
+    <w:lvl w:ilvl="4">
+      <w:start w:val="1"/>
+      <w:numFmt w:val="decimal"/>
+      <w:lvlText w:val="%5."/>
+      <w:lvlJc w:val="left"/>
+      <w:pPr>
+        <w:tabs>
+          <w:tab w:val="num" w:pos="2160"/>
+        </w:tabs>
+        <w:ind w:left="2160" w:hanging="360"/>
+      </w:pPr>
+    </w:lvl>
+    <w:lvl w:ilvl="5">
+      <w:start w:val="1"/>
+      <w:numFmt w:val="decimal"/>
+      <w:lvlText w:val="%6."/>
+      <w:lvlJc w:val="left"/>
+      <w:pPr>
+        <w:tabs>
+          <w:tab w:val="num" w:pos="2520"/>
+        </w:tabs>
+        <w:ind w:left="2520" w:hanging="360"/>
+      </w:pPr>
+    </w:lvl>
+    <w:lvl w:ilvl="6">
+      <w:start w:val="1"/>
+      <w:numFmt w:val="decimal"/>
+      <w:lvlText w:val="%7."/>
+      <w:lvlJc w:val="left"/>
+      <w:pPr>
+        <w:tabs>
+          <w:tab w:val="num" w:pos="2880"/>
+        </w:tabs>
+        <w:ind w:left="2880" w:hanging="360"/>
+      </w:pPr>
+    </w:lvl>
+    <w:lvl w:ilvl="7">
+      <w:start w:val="1"/>
+      <w:numFmt w:val="decimal"/>
+      <w:lvlText w:val="%8."/>
+      <w:lvlJc w:val="left"/>
+      <w:pPr>
+        <w:tabs>
+          <w:tab w:val="num" w:pos="3240"/>
+        </w:tabs>
+        <w:ind w:left="3240" w:hanging="360"/>
+      </w:pPr>
+    </w:lvl>
+    <w:lvl w:ilvl="8">
+      <w:start w:val="1"/>
+      <w:numFmt w:val="decimal"/>
+      <w:lvlText w:val="%9."/>
+      <w:lvlJc w:val="left"/>
+      <w:pPr>
+        <w:tabs>
+          <w:tab w:val="num" w:pos="3600"/>
+        </w:tabs>
+        <w:ind w:left="3600" w:hanging="360"/>
+      </w:pPr>
+    </w:lvl>
+  </w:abstractNum>
+  <w:abstractNum w:abstractNumId="4" w15:restartNumberingAfterBreak="0">
+    <w:nsid w:val="5A55295C"/>
+    <w:multiLevelType w:val="multilevel"/>
+    <w:tmpl w:val="AF0E5EA0"/>
     <w:lvl w:ilvl="0">
       <w:start w:val="1"/>
       <w:numFmt w:val="bullet"/>
@@ -6060,740 +9952,23 @@
       </w:rPr>
     </w:lvl>
   </w:abstractNum>
-  <w:abstractNum w:abstractNumId="1" w15:restartNumberingAfterBreak="0">
-    <w:nsid w:val="0BDC36DD"/>
-    <w:multiLevelType w:val="multilevel"/>
-    <w:tmpl w:val="08B8E3C2"/>
-    <w:lvl w:ilvl="0">
-      <w:start w:val="1"/>
-      <w:numFmt w:val="none"/>
-      <w:suff w:val="nothing"/>
-      <w:lvlText w:val=""/>
-      <w:lvlJc w:val="left"/>
-      <w:pPr>
-        <w:tabs>
-          <w:tab w:val="num" w:pos="0"/>
-        </w:tabs>
-        <w:ind w:left="0" w:firstLine="0"/>
-      </w:pPr>
-    </w:lvl>
-    <w:lvl w:ilvl="1">
-      <w:start w:val="1"/>
-      <w:numFmt w:val="none"/>
-      <w:suff w:val="nothing"/>
-      <w:lvlText w:val=""/>
-      <w:lvlJc w:val="left"/>
-      <w:pPr>
-        <w:tabs>
-          <w:tab w:val="num" w:pos="0"/>
-        </w:tabs>
-        <w:ind w:left="0" w:firstLine="0"/>
-      </w:pPr>
-    </w:lvl>
-    <w:lvl w:ilvl="2">
-      <w:start w:val="1"/>
-      <w:numFmt w:val="none"/>
-      <w:suff w:val="nothing"/>
-      <w:lvlText w:val=""/>
-      <w:lvlJc w:val="left"/>
-      <w:pPr>
-        <w:tabs>
-          <w:tab w:val="num" w:pos="0"/>
-        </w:tabs>
-        <w:ind w:left="0" w:firstLine="0"/>
-      </w:pPr>
-    </w:lvl>
-    <w:lvl w:ilvl="3">
-      <w:start w:val="1"/>
-      <w:numFmt w:val="none"/>
-      <w:suff w:val="nothing"/>
-      <w:lvlText w:val=""/>
-      <w:lvlJc w:val="left"/>
-      <w:pPr>
-        <w:tabs>
-          <w:tab w:val="num" w:pos="0"/>
-        </w:tabs>
-        <w:ind w:left="0" w:firstLine="0"/>
-      </w:pPr>
-    </w:lvl>
-    <w:lvl w:ilvl="4">
-      <w:start w:val="1"/>
-      <w:numFmt w:val="none"/>
-      <w:suff w:val="nothing"/>
-      <w:lvlText w:val=""/>
-      <w:lvlJc w:val="left"/>
-      <w:pPr>
-        <w:tabs>
-          <w:tab w:val="num" w:pos="0"/>
-        </w:tabs>
-        <w:ind w:left="0" w:firstLine="0"/>
-      </w:pPr>
-    </w:lvl>
-    <w:lvl w:ilvl="5">
-      <w:start w:val="1"/>
-      <w:numFmt w:val="none"/>
-      <w:suff w:val="nothing"/>
-      <w:lvlText w:val=""/>
-      <w:lvlJc w:val="left"/>
-      <w:pPr>
-        <w:tabs>
-          <w:tab w:val="num" w:pos="0"/>
-        </w:tabs>
-        <w:ind w:left="0" w:firstLine="0"/>
-      </w:pPr>
-    </w:lvl>
-    <w:lvl w:ilvl="6">
-      <w:start w:val="1"/>
-      <w:numFmt w:val="none"/>
-      <w:suff w:val="nothing"/>
-      <w:lvlText w:val=""/>
-      <w:lvlJc w:val="left"/>
-      <w:pPr>
-        <w:tabs>
-          <w:tab w:val="num" w:pos="0"/>
-        </w:tabs>
-        <w:ind w:left="0" w:firstLine="0"/>
-      </w:pPr>
-    </w:lvl>
-    <w:lvl w:ilvl="7">
-      <w:start w:val="1"/>
-      <w:numFmt w:val="none"/>
-      <w:suff w:val="nothing"/>
-      <w:lvlText w:val=""/>
-      <w:lvlJc w:val="left"/>
-      <w:pPr>
-        <w:tabs>
-          <w:tab w:val="num" w:pos="0"/>
-        </w:tabs>
-        <w:ind w:left="0" w:firstLine="0"/>
-      </w:pPr>
-    </w:lvl>
-    <w:lvl w:ilvl="8">
-      <w:start w:val="1"/>
-      <w:numFmt w:val="none"/>
-      <w:suff w:val="nothing"/>
-      <w:lvlText w:val=""/>
-      <w:lvlJc w:val="left"/>
-      <w:pPr>
-        <w:tabs>
-          <w:tab w:val="num" w:pos="0"/>
-        </w:tabs>
-        <w:ind w:left="0" w:firstLine="0"/>
-      </w:pPr>
-    </w:lvl>
-  </w:abstractNum>
-  <w:abstractNum w:abstractNumId="2" w15:restartNumberingAfterBreak="0">
-    <w:nsid w:val="25AE4615"/>
-    <w:multiLevelType w:val="multilevel"/>
-    <w:tmpl w:val="90CA0620"/>
-    <w:lvl w:ilvl="0">
-      <w:start w:val="1"/>
-      <w:numFmt w:val="decimal"/>
-      <w:lvlText w:val="%1."/>
-      <w:lvlJc w:val="left"/>
-      <w:pPr>
-        <w:tabs>
-          <w:tab w:val="num" w:pos="709"/>
-        </w:tabs>
-        <w:ind w:left="709" w:hanging="283"/>
-      </w:pPr>
-    </w:lvl>
-    <w:lvl w:ilvl="1">
-      <w:start w:val="1"/>
-      <w:numFmt w:val="decimal"/>
-      <w:lvlText w:val="%2."/>
-      <w:lvlJc w:val="left"/>
-      <w:pPr>
-        <w:tabs>
-          <w:tab w:val="num" w:pos="1418"/>
-        </w:tabs>
-        <w:ind w:left="1418" w:hanging="283"/>
-      </w:pPr>
-    </w:lvl>
-    <w:lvl w:ilvl="2">
-      <w:start w:val="1"/>
-      <w:numFmt w:val="decimal"/>
-      <w:lvlText w:val="%3."/>
-      <w:lvlJc w:val="left"/>
-      <w:pPr>
-        <w:tabs>
-          <w:tab w:val="num" w:pos="2127"/>
-        </w:tabs>
-        <w:ind w:left="2127" w:hanging="283"/>
-      </w:pPr>
-    </w:lvl>
-    <w:lvl w:ilvl="3">
-      <w:start w:val="1"/>
-      <w:numFmt w:val="decimal"/>
-      <w:lvlText w:val="%4."/>
-      <w:lvlJc w:val="left"/>
-      <w:pPr>
-        <w:tabs>
-          <w:tab w:val="num" w:pos="2836"/>
-        </w:tabs>
-        <w:ind w:left="2836" w:hanging="283"/>
-      </w:pPr>
-    </w:lvl>
-    <w:lvl w:ilvl="4">
-      <w:start w:val="1"/>
-      <w:numFmt w:val="decimal"/>
-      <w:lvlText w:val="%5."/>
-      <w:lvlJc w:val="left"/>
-      <w:pPr>
-        <w:tabs>
-          <w:tab w:val="num" w:pos="3545"/>
-        </w:tabs>
-        <w:ind w:left="3545" w:hanging="283"/>
-      </w:pPr>
-    </w:lvl>
-    <w:lvl w:ilvl="5">
-      <w:start w:val="1"/>
-      <w:numFmt w:val="decimal"/>
-      <w:lvlText w:val="%6."/>
-      <w:lvlJc w:val="left"/>
-      <w:pPr>
-        <w:tabs>
-          <w:tab w:val="num" w:pos="4254"/>
-        </w:tabs>
-        <w:ind w:left="4254" w:hanging="283"/>
-      </w:pPr>
-    </w:lvl>
-    <w:lvl w:ilvl="6">
-      <w:start w:val="1"/>
-      <w:numFmt w:val="decimal"/>
-      <w:lvlText w:val="%7."/>
-      <w:lvlJc w:val="left"/>
-      <w:pPr>
-        <w:tabs>
-          <w:tab w:val="num" w:pos="4963"/>
-        </w:tabs>
-        <w:ind w:left="4963" w:hanging="283"/>
-      </w:pPr>
-    </w:lvl>
-    <w:lvl w:ilvl="7">
-      <w:start w:val="1"/>
-      <w:numFmt w:val="decimal"/>
-      <w:lvlText w:val="%8."/>
-      <w:lvlJc w:val="left"/>
-      <w:pPr>
-        <w:tabs>
-          <w:tab w:val="num" w:pos="5672"/>
-        </w:tabs>
-        <w:ind w:left="5672" w:hanging="283"/>
-      </w:pPr>
-    </w:lvl>
-    <w:lvl w:ilvl="8">
-      <w:start w:val="1"/>
-      <w:numFmt w:val="decimal"/>
-      <w:lvlText w:val="%9."/>
-      <w:lvlJc w:val="left"/>
-      <w:pPr>
-        <w:tabs>
-          <w:tab w:val="num" w:pos="6381"/>
-        </w:tabs>
-        <w:ind w:left="6381" w:hanging="283"/>
-      </w:pPr>
-    </w:lvl>
-  </w:abstractNum>
-  <w:abstractNum w:abstractNumId="3" w15:restartNumberingAfterBreak="0">
-    <w:nsid w:val="44D84CE1"/>
-    <w:multiLevelType w:val="multilevel"/>
-    <w:tmpl w:val="3F0ABF78"/>
-    <w:lvl w:ilvl="0">
-      <w:start w:val="1"/>
-      <w:numFmt w:val="decimal"/>
-      <w:lvlText w:val="%1."/>
-      <w:lvlJc w:val="left"/>
-      <w:pPr>
-        <w:tabs>
-          <w:tab w:val="num" w:pos="709"/>
-        </w:tabs>
-        <w:ind w:left="709" w:hanging="283"/>
-      </w:pPr>
-    </w:lvl>
-    <w:lvl w:ilvl="1">
-      <w:start w:val="1"/>
-      <w:numFmt w:val="bullet"/>
-      <w:lvlText w:val=""/>
-      <w:lvlJc w:val="left"/>
-      <w:pPr>
-        <w:tabs>
-          <w:tab w:val="num" w:pos="1418"/>
-        </w:tabs>
-        <w:ind w:left="1418" w:hanging="283"/>
-      </w:pPr>
-      <w:rPr>
-        <w:rFonts w:ascii="Symbol" w:hAnsi="Symbol" w:cs="Symbol" w:hint="default"/>
-      </w:rPr>
-    </w:lvl>
-    <w:lvl w:ilvl="2">
-      <w:start w:val="1"/>
-      <w:numFmt w:val="bullet"/>
-      <w:lvlText w:val=""/>
-      <w:lvlJc w:val="left"/>
-      <w:pPr>
-        <w:tabs>
-          <w:tab w:val="num" w:pos="2127"/>
-        </w:tabs>
-        <w:ind w:left="2127" w:hanging="283"/>
-      </w:pPr>
-      <w:rPr>
-        <w:rFonts w:ascii="Symbol" w:hAnsi="Symbol" w:cs="Symbol" w:hint="default"/>
-      </w:rPr>
-    </w:lvl>
-    <w:lvl w:ilvl="3">
-      <w:start w:val="1"/>
-      <w:numFmt w:val="bullet"/>
-      <w:lvlText w:val=""/>
-      <w:lvlJc w:val="left"/>
-      <w:pPr>
-        <w:tabs>
-          <w:tab w:val="num" w:pos="2836"/>
-        </w:tabs>
-        <w:ind w:left="2836" w:hanging="283"/>
-      </w:pPr>
-      <w:rPr>
-        <w:rFonts w:ascii="Symbol" w:hAnsi="Symbol" w:cs="Symbol" w:hint="default"/>
-      </w:rPr>
-    </w:lvl>
-    <w:lvl w:ilvl="4">
-      <w:start w:val="1"/>
-      <w:numFmt w:val="bullet"/>
-      <w:lvlText w:val=""/>
-      <w:lvlJc w:val="left"/>
-      <w:pPr>
-        <w:tabs>
-          <w:tab w:val="num" w:pos="3545"/>
-        </w:tabs>
-        <w:ind w:left="3545" w:hanging="283"/>
-      </w:pPr>
-      <w:rPr>
-        <w:rFonts w:ascii="Symbol" w:hAnsi="Symbol" w:cs="Symbol" w:hint="default"/>
-      </w:rPr>
-    </w:lvl>
-    <w:lvl w:ilvl="5">
-      <w:start w:val="1"/>
-      <w:numFmt w:val="bullet"/>
-      <w:lvlText w:val=""/>
-      <w:lvlJc w:val="left"/>
-      <w:pPr>
-        <w:tabs>
-          <w:tab w:val="num" w:pos="4254"/>
-        </w:tabs>
-        <w:ind w:left="4254" w:hanging="283"/>
-      </w:pPr>
-      <w:rPr>
-        <w:rFonts w:ascii="Symbol" w:hAnsi="Symbol" w:cs="Symbol" w:hint="default"/>
-      </w:rPr>
-    </w:lvl>
-    <w:lvl w:ilvl="6">
-      <w:start w:val="1"/>
-      <w:numFmt w:val="bullet"/>
-      <w:lvlText w:val=""/>
-      <w:lvlJc w:val="left"/>
-      <w:pPr>
-        <w:tabs>
-          <w:tab w:val="num" w:pos="4963"/>
-        </w:tabs>
-        <w:ind w:left="4963" w:hanging="283"/>
-      </w:pPr>
-      <w:rPr>
-        <w:rFonts w:ascii="Symbol" w:hAnsi="Symbol" w:cs="Symbol" w:hint="default"/>
-      </w:rPr>
-    </w:lvl>
-    <w:lvl w:ilvl="7">
-      <w:start w:val="1"/>
-      <w:numFmt w:val="bullet"/>
-      <w:lvlText w:val=""/>
-      <w:lvlJc w:val="left"/>
-      <w:pPr>
-        <w:tabs>
-          <w:tab w:val="num" w:pos="5672"/>
-        </w:tabs>
-        <w:ind w:left="5672" w:hanging="283"/>
-      </w:pPr>
-      <w:rPr>
-        <w:rFonts w:ascii="Symbol" w:hAnsi="Symbol" w:cs="Symbol" w:hint="default"/>
-      </w:rPr>
-    </w:lvl>
-    <w:lvl w:ilvl="8">
-      <w:start w:val="1"/>
-      <w:numFmt w:val="bullet"/>
-      <w:lvlText w:val=""/>
-      <w:lvlJc w:val="left"/>
-      <w:pPr>
-        <w:tabs>
-          <w:tab w:val="num" w:pos="6381"/>
-        </w:tabs>
-        <w:ind w:left="6381" w:hanging="283"/>
-      </w:pPr>
-      <w:rPr>
-        <w:rFonts w:ascii="Symbol" w:hAnsi="Symbol" w:cs="Symbol" w:hint="default"/>
-      </w:rPr>
-    </w:lvl>
-  </w:abstractNum>
-  <w:abstractNum w:abstractNumId="4" w15:restartNumberingAfterBreak="0">
-    <w:nsid w:val="4F263C64"/>
-    <w:multiLevelType w:val="multilevel"/>
-    <w:tmpl w:val="FC16675E"/>
-    <w:lvl w:ilvl="0">
-      <w:start w:val="1"/>
-      <w:numFmt w:val="decimal"/>
-      <w:lvlText w:val="%1."/>
-      <w:lvlJc w:val="left"/>
-      <w:pPr>
-        <w:tabs>
-          <w:tab w:val="num" w:pos="0"/>
-        </w:tabs>
-        <w:ind w:left="1428" w:hanging="360"/>
-      </w:pPr>
-    </w:lvl>
-    <w:lvl w:ilvl="1">
-      <w:start w:val="1"/>
-      <w:numFmt w:val="lowerLetter"/>
-      <w:lvlText w:val="%2."/>
-      <w:lvlJc w:val="left"/>
-      <w:pPr>
-        <w:tabs>
-          <w:tab w:val="num" w:pos="0"/>
-        </w:tabs>
-        <w:ind w:left="2148" w:hanging="360"/>
-      </w:pPr>
-    </w:lvl>
-    <w:lvl w:ilvl="2">
-      <w:start w:val="1"/>
-      <w:numFmt w:val="lowerRoman"/>
-      <w:lvlText w:val="%3."/>
-      <w:lvlJc w:val="right"/>
-      <w:pPr>
-        <w:tabs>
-          <w:tab w:val="num" w:pos="0"/>
-        </w:tabs>
-        <w:ind w:left="2868" w:hanging="180"/>
-      </w:pPr>
-    </w:lvl>
-    <w:lvl w:ilvl="3">
-      <w:start w:val="1"/>
-      <w:numFmt w:val="decimal"/>
-      <w:lvlText w:val="%4."/>
-      <w:lvlJc w:val="left"/>
-      <w:pPr>
-        <w:tabs>
-          <w:tab w:val="num" w:pos="0"/>
-        </w:tabs>
-        <w:ind w:left="3588" w:hanging="360"/>
-      </w:pPr>
-    </w:lvl>
-    <w:lvl w:ilvl="4">
-      <w:start w:val="1"/>
-      <w:numFmt w:val="lowerLetter"/>
-      <w:lvlText w:val="%5."/>
-      <w:lvlJc w:val="left"/>
-      <w:pPr>
-        <w:tabs>
-          <w:tab w:val="num" w:pos="0"/>
-        </w:tabs>
-        <w:ind w:left="4308" w:hanging="360"/>
-      </w:pPr>
-    </w:lvl>
-    <w:lvl w:ilvl="5">
-      <w:start w:val="1"/>
-      <w:numFmt w:val="lowerRoman"/>
-      <w:lvlText w:val="%6."/>
-      <w:lvlJc w:val="right"/>
-      <w:pPr>
-        <w:tabs>
-          <w:tab w:val="num" w:pos="0"/>
-        </w:tabs>
-        <w:ind w:left="5028" w:hanging="180"/>
-      </w:pPr>
-    </w:lvl>
-    <w:lvl w:ilvl="6">
-      <w:start w:val="1"/>
-      <w:numFmt w:val="decimal"/>
-      <w:lvlText w:val="%7."/>
-      <w:lvlJc w:val="left"/>
-      <w:pPr>
-        <w:tabs>
-          <w:tab w:val="num" w:pos="0"/>
-        </w:tabs>
-        <w:ind w:left="5748" w:hanging="360"/>
-      </w:pPr>
-    </w:lvl>
-    <w:lvl w:ilvl="7">
-      <w:start w:val="1"/>
-      <w:numFmt w:val="lowerLetter"/>
-      <w:lvlText w:val="%8."/>
-      <w:lvlJc w:val="left"/>
-      <w:pPr>
-        <w:tabs>
-          <w:tab w:val="num" w:pos="0"/>
-        </w:tabs>
-        <w:ind w:left="6468" w:hanging="360"/>
-      </w:pPr>
-    </w:lvl>
-    <w:lvl w:ilvl="8">
-      <w:start w:val="1"/>
-      <w:numFmt w:val="lowerRoman"/>
-      <w:lvlText w:val="%9."/>
-      <w:lvlJc w:val="right"/>
-      <w:pPr>
-        <w:tabs>
-          <w:tab w:val="num" w:pos="0"/>
-        </w:tabs>
-        <w:ind w:left="7188" w:hanging="180"/>
-      </w:pPr>
-    </w:lvl>
-  </w:abstractNum>
-  <w:abstractNum w:abstractNumId="5" w15:restartNumberingAfterBreak="0">
-    <w:nsid w:val="6B4176D1"/>
-    <w:multiLevelType w:val="multilevel"/>
-    <w:tmpl w:val="0CB283E2"/>
-    <w:lvl w:ilvl="0">
-      <w:start w:val="1"/>
-      <w:numFmt w:val="decimal"/>
-      <w:lvlText w:val="%1."/>
-      <w:lvlJc w:val="left"/>
-      <w:pPr>
-        <w:tabs>
-          <w:tab w:val="num" w:pos="720"/>
-        </w:tabs>
-        <w:ind w:left="720" w:hanging="360"/>
-      </w:pPr>
-    </w:lvl>
-    <w:lvl w:ilvl="1">
-      <w:start w:val="1"/>
-      <w:numFmt w:val="decimal"/>
-      <w:lvlText w:val="%2."/>
-      <w:lvlJc w:val="left"/>
-      <w:pPr>
-        <w:tabs>
-          <w:tab w:val="num" w:pos="1080"/>
-        </w:tabs>
-        <w:ind w:left="1080" w:hanging="360"/>
-      </w:pPr>
-    </w:lvl>
-    <w:lvl w:ilvl="2">
-      <w:start w:val="1"/>
-      <w:numFmt w:val="decimal"/>
-      <w:lvlText w:val="%3."/>
-      <w:lvlJc w:val="left"/>
-      <w:pPr>
-        <w:tabs>
-          <w:tab w:val="num" w:pos="1440"/>
-        </w:tabs>
-        <w:ind w:left="1440" w:hanging="360"/>
-      </w:pPr>
-    </w:lvl>
-    <w:lvl w:ilvl="3">
-      <w:start w:val="1"/>
-      <w:numFmt w:val="decimal"/>
-      <w:lvlText w:val="%4."/>
-      <w:lvlJc w:val="left"/>
-      <w:pPr>
-        <w:tabs>
-          <w:tab w:val="num" w:pos="1800"/>
-        </w:tabs>
-        <w:ind w:left="1800" w:hanging="360"/>
-      </w:pPr>
-    </w:lvl>
-    <w:lvl w:ilvl="4">
-      <w:start w:val="1"/>
-      <w:numFmt w:val="decimal"/>
-      <w:lvlText w:val="%5."/>
-      <w:lvlJc w:val="left"/>
-      <w:pPr>
-        <w:tabs>
-          <w:tab w:val="num" w:pos="2160"/>
-        </w:tabs>
-        <w:ind w:left="2160" w:hanging="360"/>
-      </w:pPr>
-    </w:lvl>
-    <w:lvl w:ilvl="5">
-      <w:start w:val="1"/>
-      <w:numFmt w:val="decimal"/>
-      <w:lvlText w:val="%6."/>
-      <w:lvlJc w:val="left"/>
-      <w:pPr>
-        <w:tabs>
-          <w:tab w:val="num" w:pos="2520"/>
-        </w:tabs>
-        <w:ind w:left="2520" w:hanging="360"/>
-      </w:pPr>
-    </w:lvl>
-    <w:lvl w:ilvl="6">
-      <w:start w:val="1"/>
-      <w:numFmt w:val="decimal"/>
-      <w:lvlText w:val="%7."/>
-      <w:lvlJc w:val="left"/>
-      <w:pPr>
-        <w:tabs>
-          <w:tab w:val="num" w:pos="2880"/>
-        </w:tabs>
-        <w:ind w:left="2880" w:hanging="360"/>
-      </w:pPr>
-    </w:lvl>
-    <w:lvl w:ilvl="7">
-      <w:start w:val="1"/>
-      <w:numFmt w:val="decimal"/>
-      <w:lvlText w:val="%8."/>
-      <w:lvlJc w:val="left"/>
-      <w:pPr>
-        <w:tabs>
-          <w:tab w:val="num" w:pos="3240"/>
-        </w:tabs>
-        <w:ind w:left="3240" w:hanging="360"/>
-      </w:pPr>
-    </w:lvl>
-    <w:lvl w:ilvl="8">
-      <w:start w:val="1"/>
-      <w:numFmt w:val="decimal"/>
-      <w:lvlText w:val="%9."/>
-      <w:lvlJc w:val="left"/>
-      <w:pPr>
-        <w:tabs>
-          <w:tab w:val="num" w:pos="3600"/>
-        </w:tabs>
-        <w:ind w:left="3600" w:hanging="360"/>
-      </w:pPr>
-    </w:lvl>
-  </w:abstractNum>
-  <w:abstractNum w:abstractNumId="6" w15:restartNumberingAfterBreak="0">
-    <w:nsid w:val="6C3D2C70"/>
-    <w:multiLevelType w:val="multilevel"/>
-    <w:tmpl w:val="FF9A775A"/>
-    <w:lvl w:ilvl="0">
-      <w:start w:val="1"/>
-      <w:numFmt w:val="decimal"/>
-      <w:lvlText w:val="%1."/>
-      <w:lvlJc w:val="left"/>
-      <w:pPr>
-        <w:tabs>
-          <w:tab w:val="num" w:pos="720"/>
-        </w:tabs>
-        <w:ind w:left="720" w:hanging="360"/>
-      </w:pPr>
-    </w:lvl>
-    <w:lvl w:ilvl="1">
-      <w:start w:val="1"/>
-      <w:numFmt w:val="decimal"/>
-      <w:lvlText w:val="%2."/>
-      <w:lvlJc w:val="left"/>
-      <w:pPr>
-        <w:tabs>
-          <w:tab w:val="num" w:pos="1080"/>
-        </w:tabs>
-        <w:ind w:left="1080" w:hanging="360"/>
-      </w:pPr>
-    </w:lvl>
-    <w:lvl w:ilvl="2">
-      <w:start w:val="1"/>
-      <w:numFmt w:val="decimal"/>
-      <w:lvlText w:val="%3."/>
-      <w:lvlJc w:val="left"/>
-      <w:pPr>
-        <w:tabs>
-          <w:tab w:val="num" w:pos="1440"/>
-        </w:tabs>
-        <w:ind w:left="1440" w:hanging="360"/>
-      </w:pPr>
-    </w:lvl>
-    <w:lvl w:ilvl="3">
-      <w:start w:val="1"/>
-      <w:numFmt w:val="decimal"/>
-      <w:lvlText w:val="%4."/>
-      <w:lvlJc w:val="left"/>
-      <w:pPr>
-        <w:tabs>
-          <w:tab w:val="num" w:pos="1800"/>
-        </w:tabs>
-        <w:ind w:left="1800" w:hanging="360"/>
-      </w:pPr>
-    </w:lvl>
-    <w:lvl w:ilvl="4">
-      <w:start w:val="1"/>
-      <w:numFmt w:val="decimal"/>
-      <w:lvlText w:val="%5."/>
-      <w:lvlJc w:val="left"/>
-      <w:pPr>
-        <w:tabs>
-          <w:tab w:val="num" w:pos="2160"/>
-        </w:tabs>
-        <w:ind w:left="2160" w:hanging="360"/>
-      </w:pPr>
-    </w:lvl>
-    <w:lvl w:ilvl="5">
-      <w:start w:val="1"/>
-      <w:numFmt w:val="decimal"/>
-      <w:lvlText w:val="%6."/>
-      <w:lvlJc w:val="left"/>
-      <w:pPr>
-        <w:tabs>
-          <w:tab w:val="num" w:pos="2520"/>
-        </w:tabs>
-        <w:ind w:left="2520" w:hanging="360"/>
-      </w:pPr>
-    </w:lvl>
-    <w:lvl w:ilvl="6">
-      <w:start w:val="1"/>
-      <w:numFmt w:val="decimal"/>
-      <w:lvlText w:val="%7."/>
-      <w:lvlJc w:val="left"/>
-      <w:pPr>
-        <w:tabs>
-          <w:tab w:val="num" w:pos="2880"/>
-        </w:tabs>
-        <w:ind w:left="2880" w:hanging="360"/>
-      </w:pPr>
-    </w:lvl>
-    <w:lvl w:ilvl="7">
-      <w:start w:val="1"/>
-      <w:numFmt w:val="decimal"/>
-      <w:lvlText w:val="%8."/>
-      <w:lvlJc w:val="left"/>
-      <w:pPr>
-        <w:tabs>
-          <w:tab w:val="num" w:pos="3240"/>
-        </w:tabs>
-        <w:ind w:left="3240" w:hanging="360"/>
-      </w:pPr>
-    </w:lvl>
-    <w:lvl w:ilvl="8">
-      <w:start w:val="1"/>
-      <w:numFmt w:val="decimal"/>
-      <w:lvlText w:val="%9."/>
-      <w:lvlJc w:val="left"/>
-      <w:pPr>
-        <w:tabs>
-          <w:tab w:val="num" w:pos="3600"/>
-        </w:tabs>
-        <w:ind w:left="3600" w:hanging="360"/>
-      </w:pPr>
-    </w:lvl>
-  </w:abstractNum>
-  <w:num w:numId="1" w16cid:durableId="260182860">
+  <w:num w:numId="1" w16cid:durableId="893547495">
+    <w:abstractNumId w:val="1"/>
+  </w:num>
+  <w:num w:numId="2" w16cid:durableId="1888492170">
+    <w:abstractNumId w:val="3"/>
+  </w:num>
+  <w:num w:numId="3" w16cid:durableId="169411579">
     <w:abstractNumId w:val="4"/>
   </w:num>
-  <w:num w:numId="2" w16cid:durableId="1695493151">
-    <w:abstractNumId w:val="5"/>
-  </w:num>
-  <w:num w:numId="3" w16cid:durableId="750393570">
+  <w:num w:numId="4" w16cid:durableId="413092402">
     <w:abstractNumId w:val="0"/>
   </w:num>
-  <w:num w:numId="4" w16cid:durableId="1065101108">
-    <w:abstractNumId w:val="3"/>
-  </w:num>
-  <w:num w:numId="5" w16cid:durableId="1268538970">
+  <w:num w:numId="5" w16cid:durableId="893127729">
     <w:abstractNumId w:val="2"/>
   </w:num>
-  <w:num w:numId="6" w16cid:durableId="793788050">
-    <w:abstractNumId w:val="6"/>
-  </w:num>
-  <w:num w:numId="7" w16cid:durableId="534121751">
-    <w:abstractNumId w:val="1"/>
-  </w:num>
-  <w:num w:numId="8" w16cid:durableId="2117403836">
-    <w:abstractNumId w:val="5"/>
+  <w:num w:numId="6" w16cid:durableId="1238201095">
+    <w:abstractNumId w:val="3"/>
     <w:lvlOverride w:ilvl="0">
       <w:startOverride w:val="1"/>
     </w:lvlOverride>
